--- a/assets/cv/Josh_Mansfield_CV.docx
+++ b/assets/cv/Josh_Mansfield_CV.docx
@@ -943,6 +943,51 @@
             <w:pPr>
               <w:pStyle w:val="p1"/>
               <w:rPr>
+                <w:rFonts w:ascii="Roboto" w:hAnsi="Roboto"/>
+                <w:sz w:val="22"/>
+                <w:szCs w:val="22"/>
+              </w:rPr>
+            </w:pPr>
+            <w:r>
+              <w:rPr>
+                <w:rStyle w:val="s1"/>
+                <w:rFonts w:ascii="Roboto" w:hAnsi="Roboto"/>
+                <w:b/>
+                <w:bCs/>
+                <w:sz w:val="22"/>
+                <w:szCs w:val="22"/>
+              </w:rPr>
+              <w:t>Pulse</w:t>
+            </w:r>
+            <w:r>
+              <w:rPr>
+                <w:rFonts w:ascii="Roboto" w:hAnsi="Roboto"/>
+                <w:sz w:val="22"/>
+                <w:szCs w:val="22"/>
+              </w:rPr>
+              <w:t xml:space="preserve"> — </w:t>
+            </w:r>
+            <w:r>
+              <w:rPr>
+                <w:rFonts w:ascii="Roboto" w:hAnsi="Roboto"/>
+                <w:sz w:val="22"/>
+                <w:szCs w:val="22"/>
+              </w:rPr>
+              <w:t xml:space="preserve">a diagnostics app designed to test the functionality </w:t>
+            </w:r>
+            <w:r>
+              <w:rPr>
+                <w:rFonts w:ascii="Roboto" w:hAnsi="Roboto"/>
+                <w:sz w:val="22"/>
+                <w:szCs w:val="22"/>
+              </w:rPr>
+              <w:t>of iOS and iPadOS devices</w:t>
+            </w:r>
+          </w:p>
+          <w:p>
+            <w:pPr>
+              <w:pStyle w:val="p1"/>
+              <w:rPr>
                 <w:rStyle w:val="Hyperlink"/>
                 <w:rFonts w:ascii="Roboto" w:hAnsi="Roboto"/>
                 <w:b/>
@@ -1108,25 +1153,7 @@
                   <w:b/>
                   <w:bCs/>
                 </w:rPr>
-                <w:t>Getpimen</w:t>
-              </w:r>
-              <w:r>
-                <w:rPr>
-                  <w:rStyle w:val="Hyperlink"/>
-                  <w:rFonts w:ascii="Aptos" w:eastAsia="Roboto" w:hAnsi="Aptos" w:cs="Roboto"/>
-                  <w:b/>
-                  <w:bCs/>
-                </w:rPr>
-                <w:t>t</w:t>
-              </w:r>
-              <w:r>
-                <w:rPr>
-                  <w:rStyle w:val="Hyperlink"/>
-                  <w:rFonts w:ascii="Aptos" w:eastAsia="Roboto" w:hAnsi="Aptos" w:cs="Roboto"/>
-                  <w:b/>
-                  <w:bCs/>
-                </w:rPr>
-                <w:t>o.com</w:t>
+                <w:t>Getpimento.com</w:t>
               </w:r>
             </w:hyperlink>
           </w:p>
@@ -1227,23 +1254,6 @@
           </w:p>
           <w:p>
             <w:pPr>
-              <w:pStyle w:val="skn-mls3sectiontitle"/>
-              <w:spacing w:before="400" w:after="200"/>
-              <w:jc w:val="both"/>
-              <w:rPr>
-                <w:rStyle w:val="skn-mls3parent-containerleft-box"/>
-                <w:rFonts w:ascii="Aptos" w:eastAsia="Roboto" w:hAnsi="Aptos" w:cs="Roboto"/>
-                <w:b/>
-                <w:bCs/>
-                <w:caps/>
-                <w:color w:val="000000"/>
-                <w:sz w:val="28"/>
-                <w:szCs w:val="28"/>
-              </w:rPr>
-            </w:pPr>
-          </w:p>
-          <w:p>
-            <w:pPr>
               <w:pStyle w:val="skn-mls3txt-bold"/>
               <w:spacing w:line="400" w:lineRule="atLeast"/>
               <w:rPr>
@@ -1399,7 +1409,37 @@
                 <w:sz w:val="22"/>
                 <w:szCs w:val="21"/>
               </w:rPr>
-              <w:t>Mentoring students in Golang and software development, creating teaching materials, and developing tools for the Principles of Programming module.</w:t>
+              <w:t>Mentoring students in Golang and software development, creating teaching materials</w:t>
+            </w:r>
+            <w:r>
+              <w:rPr>
+                <w:rFonts w:ascii="Aptos" w:hAnsi="Aptos"/>
+                <w:b/>
+                <w:bCs/>
+                <w:sz w:val="22"/>
+                <w:szCs w:val="21"/>
+              </w:rPr>
+              <w:t xml:space="preserve"> </w:t>
+            </w:r>
+            <w:r>
+              <w:rPr>
+                <w:rFonts w:ascii="Aptos" w:hAnsi="Aptos"/>
+                <w:b/>
+                <w:bCs/>
+                <w:sz w:val="22"/>
+                <w:szCs w:val="21"/>
+              </w:rPr>
+              <w:t>and developing tools</w:t>
+            </w:r>
+            <w:r>
+              <w:rPr>
+                <w:rFonts w:ascii="Aptos" w:hAnsi="Aptos"/>
+                <w:b/>
+                <w:bCs/>
+                <w:sz w:val="22"/>
+                <w:szCs w:val="21"/>
+              </w:rPr>
+              <w:t>.</w:t>
             </w:r>
           </w:p>
           <w:p>
@@ -1614,7 +1654,47 @@
                 <w:szCs w:val="22"/>
               </w:rPr>
               <w:noBreakHyphen/>
-              <w:t>stack development, testing, and deployment via the App Store and TestFlight. Released three apps:</w:t>
+              <w:t xml:space="preserve">stack development, testing, and deployment via the App Store and TestFlight. </w:t>
+            </w:r>
+            <w:r>
+              <w:rPr>
+                <w:rFonts w:ascii="Aptos" w:hAnsi="Aptos"/>
+                <w:b/>
+                <w:bCs/>
+                <w:sz w:val="22"/>
+                <w:szCs w:val="22"/>
+              </w:rPr>
+              <w:t>Seven released</w:t>
+            </w:r>
+            <w:r>
+              <w:rPr>
+                <w:rFonts w:ascii="Aptos" w:hAnsi="Aptos"/>
+                <w:b/>
+                <w:bCs/>
+                <w:sz w:val="22"/>
+                <w:szCs w:val="22"/>
+              </w:rPr>
+              <w:t xml:space="preserve"> apps</w:t>
+            </w:r>
+            <w:r>
+              <w:rPr>
+                <w:rFonts w:ascii="Aptos" w:hAnsi="Aptos"/>
+                <w:b/>
+                <w:bCs/>
+                <w:sz w:val="22"/>
+                <w:szCs w:val="22"/>
+              </w:rPr>
+              <w:t xml:space="preserve"> including</w:t>
+            </w:r>
+            <w:r>
+              <w:rPr>
+                <w:rFonts w:ascii="Aptos" w:hAnsi="Aptos"/>
+                <w:b/>
+                <w:bCs/>
+                <w:sz w:val="22"/>
+                <w:szCs w:val="22"/>
+              </w:rPr>
+              <w:t>:</w:t>
             </w:r>
           </w:p>
           <w:p>
@@ -1869,6 +1949,19 @@
           <w:p>
             <w:pPr>
               <w:pStyle w:val="p1"/>
+            </w:pPr>
+            <w:r>
+              <w:rPr>
+                <w:rStyle w:val="s1"/>
+                <w:rFonts w:ascii="Aptos" w:hAnsi="Aptos"/>
+                <w:b/>
+                <w:bCs/>
+                <w:sz w:val="22"/>
+                <w:szCs w:val="22"/>
+              </w:rPr>
+              <w:t xml:space="preserve">FlipCards - </w:t>
+            </w:r>
+            <w:r>
               <w:rPr>
                 <w:rFonts w:ascii="Aptos" w:hAnsi="Aptos"/>
                 <w:b/>
@@ -1877,17 +1970,7 @@
                 <w:sz w:val="22"/>
                 <w:szCs w:val="22"/>
               </w:rPr>
-            </w:pPr>
-            <w:r>
-              <w:rPr>
-                <w:rStyle w:val="s1"/>
-                <w:rFonts w:ascii="Aptos" w:hAnsi="Aptos"/>
-                <w:b/>
-                <w:bCs/>
-                <w:sz w:val="22"/>
-                <w:szCs w:val="22"/>
-              </w:rPr>
-              <w:t xml:space="preserve">FlipCards - </w:t>
+              <w:t>Swift, SwiftUI, Combine</w:t>
             </w:r>
             <w:r>
               <w:rPr>
@@ -1898,7 +1981,18 @@
                 <w:sz w:val="22"/>
                 <w:szCs w:val="22"/>
               </w:rPr>
-              <w:t xml:space="preserve">Swift, SwiftUI, Combine </w:t>
+              <w:t>, CoreData</w:t>
+            </w:r>
+            <w:r>
+              <w:rPr>
+                <w:rFonts w:ascii="Aptos" w:hAnsi="Aptos"/>
+                <w:b/>
+                <w:bCs/>
+                <w:color w:val="000000" w:themeColor="text1"/>
+                <w:sz w:val="22"/>
+                <w:szCs w:val="22"/>
+              </w:rPr>
+              <w:t xml:space="preserve"> </w:t>
             </w:r>
             <w:hyperlink r:id="rId15" w:history="1">
               <w:r>
@@ -1916,6 +2010,111 @@
           </w:p>
           <w:p>
             <w:pPr>
+              <w:pStyle w:val="p1"/>
+              <w:rPr>
+                <w:rFonts w:ascii="Aptos" w:hAnsi="Aptos"/>
+                <w:b/>
+                <w:bCs/>
+                <w:color w:val="000000" w:themeColor="text1"/>
+                <w:sz w:val="22"/>
+                <w:szCs w:val="22"/>
+              </w:rPr>
+            </w:pPr>
+            <w:r>
+              <w:rPr>
+                <w:rStyle w:val="s1"/>
+                <w:rFonts w:ascii="Aptos" w:hAnsi="Aptos"/>
+                <w:b/>
+                <w:bCs/>
+                <w:sz w:val="22"/>
+                <w:szCs w:val="22"/>
+              </w:rPr>
+              <w:t>Pulse</w:t>
+            </w:r>
+            <w:r>
+              <w:rPr>
+                <w:rStyle w:val="s1"/>
+                <w:rFonts w:ascii="Aptos" w:hAnsi="Aptos"/>
+                <w:b/>
+                <w:bCs/>
+                <w:sz w:val="22"/>
+                <w:szCs w:val="22"/>
+              </w:rPr>
+              <w:t xml:space="preserve"> - </w:t>
+            </w:r>
+            <w:r>
+              <w:rPr>
+                <w:rFonts w:ascii="Aptos" w:hAnsi="Aptos"/>
+                <w:b/>
+                <w:bCs/>
+                <w:color w:val="000000" w:themeColor="text1"/>
+                <w:sz w:val="22"/>
+                <w:szCs w:val="22"/>
+              </w:rPr>
+              <w:t xml:space="preserve">Swift, SwiftUI, </w:t>
+            </w:r>
+            <w:proofErr w:type="spellStart"/>
+            <w:r>
+              <w:rPr>
+                <w:rFonts w:ascii="Aptos" w:hAnsi="Aptos"/>
+                <w:b/>
+                <w:bCs/>
+                <w:color w:val="000000" w:themeColor="text1"/>
+                <w:sz w:val="22"/>
+                <w:szCs w:val="22"/>
+              </w:rPr>
+              <w:t>AVKit</w:t>
+            </w:r>
+            <w:proofErr w:type="spellEnd"/>
+            <w:r>
+              <w:rPr>
+                <w:rFonts w:ascii="Aptos" w:hAnsi="Aptos"/>
+                <w:b/>
+                <w:bCs/>
+                <w:color w:val="000000" w:themeColor="text1"/>
+                <w:sz w:val="22"/>
+                <w:szCs w:val="22"/>
+              </w:rPr>
+              <w:t>, Core</w:t>
+            </w:r>
+            <w:r>
+              <w:rPr>
+                <w:rFonts w:ascii="Aptos" w:hAnsi="Aptos"/>
+                <w:b/>
+                <w:bCs/>
+                <w:color w:val="000000" w:themeColor="text1"/>
+                <w:sz w:val="22"/>
+                <w:szCs w:val="22"/>
+              </w:rPr>
+              <w:t>Location</w:t>
+            </w:r>
+            <w:r>
+              <w:rPr>
+                <w:rFonts w:ascii="Aptos" w:hAnsi="Aptos"/>
+                <w:b/>
+                <w:bCs/>
+                <w:color w:val="000000" w:themeColor="text1"/>
+                <w:sz w:val="22"/>
+                <w:szCs w:val="22"/>
+              </w:rPr>
+              <w:t xml:space="preserve"> </w:t>
+            </w:r>
+            <w:hyperlink r:id="rId16" w:history="1">
+              <w:r>
+                <w:rPr>
+                  <w:rStyle w:val="Hyperlink"/>
+                  <w:rFonts w:ascii="Aptos" w:hAnsi="Aptos"/>
+                  <w:b/>
+                  <w:bCs/>
+                  <w:sz w:val="22"/>
+                  <w:szCs w:val="22"/>
+                </w:rPr>
+                <w:t>https://apps.apple.com/gb/app/pulse-mobile-diagnostics/id6757356341</w:t>
+              </w:r>
+            </w:hyperlink>
+          </w:p>
+          <w:p>
+            <w:pPr>
               <w:pStyle w:val="skn-mls3txt-bold"/>
               <w:pBdr>
                 <w:top w:val="none" w:sz="0" w:space="10" w:color="auto"/>
@@ -2243,7 +2442,7 @@
               </w:rPr>
               <w:t xml:space="preserve"> | </w:t>
             </w:r>
-            <w:hyperlink r:id="rId16" w:history="1">
+            <w:hyperlink r:id="rId17" w:history="1">
               <w:r>
                 <w:rPr>
                   <w:rStyle w:val="Hyperlink"/>
@@ -3924,10 +4123,10 @@
       </w:pPr>
     </w:p>
     <w:sectPr>
-      <w:headerReference w:type="even" r:id="rId17"/>
-      <w:headerReference w:type="default" r:id="rId18"/>
-      <w:footerReference w:type="default" r:id="rId19"/>
-      <w:footerReference w:type="first" r:id="rId20"/>
+      <w:headerReference w:type="even" r:id="rId18"/>
+      <w:headerReference w:type="default" r:id="rId19"/>
+      <w:footerReference w:type="default" r:id="rId20"/>
+      <w:footerReference w:type="first" r:id="rId21"/>
       <w:pgSz w:w="11906" w:h="16838"/>
       <w:pgMar w:top="600" w:right="0" w:bottom="600" w:left="0" w:header="0" w:footer="0" w:gutter="0"/>
       <w:cols w:space="720"/>

--- a/assets/cv/Josh_Mansfield_CV.docx
+++ b/assets/cv/Josh_Mansfield_CV.docx
@@ -912,51 +912,6 @@
                 <w:sz w:val="22"/>
                 <w:szCs w:val="22"/>
               </w:rPr>
-              <w:t>FlipCards</w:t>
-            </w:r>
-            <w:r>
-              <w:rPr>
-                <w:rFonts w:ascii="Roboto" w:hAnsi="Roboto"/>
-                <w:sz w:val="22"/>
-                <w:szCs w:val="22"/>
-              </w:rPr>
-              <w:t xml:space="preserve"> — an interactive study and flashcard app built for efficient </w:t>
-            </w:r>
-            <w:r>
-              <w:rPr>
-                <w:rFonts w:ascii="Roboto" w:hAnsi="Roboto"/>
-                <w:sz w:val="22"/>
-                <w:szCs w:val="22"/>
-              </w:rPr>
-              <w:t>learning</w:t>
-            </w:r>
-            <w:r>
-              <w:rPr>
-                <w:rFonts w:ascii="Roboto" w:hAnsi="Roboto"/>
-                <w:sz w:val="22"/>
-                <w:szCs w:val="22"/>
-              </w:rPr>
-              <w:t xml:space="preserve"> </w:t>
-            </w:r>
-          </w:p>
-          <w:p>
-            <w:pPr>
-              <w:pStyle w:val="p1"/>
-              <w:rPr>
-                <w:rFonts w:ascii="Roboto" w:hAnsi="Roboto"/>
-                <w:sz w:val="22"/>
-                <w:szCs w:val="22"/>
-              </w:rPr>
-            </w:pPr>
-            <w:r>
-              <w:rPr>
-                <w:rStyle w:val="s1"/>
-                <w:rFonts w:ascii="Roboto" w:hAnsi="Roboto"/>
-                <w:b/>
-                <w:bCs/>
-                <w:sz w:val="22"/>
-                <w:szCs w:val="22"/>
-              </w:rPr>
               <w:t>Pulse</w:t>
             </w:r>
             <w:r>
@@ -1159,98 +1114,104 @@
           </w:p>
           <w:p>
             <w:pPr>
-              <w:pStyle w:val="skn-mls3cmnsize"/>
+              <w:pStyle w:val="skn-mls3txt-bold"/>
               <w:spacing w:line="400" w:lineRule="atLeast"/>
               <w:rPr>
-                <w:rStyle w:val="skn-mls3parent-containerleft-box"/>
-                <w:rFonts w:ascii="Aptos" w:eastAsia="Roboto" w:hAnsi="Aptos" w:cs="Roboto"/>
-                <w:b/>
-                <w:bCs/>
-                <w:color w:val="062B61"/>
-                <w:sz w:val="21"/>
+                <w:rFonts w:ascii="Aptos" w:hAnsi="Aptos"/>
+                <w:sz w:val="22"/>
                 <w:szCs w:val="21"/>
               </w:rPr>
             </w:pPr>
             <w:r>
               <w:rPr>
                 <w:rFonts w:ascii="Aptos" w:hAnsi="Aptos"/>
-                <w:b/>
-                <w:bCs/>
                 <w:sz w:val="22"/>
                 <w:szCs w:val="21"/>
               </w:rPr>
-              <w:t>Designing and implementing a modern UI for the Pimento client dashboard</w:t>
-            </w:r>
-            <w:r>
-              <w:rPr>
-                <w:rFonts w:ascii="Aptos" w:hAnsi="Aptos"/>
-                <w:b/>
-                <w:bCs/>
+              <w:t xml:space="preserve">As the sole frontend </w:t>
+            </w:r>
+            <w:r>
+              <w:rPr>
+                <w:rFonts w:ascii="Aptos" w:hAnsi="Aptos"/>
                 <w:sz w:val="22"/>
                 <w:szCs w:val="21"/>
               </w:rPr>
-              <w:t xml:space="preserve"> and warehouse app for iOS and Android</w:t>
-            </w:r>
-            <w:r>
-              <w:rPr>
-                <w:rFonts w:ascii="Aptos" w:hAnsi="Aptos"/>
-                <w:b/>
-                <w:bCs/>
+              <w:t>engineer,</w:t>
+            </w:r>
+            <w:r>
+              <w:rPr>
+                <w:rFonts w:ascii="Aptos" w:hAnsi="Aptos"/>
                 <w:sz w:val="22"/>
                 <w:szCs w:val="21"/>
               </w:rPr>
-              <w:t xml:space="preserve"> using React</w:t>
-            </w:r>
-            <w:r>
-              <w:rPr>
-                <w:rFonts w:ascii="Aptos" w:hAnsi="Aptos"/>
-                <w:b/>
-                <w:bCs/>
+              <w:t xml:space="preserve"> I am responsible for modernizing </w:t>
+            </w:r>
+            <w:r>
+              <w:rPr>
+                <w:rFonts w:ascii="Aptos" w:hAnsi="Aptos"/>
                 <w:sz w:val="22"/>
                 <w:szCs w:val="21"/>
               </w:rPr>
-              <w:t xml:space="preserve"> and React Native using a component driven </w:t>
-            </w:r>
-            <w:r>
-              <w:rPr>
-                <w:rFonts w:ascii="Aptos" w:hAnsi="Aptos"/>
-                <w:b/>
-                <w:bCs/>
+              <w:t xml:space="preserve">the </w:t>
+            </w:r>
+            <w:r>
+              <w:rPr>
+                <w:rFonts w:ascii="Aptos" w:hAnsi="Aptos"/>
                 <w:sz w:val="22"/>
                 <w:szCs w:val="21"/>
               </w:rPr>
-              <w:t>approach</w:t>
-            </w:r>
-            <w:r>
-              <w:rPr>
-                <w:rFonts w:ascii="Aptos" w:hAnsi="Aptos"/>
-                <w:b/>
-                <w:bCs/>
+              <w:t>web</w:t>
+            </w:r>
+            <w:r>
+              <w:rPr>
+                <w:rFonts w:ascii="Aptos" w:hAnsi="Aptos"/>
                 <w:sz w:val="22"/>
                 <w:szCs w:val="21"/>
               </w:rPr>
-              <w:t xml:space="preserve"> for consistent </w:t>
-            </w:r>
-            <w:r>
-              <w:rPr>
-                <w:rFonts w:ascii="Aptos" w:hAnsi="Aptos"/>
-                <w:b/>
-                <w:bCs/>
+              <w:t xml:space="preserve"> dashboard. I also rebuilt the legacy app with new flows and built the new clients app using React native and Expo </w:t>
+            </w:r>
+            <w:r>
+              <w:rPr>
+                <w:rFonts w:ascii="Aptos" w:hAnsi="Aptos"/>
                 <w:sz w:val="22"/>
                 <w:szCs w:val="21"/>
               </w:rPr>
-              <w:t xml:space="preserve">functionality and </w:t>
-            </w:r>
-            <w:r>
-              <w:rPr>
-                <w:rFonts w:ascii="Aptos" w:hAnsi="Aptos"/>
-                <w:b/>
-                <w:bCs/>
+              <w:t xml:space="preserve">55. </w:t>
+            </w:r>
+            <w:r>
+              <w:rPr>
+                <w:rFonts w:ascii="Aptos" w:hAnsi="Aptos"/>
                 <w:sz w:val="22"/>
                 <w:szCs w:val="21"/>
               </w:rPr>
-              <w:t>usability.</w:t>
-            </w:r>
+              <w:t>I</w:t>
+            </w:r>
+            <w:r>
+              <w:rPr>
+                <w:rFonts w:ascii="Aptos" w:hAnsi="Aptos"/>
+                <w:sz w:val="22"/>
+                <w:szCs w:val="21"/>
+              </w:rPr>
+              <w:t xml:space="preserve"> also manage App Store Connect and Play Console for app releases and testing.</w:t>
+            </w:r>
+            <w:r>
+              <w:rPr>
+                <w:rFonts w:ascii="Aptos" w:hAnsi="Aptos"/>
+                <w:sz w:val="22"/>
+                <w:szCs w:val="21"/>
+              </w:rPr>
+              <w:t xml:space="preserve">     </w:t>
+            </w:r>
+          </w:p>
+          <w:p>
+            <w:pPr>
+              <w:pStyle w:val="skn-mls3txt-bold"/>
+              <w:spacing w:line="400" w:lineRule="atLeast"/>
+              <w:rPr>
+                <w:sz w:val="22"/>
+                <w:szCs w:val="21"/>
+              </w:rPr>
+            </w:pPr>
           </w:p>
           <w:p>
             <w:pPr>
@@ -1949,6 +1910,14 @@
           <w:p>
             <w:pPr>
               <w:pStyle w:val="p1"/>
+              <w:rPr>
+                <w:rFonts w:ascii="Aptos" w:hAnsi="Aptos"/>
+                <w:b/>
+                <w:bCs/>
+                <w:color w:val="000000" w:themeColor="text1"/>
+                <w:sz w:val="22"/>
+                <w:szCs w:val="22"/>
+              </w:rPr>
             </w:pPr>
             <w:r>
               <w:rPr>
@@ -1959,7 +1928,18 @@
                 <w:sz w:val="22"/>
                 <w:szCs w:val="22"/>
               </w:rPr>
-              <w:t xml:space="preserve">FlipCards - </w:t>
+              <w:t>Pulse</w:t>
+            </w:r>
+            <w:r>
+              <w:rPr>
+                <w:rStyle w:val="s1"/>
+                <w:rFonts w:ascii="Aptos" w:hAnsi="Aptos"/>
+                <w:b/>
+                <w:bCs/>
+                <w:sz w:val="22"/>
+                <w:szCs w:val="22"/>
+              </w:rPr>
+              <w:t xml:space="preserve"> - </w:t>
             </w:r>
             <w:r>
               <w:rPr>
@@ -1970,8 +1950,9 @@
                 <w:sz w:val="22"/>
                 <w:szCs w:val="22"/>
               </w:rPr>
-              <w:t>Swift, SwiftUI, Combine</w:t>
-            </w:r>
+              <w:t xml:space="preserve">Swift, SwiftUI, </w:t>
+            </w:r>
+            <w:proofErr w:type="spellStart"/>
             <w:r>
               <w:rPr>
                 <w:rFonts w:ascii="Aptos" w:hAnsi="Aptos"/>
@@ -1981,8 +1962,9 @@
                 <w:sz w:val="22"/>
                 <w:szCs w:val="22"/>
               </w:rPr>
-              <w:t>, CoreData</w:t>
-            </w:r>
+              <w:t>AVKit</w:t>
+            </w:r>
+            <w:proofErr w:type="spellEnd"/>
             <w:r>
               <w:rPr>
                 <w:rFonts w:ascii="Aptos" w:hAnsi="Aptos"/>
@@ -1992,114 +1974,31 @@
                 <w:sz w:val="22"/>
                 <w:szCs w:val="22"/>
               </w:rPr>
+              <w:t>, Core</w:t>
+            </w:r>
+            <w:r>
+              <w:rPr>
+                <w:rFonts w:ascii="Aptos" w:hAnsi="Aptos"/>
+                <w:b/>
+                <w:bCs/>
+                <w:color w:val="000000" w:themeColor="text1"/>
+                <w:sz w:val="22"/>
+                <w:szCs w:val="22"/>
+              </w:rPr>
+              <w:t>Location</w:t>
+            </w:r>
+            <w:r>
+              <w:rPr>
+                <w:rFonts w:ascii="Aptos" w:hAnsi="Aptos"/>
+                <w:b/>
+                <w:bCs/>
+                <w:color w:val="000000" w:themeColor="text1"/>
+                <w:sz w:val="22"/>
+                <w:szCs w:val="22"/>
+              </w:rPr>
               <w:t xml:space="preserve"> </w:t>
             </w:r>
             <w:hyperlink r:id="rId15" w:history="1">
-              <w:r>
-                <w:rPr>
-                  <w:rStyle w:val="Hyperlink"/>
-                  <w:rFonts w:ascii="Aptos" w:hAnsi="Aptos"/>
-                  <w:b/>
-                  <w:bCs/>
-                  <w:sz w:val="22"/>
-                  <w:szCs w:val="22"/>
-                </w:rPr>
-                <w:t>https://apps.apple.com/us/app/tailtag/id6747738157</w:t>
-              </w:r>
-            </w:hyperlink>
-          </w:p>
-          <w:p>
-            <w:pPr>
-              <w:pStyle w:val="p1"/>
-              <w:rPr>
-                <w:rFonts w:ascii="Aptos" w:hAnsi="Aptos"/>
-                <w:b/>
-                <w:bCs/>
-                <w:color w:val="000000" w:themeColor="text1"/>
-                <w:sz w:val="22"/>
-                <w:szCs w:val="22"/>
-              </w:rPr>
-            </w:pPr>
-            <w:r>
-              <w:rPr>
-                <w:rStyle w:val="s1"/>
-                <w:rFonts w:ascii="Aptos" w:hAnsi="Aptos"/>
-                <w:b/>
-                <w:bCs/>
-                <w:sz w:val="22"/>
-                <w:szCs w:val="22"/>
-              </w:rPr>
-              <w:t>Pulse</w:t>
-            </w:r>
-            <w:r>
-              <w:rPr>
-                <w:rStyle w:val="s1"/>
-                <w:rFonts w:ascii="Aptos" w:hAnsi="Aptos"/>
-                <w:b/>
-                <w:bCs/>
-                <w:sz w:val="22"/>
-                <w:szCs w:val="22"/>
-              </w:rPr>
-              <w:t xml:space="preserve"> - </w:t>
-            </w:r>
-            <w:r>
-              <w:rPr>
-                <w:rFonts w:ascii="Aptos" w:hAnsi="Aptos"/>
-                <w:b/>
-                <w:bCs/>
-                <w:color w:val="000000" w:themeColor="text1"/>
-                <w:sz w:val="22"/>
-                <w:szCs w:val="22"/>
-              </w:rPr>
-              <w:t xml:space="preserve">Swift, SwiftUI, </w:t>
-            </w:r>
-            <w:proofErr w:type="spellStart"/>
-            <w:r>
-              <w:rPr>
-                <w:rFonts w:ascii="Aptos" w:hAnsi="Aptos"/>
-                <w:b/>
-                <w:bCs/>
-                <w:color w:val="000000" w:themeColor="text1"/>
-                <w:sz w:val="22"/>
-                <w:szCs w:val="22"/>
-              </w:rPr>
-              <w:t>AVKit</w:t>
-            </w:r>
-            <w:proofErr w:type="spellEnd"/>
-            <w:r>
-              <w:rPr>
-                <w:rFonts w:ascii="Aptos" w:hAnsi="Aptos"/>
-                <w:b/>
-                <w:bCs/>
-                <w:color w:val="000000" w:themeColor="text1"/>
-                <w:sz w:val="22"/>
-                <w:szCs w:val="22"/>
-              </w:rPr>
-              <w:t>, Core</w:t>
-            </w:r>
-            <w:r>
-              <w:rPr>
-                <w:rFonts w:ascii="Aptos" w:hAnsi="Aptos"/>
-                <w:b/>
-                <w:bCs/>
-                <w:color w:val="000000" w:themeColor="text1"/>
-                <w:sz w:val="22"/>
-                <w:szCs w:val="22"/>
-              </w:rPr>
-              <w:t>Location</w:t>
-            </w:r>
-            <w:r>
-              <w:rPr>
-                <w:rFonts w:ascii="Aptos" w:hAnsi="Aptos"/>
-                <w:b/>
-                <w:bCs/>
-                <w:color w:val="000000" w:themeColor="text1"/>
-                <w:sz w:val="22"/>
-                <w:szCs w:val="22"/>
-              </w:rPr>
-              <w:t xml:space="preserve"> </w:t>
-            </w:r>
-            <w:hyperlink r:id="rId16" w:history="1">
               <w:r>
                 <w:rPr>
                   <w:rStyle w:val="Hyperlink"/>
@@ -2442,7 +2341,7 @@
               </w:rPr>
               <w:t xml:space="preserve"> | </w:t>
             </w:r>
-            <w:hyperlink r:id="rId17" w:history="1">
+            <w:hyperlink r:id="rId16" w:history="1">
               <w:r>
                 <w:rPr>
                   <w:rStyle w:val="Hyperlink"/>
@@ -4123,10 +4022,10 @@
       </w:pPr>
     </w:p>
     <w:sectPr>
-      <w:headerReference w:type="even" r:id="rId18"/>
-      <w:headerReference w:type="default" r:id="rId19"/>
-      <w:footerReference w:type="default" r:id="rId20"/>
-      <w:footerReference w:type="first" r:id="rId21"/>
+      <w:headerReference w:type="even" r:id="rId17"/>
+      <w:headerReference w:type="default" r:id="rId18"/>
+      <w:footerReference w:type="default" r:id="rId19"/>
+      <w:footerReference w:type="first" r:id="rId20"/>
       <w:pgSz w:w="11906" w:h="16838"/>
       <w:pgMar w:top="600" w:right="0" w:bottom="600" w:left="0" w:header="0" w:footer="0" w:gutter="0"/>
       <w:cols w:space="720"/>
@@ -6895,7 +6794,6 @@
   <w:style w:type="character" w:default="1" w:styleId="DefaultParagraphFont">
     <w:name w:val="Default Paragraph Font"/>
     <w:uiPriority w:val="1"/>
-    <w:semiHidden/>
     <w:unhideWhenUsed/>
   </w:style>
   <w:style w:type="table" w:default="1" w:styleId="TableNormal">

--- a/assets/cv/Josh_Mansfield_CV.docx
+++ b/assets/cv/Josh_Mansfield_CV.docx
@@ -293,7 +293,7 @@
                       <w:sz w:val="24"/>
                       <w:szCs w:val="24"/>
                     </w:rPr>
-                    <w:t>Bristol/London | 0745333164</w:t>
+                    <w:t xml:space="preserve">Bristol/London </w:t>
                   </w:r>
                   <w:r>
                     <w:rPr>
@@ -303,7 +303,7 @@
                       <w:sz w:val="24"/>
                       <w:szCs w:val="24"/>
                     </w:rPr>
-                    <w:t xml:space="preserve">9 | </w:t>
+                    <w:t xml:space="preserve">| </w:t>
                   </w:r>
                   <w:r>
                     <w:rPr>
@@ -959,7 +959,27 @@
                 <w:sz w:val="22"/>
                 <w:szCs w:val="22"/>
               </w:rPr>
-              <w:t>I am currently working as a junior developer at Pimento.</w:t>
+              <w:t>I am currently working as a</w:t>
+            </w:r>
+            <w:r>
+              <w:rPr>
+                <w:rFonts w:ascii="Roboto" w:hAnsi="Roboto"/>
+                <w:b/>
+                <w:bCs/>
+                <w:sz w:val="22"/>
+                <w:szCs w:val="22"/>
+              </w:rPr>
+              <w:t xml:space="preserve"> </w:t>
+            </w:r>
+            <w:r>
+              <w:rPr>
+                <w:rFonts w:ascii="Roboto" w:hAnsi="Roboto"/>
+                <w:b/>
+                <w:bCs/>
+                <w:sz w:val="22"/>
+                <w:szCs w:val="22"/>
+              </w:rPr>
+              <w:t>developer at Pimento.</w:t>
             </w:r>
           </w:p>
           <w:p>
@@ -1128,15 +1148,7 @@
                 <w:sz w:val="22"/>
                 <w:szCs w:val="21"/>
               </w:rPr>
-              <w:t xml:space="preserve">As the sole frontend </w:t>
-            </w:r>
-            <w:r>
-              <w:rPr>
-                <w:rFonts w:ascii="Aptos" w:hAnsi="Aptos"/>
-                <w:sz w:val="22"/>
-                <w:szCs w:val="21"/>
-              </w:rPr>
-              <w:t>engineer,</w:t>
+              <w:t>As the sole frontend engineer,</w:t>
             </w:r>
             <w:r>
               <w:rPr>
@@ -1950,7 +1962,7 @@
                 <w:sz w:val="22"/>
                 <w:szCs w:val="22"/>
               </w:rPr>
-              <w:t xml:space="preserve">Swift, SwiftUI, </w:t>
+              <w:t xml:space="preserve">Swift, </w:t>
             </w:r>
             <w:proofErr w:type="spellStart"/>
             <w:r>
@@ -1962,6 +1974,30 @@
                 <w:sz w:val="22"/>
                 <w:szCs w:val="22"/>
               </w:rPr>
+              <w:t>SwiftUI</w:t>
+            </w:r>
+            <w:proofErr w:type="spellEnd"/>
+            <w:r>
+              <w:rPr>
+                <w:rFonts w:ascii="Aptos" w:hAnsi="Aptos"/>
+                <w:b/>
+                <w:bCs/>
+                <w:color w:val="000000" w:themeColor="text1"/>
+                <w:sz w:val="22"/>
+                <w:szCs w:val="22"/>
+              </w:rPr>
+              <w:t xml:space="preserve">, </w:t>
+            </w:r>
+            <w:proofErr w:type="spellStart"/>
+            <w:r>
+              <w:rPr>
+                <w:rFonts w:ascii="Aptos" w:hAnsi="Aptos"/>
+                <w:b/>
+                <w:bCs/>
+                <w:color w:val="000000" w:themeColor="text1"/>
+                <w:sz w:val="22"/>
+                <w:szCs w:val="22"/>
+              </w:rPr>
               <w:t>AVKit</w:t>
             </w:r>
             <w:proofErr w:type="spellEnd"/>
@@ -1974,8 +2010,9 @@
                 <w:sz w:val="22"/>
                 <w:szCs w:val="22"/>
               </w:rPr>
-              <w:t>, Core</w:t>
-            </w:r>
+              <w:t xml:space="preserve">, </w:t>
+            </w:r>
+            <w:proofErr w:type="spellStart"/>
             <w:r>
               <w:rPr>
                 <w:rFonts w:ascii="Aptos" w:hAnsi="Aptos"/>
@@ -1985,8 +2022,20 @@
                 <w:sz w:val="22"/>
                 <w:szCs w:val="22"/>
               </w:rPr>
+              <w:t>Core</w:t>
+            </w:r>
+            <w:r>
+              <w:rPr>
+                <w:rFonts w:ascii="Aptos" w:hAnsi="Aptos"/>
+                <w:b/>
+                <w:bCs/>
+                <w:color w:val="000000" w:themeColor="text1"/>
+                <w:sz w:val="22"/>
+                <w:szCs w:val="22"/>
+              </w:rPr>
               <w:t>Location</w:t>
             </w:r>
+            <w:proofErr w:type="spellEnd"/>
             <w:r>
               <w:rPr>
                 <w:rFonts w:ascii="Aptos" w:hAnsi="Aptos"/>
@@ -4168,11 +4217,6 @@
         <w:docPartUnique/>
       </w:docPartObj>
     </w:sdtPr>
-    <w:sdtEndPr>
-      <w:rPr>
-        <w:rStyle w:val="PageNumber"/>
-      </w:rPr>
-    </w:sdtEndPr>
     <w:sdtContent>
       <w:p>
         <w:pPr>
@@ -4225,11 +4269,6 @@
         <w:docPartUnique/>
       </w:docPartObj>
     </w:sdtPr>
-    <w:sdtEndPr>
-      <w:rPr>
-        <w:rStyle w:val="PageNumber"/>
-      </w:rPr>
-    </w:sdtEndPr>
     <w:sdtContent>
       <w:p>
         <w:pPr>
@@ -6794,6 +6833,7 @@
   <w:style w:type="character" w:default="1" w:styleId="DefaultParagraphFont">
     <w:name w:val="Default Paragraph Font"/>
     <w:uiPriority w:val="1"/>
+    <w:semiHidden/>
     <w:unhideWhenUsed/>
   </w:style>
   <w:style w:type="table" w:default="1" w:styleId="TableNormal">

--- a/assets/cv/Josh_Mansfield_CV.docx
+++ b/assets/cv/Josh_Mansfield_CV.docx
@@ -1,6 +1,6 @@
 
 <file path=word/document.xml><?xml version="1.0" encoding="utf-8"?>
-<w:document xmlns:wpc="http://schemas.microsoft.com/office/word/2010/wordprocessingCanvas" xmlns:cx="http://schemas.microsoft.com/office/drawing/2014/chartex" xmlns:cx1="http://schemas.microsoft.com/office/drawing/2015/9/8/chartex" xmlns:cx2="http://schemas.microsoft.com/office/drawing/2015/10/21/chartex" xmlns:cx3="http://schemas.microsoft.com/office/drawing/2016/5/9/chartex" xmlns:cx4="http://schemas.microsoft.com/office/drawing/2016/5/10/chartex" xmlns:cx5="http://schemas.microsoft.com/office/drawing/2016/5/11/chartex" xmlns:cx6="http://schemas.microsoft.com/office/drawing/2016/5/12/chartex" xmlns:cx7="http://schemas.microsoft.com/office/drawing/2016/5/13/chartex" xmlns:cx8="http://schemas.microsoft.com/office/drawing/2016/5/14/chartex" xmlns:mc="http://schemas.openxmlformats.org/markup-compatibility/2006" xmlns:aink="http://schemas.microsoft.com/office/drawing/2016/ink" xmlns:am3d="http://schemas.microsoft.com/office/drawing/2017/model3d" xmlns:o="urn:schemas-microsoft-com:office:office" xmlns:oel="http://schemas.microsoft.com/office/2019/extlst" xmlns:r="http://schemas.openxmlformats.org/officeDocument/2006/relationships" xmlns:m="http://schemas.openxmlformats.org/officeDocument/2006/math" xmlns:v="urn:schemas-microsoft-com:vml" xmlns:wp14="http://schemas.microsoft.com/office/word/2010/wordprocessingDrawing" xmlns:wp="http://schemas.openxmlformats.org/drawingml/2006/wordprocessingDrawing" xmlns:w10="urn:schemas-microsoft-com:office:word" xmlns:w="http://schemas.openxmlformats.org/wordprocessingml/2006/main" xmlns:w14="http://schemas.microsoft.com/office/word/2010/wordml" xmlns:w15="http://schemas.microsoft.com/office/word/2012/wordml" xmlns:w16cex="http://schemas.microsoft.com/office/word/2018/wordml/cex" xmlns:w16cid="http://schemas.microsoft.com/office/word/2016/wordml/cid" xmlns:w16="http://schemas.microsoft.com/office/word/2018/wordml" xmlns:w16du="http://schemas.microsoft.com/office/word/2023/wordml/word16du" xmlns:w16sdtdh="http://schemas.microsoft.com/office/word/2020/wordml/sdtdatahash" xmlns:w16sdtfl="http://schemas.microsoft.com/office/word/2024/wordml/sdtformatlock" xmlns:w16se="http://schemas.microsoft.com/office/word/2015/wordml/symex" xmlns:wpg="http://schemas.microsoft.com/office/word/2010/wordprocessingGroup" xmlns:wpi="http://schemas.microsoft.com/office/word/2010/wordprocessingInk" xmlns:wne="http://schemas.microsoft.com/office/word/2006/wordml" xmlns:wps="http://schemas.microsoft.com/office/word/2010/wordprocessingShape" mc:Ignorable="w14 w15 w16se w16cid w16 w16cex w16sdtdh w16sdtfl w16du wp14">
+<w:document xmlns:wpc="http://schemas.microsoft.com/office/word/2010/wordprocessingCanvas" xmlns:cx="http://schemas.microsoft.com/office/drawing/2014/chartex" xmlns:cx1="http://schemas.microsoft.com/office/drawing/2015/9/8/chartex" xmlns:cx2="http://schemas.microsoft.com/office/drawing/2015/10/21/chartex" xmlns:cx3="http://schemas.microsoft.com/office/drawing/2016/5/9/chartex" xmlns:cx4="http://schemas.microsoft.com/office/drawing/2016/5/10/chartex" xmlns:cx5="http://schemas.microsoft.com/office/drawing/2016/5/11/chartex" xmlns:cx6="http://schemas.microsoft.com/office/drawing/2016/5/12/chartex" xmlns:cx7="http://schemas.microsoft.com/office/drawing/2016/5/13/chartex" xmlns:cx8="http://schemas.microsoft.com/office/drawing/2016/5/14/chartex" xmlns:mc="http://schemas.openxmlformats.org/markup-compatibility/2006" xmlns:aink="http://schemas.microsoft.com/office/drawing/2016/ink" xmlns:am3d="http://schemas.microsoft.com/office/drawing/2017/model3d" xmlns:o="urn:schemas-microsoft-com:office:office" xmlns:oel="http://schemas.microsoft.com/office/2019/extlst" xmlns:r="http://schemas.openxmlformats.org/officeDocument/2006/relationships" xmlns:m="http://schemas.openxmlformats.org/officeDocument/2006/math" xmlns:v="urn:schemas-microsoft-com:vml" xmlns:wp14="http://schemas.microsoft.com/office/word/2010/wordprocessingDrawing" xmlns:wp="http://schemas.openxmlformats.org/drawingml/2006/wordprocessingDrawing" xmlns:w10="urn:schemas-microsoft-com:office:word" xmlns:w="http://schemas.openxmlformats.org/wordprocessingml/2006/main" xmlns:w14="http://schemas.microsoft.com/office/word/2010/wordml" xmlns:w15="http://schemas.microsoft.com/office/word/2012/wordml" xmlns:w16cei="http://schemas.microsoft.com/office/word/2026/wordml/cei" xmlns:w16cex="http://schemas.microsoft.com/office/word/2018/wordml/cex" xmlns:w16cid="http://schemas.microsoft.com/office/word/2016/wordml/cid" xmlns:w16="http://schemas.microsoft.com/office/word/2018/wordml" xmlns:w16du="http://schemas.microsoft.com/office/word/2023/wordml/word16du" xmlns:w16sdtdh="http://schemas.microsoft.com/office/word/2020/wordml/sdtdatahash" xmlns:w16sdtfl="http://schemas.microsoft.com/office/word/2024/wordml/sdtformatlock" xmlns:w16se="http://schemas.microsoft.com/office/word/2015/wordml/symex" xmlns:wpg="http://schemas.microsoft.com/office/word/2010/wordprocessingGroup" xmlns:wpi="http://schemas.microsoft.com/office/word/2010/wordprocessingInk" xmlns:wne="http://schemas.microsoft.com/office/word/2006/wordml" xmlns:wps="http://schemas.microsoft.com/office/word/2010/wordprocessingShape" mc:Ignorable="w14 w15 w16se w16cid w16 w16cex w16sdtdh w16sdtfl w16du wp14">
   <w:body>
     <w:tbl>
       <w:tblPr>
@@ -77,7 +77,7 @@
                 <w:szCs w:val="20"/>
               </w:rPr>
               <w:drawing>
-                <wp:anchor distT="0" distB="0" distL="114300" distR="114300" simplePos="0" relativeHeight="251657728" behindDoc="0" locked="0" layoutInCell="0" allowOverlap="1" wp14:anchorId="7E0C8E1B" wp14:editId="42B49ECA">
+                <wp:anchor distT="0" distB="0" distL="114300" distR="114300" simplePos="0" relativeHeight="251657728" behindDoc="0" locked="0" layoutInCell="0" allowOverlap="1" wp14:anchorId="7E0C8E1B" wp14:editId="7AC5D351">
                   <wp:simplePos x="0" y="0"/>
                   <wp:positionH relativeFrom="page">
                     <wp:posOffset>0</wp:posOffset>
@@ -130,7 +130,7 @@
               <mc:AlternateContent>
                 <mc:Choice Requires="wps">
                   <w:drawing>
-                    <wp:anchor distT="0" distB="0" distL="114300" distR="114300" simplePos="0" relativeHeight="251658752" behindDoc="1" locked="0" layoutInCell="0" allowOverlap="1" wp14:anchorId="263C8453" wp14:editId="7AAD2EED">
+                    <wp:anchor distT="0" distB="0" distL="114300" distR="114300" simplePos="0" relativeHeight="251658752" behindDoc="1" locked="0" layoutInCell="0" allowOverlap="1" wp14:anchorId="263C8453" wp14:editId="205D934E">
                       <wp:simplePos x="0" y="0"/>
                       <wp:positionH relativeFrom="page">
                         <wp:posOffset>5161280</wp:posOffset>
@@ -589,114 +589,73 @@
           <w:p>
             <w:pPr>
               <w:rPr>
-                <w:rFonts w:ascii="Roboto" w:hAnsi="Roboto"/>
-                <w:sz w:val="22"/>
-                <w:szCs w:val="22"/>
-              </w:rPr>
-            </w:pPr>
-            <w:r>
-              <w:rPr>
-                <w:rFonts w:ascii="Roboto" w:hAnsi="Roboto"/>
-                <w:sz w:val="22"/>
-                <w:szCs w:val="22"/>
+                <w:rFonts w:ascii="Aptos" w:hAnsi="Aptos"/>
+                <w:sz w:val="20"/>
+                <w:szCs w:val="20"/>
+              </w:rPr>
+            </w:pPr>
+            <w:r>
+              <w:rPr>
+                <w:rFonts w:ascii="Aptos" w:hAnsi="Aptos"/>
+                <w:sz w:val="20"/>
+                <w:szCs w:val="20"/>
               </w:rPr>
               <w:t>I</w:t>
             </w:r>
             <w:r>
               <w:rPr>
-                <w:rFonts w:ascii="Roboto" w:hAnsi="Roboto"/>
-                <w:sz w:val="22"/>
-                <w:szCs w:val="22"/>
+                <w:rFonts w:ascii="Aptos" w:hAnsi="Aptos"/>
+                <w:sz w:val="20"/>
+                <w:szCs w:val="20"/>
               </w:rPr>
               <w:t xml:space="preserve"> a</w:t>
             </w:r>
             <w:r>
               <w:rPr>
-                <w:rFonts w:ascii="Roboto" w:hAnsi="Roboto"/>
-                <w:sz w:val="22"/>
-                <w:szCs w:val="22"/>
+                <w:rFonts w:ascii="Aptos" w:hAnsi="Aptos"/>
+                <w:sz w:val="20"/>
+                <w:szCs w:val="20"/>
               </w:rPr>
               <w:t xml:space="preserve">m </w:t>
             </w:r>
             <w:r>
               <w:rPr>
-                <w:rFonts w:ascii="Roboto" w:hAnsi="Roboto"/>
-                <w:sz w:val="22"/>
-                <w:szCs w:val="22"/>
+                <w:rFonts w:ascii="Aptos" w:hAnsi="Aptos"/>
+                <w:sz w:val="20"/>
+                <w:szCs w:val="20"/>
               </w:rPr>
               <w:t>a</w:t>
             </w:r>
             <w:r>
               <w:rPr>
-                <w:rFonts w:ascii="Roboto" w:hAnsi="Roboto"/>
-                <w:sz w:val="22"/>
-                <w:szCs w:val="22"/>
+                <w:rFonts w:ascii="Aptos" w:hAnsi="Aptos"/>
+                <w:sz w:val="20"/>
+                <w:szCs w:val="20"/>
               </w:rPr>
               <w:t xml:space="preserve"> </w:t>
             </w:r>
             <w:r>
               <w:rPr>
                 <w:rStyle w:val="s1"/>
-                <w:rFonts w:ascii="Roboto" w:hAnsi="Roboto"/>
-                <w:sz w:val="22"/>
-                <w:szCs w:val="22"/>
-              </w:rPr>
-              <w:t>d</w:t>
-            </w:r>
-            <w:r>
-              <w:rPr>
-                <w:rStyle w:val="s1"/>
-                <w:rFonts w:ascii="Roboto" w:hAnsi="Roboto"/>
-                <w:sz w:val="22"/>
-                <w:szCs w:val="22"/>
-              </w:rPr>
-              <w:t>eveloper</w:t>
-            </w:r>
-            <w:r>
-              <w:rPr>
-                <w:rFonts w:ascii="Roboto" w:hAnsi="Roboto"/>
-                <w:sz w:val="22"/>
-                <w:szCs w:val="22"/>
-              </w:rPr>
-              <w:t xml:space="preserve"> </w:t>
-            </w:r>
-            <w:r>
-              <w:rPr>
-                <w:rFonts w:ascii="Roboto" w:hAnsi="Roboto"/>
-                <w:sz w:val="22"/>
-                <w:szCs w:val="22"/>
-              </w:rPr>
-              <w:t xml:space="preserve">and designer </w:t>
-            </w:r>
-            <w:r>
-              <w:rPr>
-                <w:rFonts w:ascii="Roboto" w:hAnsi="Roboto"/>
-                <w:sz w:val="22"/>
-                <w:szCs w:val="22"/>
-              </w:rPr>
-              <w:t xml:space="preserve">with over five years of </w:t>
-            </w:r>
-            <w:r>
-              <w:rPr>
-                <w:rFonts w:ascii="Roboto" w:hAnsi="Roboto"/>
-                <w:sz w:val="22"/>
-                <w:szCs w:val="22"/>
-              </w:rPr>
-              <w:t>e</w:t>
-            </w:r>
-            <w:r>
-              <w:rPr>
-                <w:rFonts w:ascii="Roboto" w:hAnsi="Roboto"/>
-                <w:sz w:val="22"/>
-                <w:szCs w:val="22"/>
-              </w:rPr>
-              <w:t>xperience creating user</w:t>
-            </w:r>
-            <w:r>
-              <w:rPr>
-                <w:rFonts w:ascii="Roboto" w:hAnsi="Roboto"/>
-                <w:sz w:val="22"/>
-                <w:szCs w:val="22"/>
+                <w:rFonts w:ascii="Aptos" w:hAnsi="Aptos"/>
+                <w:sz w:val="20"/>
+                <w:szCs w:val="20"/>
+              </w:rPr>
+              <w:t>developer</w:t>
+            </w:r>
+            <w:r>
+              <w:rPr>
+                <w:rFonts w:ascii="Aptos" w:hAnsi="Aptos"/>
+                <w:sz w:val="20"/>
+                <w:szCs w:val="20"/>
+              </w:rPr>
+              <w:t xml:space="preserve"> and designer with over five years of experience creating user</w:t>
+            </w:r>
+            <w:r>
+              <w:rPr>
+                <w:rFonts w:ascii="Aptos" w:hAnsi="Aptos"/>
+                <w:sz w:val="20"/>
+                <w:szCs w:val="20"/>
               </w:rPr>
               <w:noBreakHyphen/>
               <w:t xml:space="preserve">focused solutions and providing technical support. </w:t>
@@ -705,292 +664,340 @@
           <w:p>
             <w:pPr>
               <w:rPr>
-                <w:rFonts w:ascii="Roboto" w:hAnsi="Roboto"/>
-                <w:sz w:val="22"/>
-                <w:szCs w:val="22"/>
-              </w:rPr>
-            </w:pPr>
-          </w:p>
-          <w:p>
-            <w:pPr>
-              <w:rPr>
-                <w:rFonts w:ascii="Roboto" w:eastAsia="Arial" w:hAnsi="Roboto" w:cs="Arial"/>
+                <w:rFonts w:ascii="Aptos" w:hAnsi="Aptos"/>
+                <w:sz w:val="20"/>
+                <w:szCs w:val="20"/>
+              </w:rPr>
+            </w:pPr>
+          </w:p>
+          <w:p>
+            <w:pPr>
+              <w:rPr>
+                <w:rFonts w:ascii="Aptos" w:hAnsi="Aptos"/>
+                <w:sz w:val="20"/>
+                <w:szCs w:val="20"/>
+              </w:rPr>
+            </w:pPr>
+            <w:r>
+              <w:rPr>
+                <w:rFonts w:ascii="Aptos" w:hAnsi="Aptos"/>
+                <w:sz w:val="20"/>
+                <w:szCs w:val="20"/>
+              </w:rPr>
+              <w:t>My work blends</w:t>
+            </w:r>
+            <w:r>
+              <w:rPr>
+                <w:rStyle w:val="s1"/>
+                <w:rFonts w:ascii="Aptos" w:hAnsi="Aptos"/>
+                <w:sz w:val="20"/>
+                <w:szCs w:val="20"/>
+              </w:rPr>
+              <w:t xml:space="preserve"> modern design</w:t>
+            </w:r>
+            <w:r>
+              <w:rPr>
+                <w:rFonts w:ascii="Aptos" w:hAnsi="Aptos"/>
+                <w:sz w:val="20"/>
+                <w:szCs w:val="20"/>
+              </w:rPr>
+              <w:t xml:space="preserve"> with a strong understanding of user needs, allowing me to build seamless and engaging experiences across platforms.</w:t>
+            </w:r>
+          </w:p>
+          <w:p>
+            <w:pPr>
+              <w:rPr>
+                <w:rFonts w:ascii="Aptos" w:hAnsi="Aptos"/>
+                <w:sz w:val="20"/>
+                <w:szCs w:val="20"/>
+              </w:rPr>
+            </w:pPr>
+          </w:p>
+          <w:p>
+            <w:pPr>
+              <w:rPr>
+                <w:rFonts w:ascii="Aptos" w:hAnsi="Aptos"/>
+                <w:b/>
+                <w:bCs/>
+                <w:sz w:val="20"/>
+                <w:szCs w:val="20"/>
+              </w:rPr>
+            </w:pPr>
+            <w:r>
+              <w:rPr>
+                <w:rFonts w:ascii="Aptos" w:hAnsi="Aptos"/>
+                <w:b/>
+                <w:bCs/>
+                <w:sz w:val="20"/>
+                <w:szCs w:val="20"/>
+              </w:rPr>
+              <w:t>Apps include</w:t>
+            </w:r>
+            <w:r>
+              <w:rPr>
+                <w:rFonts w:ascii="Aptos" w:hAnsi="Aptos"/>
+                <w:b/>
+                <w:bCs/>
+                <w:sz w:val="20"/>
+                <w:szCs w:val="20"/>
+              </w:rPr>
+              <w:t>:</w:t>
+            </w:r>
+          </w:p>
+          <w:p>
+            <w:pPr>
+              <w:rPr>
+                <w:rFonts w:ascii="Aptos" w:eastAsia="Arial" w:hAnsi="Aptos" w:cs="Arial"/>
+                <w:b/>
+                <w:bCs/>
+                <w:sz w:val="20"/>
+                <w:szCs w:val="20"/>
+                <w:lang w:bidi="en-US"/>
+              </w:rPr>
+            </w:pPr>
+            <w:hyperlink r:id="rId9" w:history="1">
+              <w:r>
+                <w:rPr>
+                  <w:rStyle w:val="Hyperlink"/>
+                  <w:rFonts w:ascii="Aptos" w:hAnsi="Aptos"/>
+                  <w:sz w:val="20"/>
+                  <w:szCs w:val="20"/>
+                </w:rPr>
+                <w:t>Cum</w:t>
+              </w:r>
+              <w:r>
+                <w:rPr>
+                  <w:rStyle w:val="Hyperlink"/>
+                  <w:rFonts w:ascii="Aptos" w:hAnsi="Aptos"/>
+                  <w:sz w:val="20"/>
+                  <w:szCs w:val="20"/>
+                </w:rPr>
+                <w:t>u</w:t>
+              </w:r>
+              <w:r>
+                <w:rPr>
+                  <w:rStyle w:val="Hyperlink"/>
+                  <w:rFonts w:ascii="Aptos" w:hAnsi="Aptos"/>
+                  <w:sz w:val="20"/>
+                  <w:szCs w:val="20"/>
+                </w:rPr>
+                <w:t>l</w:t>
+              </w:r>
+              <w:r>
+                <w:rPr>
+                  <w:rStyle w:val="Hyperlink"/>
+                  <w:rFonts w:ascii="Aptos" w:hAnsi="Aptos"/>
+                  <w:sz w:val="20"/>
+                  <w:szCs w:val="20"/>
+                </w:rPr>
+                <w:t>us</w:t>
+              </w:r>
+            </w:hyperlink>
+            <w:r>
+              <w:rPr>
+                <w:rFonts w:ascii="Aptos" w:hAnsi="Aptos"/>
+                <w:sz w:val="20"/>
+                <w:szCs w:val="20"/>
+              </w:rPr>
+              <w:t xml:space="preserve">, </w:t>
+            </w:r>
+            <w:hyperlink r:id="rId10" w:history="1">
+              <w:r>
+                <w:rPr>
+                  <w:rStyle w:val="Hyperlink"/>
+                  <w:rFonts w:ascii="Aptos" w:hAnsi="Aptos"/>
+                  <w:sz w:val="20"/>
+                  <w:szCs w:val="20"/>
+                </w:rPr>
+                <w:t>TailTag</w:t>
+              </w:r>
+            </w:hyperlink>
+            <w:r>
+              <w:rPr>
+                <w:rFonts w:ascii="Aptos" w:hAnsi="Aptos"/>
+                <w:sz w:val="20"/>
+                <w:szCs w:val="20"/>
+              </w:rPr>
+              <w:t xml:space="preserve">, </w:t>
+            </w:r>
+            <w:hyperlink r:id="rId11" w:history="1">
+              <w:r>
+                <w:rPr>
+                  <w:rStyle w:val="Hyperlink"/>
+                  <w:rFonts w:ascii="Aptos" w:hAnsi="Aptos"/>
+                  <w:sz w:val="20"/>
+                  <w:szCs w:val="20"/>
+                </w:rPr>
+                <w:t>Pulse</w:t>
+              </w:r>
+            </w:hyperlink>
+            <w:r>
+              <w:rPr>
+                <w:rFonts w:ascii="Aptos" w:hAnsi="Aptos"/>
+                <w:sz w:val="20"/>
+                <w:szCs w:val="20"/>
+              </w:rPr>
+              <w:t xml:space="preserve">, </w:t>
+            </w:r>
+            <w:hyperlink r:id="rId12" w:history="1">
+              <w:r>
+                <w:rPr>
+                  <w:rStyle w:val="Hyperlink"/>
+                  <w:rFonts w:ascii="Aptos" w:hAnsi="Aptos"/>
+                  <w:sz w:val="20"/>
+                  <w:szCs w:val="20"/>
+                </w:rPr>
+                <w:t>PinBoard</w:t>
+              </w:r>
+            </w:hyperlink>
+            <w:r>
+              <w:rPr>
+                <w:rFonts w:ascii="Aptos" w:hAnsi="Aptos"/>
+                <w:sz w:val="20"/>
+                <w:szCs w:val="20"/>
+              </w:rPr>
+              <w:t xml:space="preserve">, </w:t>
+            </w:r>
+            <w:hyperlink r:id="rId13" w:history="1">
+              <w:r>
+                <w:rPr>
+                  <w:rStyle w:val="Hyperlink"/>
+                  <w:rFonts w:ascii="Aptos" w:hAnsi="Aptos"/>
+                  <w:sz w:val="20"/>
+                  <w:szCs w:val="20"/>
+                </w:rPr>
+                <w:t>Uplink</w:t>
+              </w:r>
+            </w:hyperlink>
+            <w:r>
+              <w:rPr>
+                <w:rFonts w:ascii="Aptos" w:hAnsi="Aptos"/>
+                <w:sz w:val="20"/>
+                <w:szCs w:val="20"/>
+              </w:rPr>
+              <w:t xml:space="preserve"> , </w:t>
+            </w:r>
+            <w:hyperlink r:id="rId14" w:history="1">
+              <w:r>
+                <w:rPr>
+                  <w:rStyle w:val="Hyperlink"/>
+                  <w:rFonts w:ascii="Aptos" w:hAnsi="Aptos"/>
+                  <w:sz w:val="20"/>
+                  <w:szCs w:val="20"/>
+                </w:rPr>
+                <w:t>Latch</w:t>
+              </w:r>
+            </w:hyperlink>
+            <w:r>
+              <w:rPr>
+                <w:rFonts w:ascii="Aptos" w:hAnsi="Aptos"/>
+                <w:sz w:val="20"/>
+                <w:szCs w:val="20"/>
+              </w:rPr>
+              <w:t xml:space="preserve">, </w:t>
+            </w:r>
+            <w:hyperlink r:id="rId15" w:history="1">
+              <w:r>
+                <w:rPr>
+                  <w:rStyle w:val="Hyperlink"/>
+                  <w:rFonts w:ascii="Aptos" w:hAnsi="Aptos"/>
+                  <w:sz w:val="20"/>
+                  <w:szCs w:val="20"/>
+                </w:rPr>
+                <w:t>Motivate</w:t>
+              </w:r>
+            </w:hyperlink>
+            <w:r>
+              <w:rPr>
+                <w:rFonts w:ascii="Aptos" w:hAnsi="Aptos"/>
+                <w:sz w:val="20"/>
+                <w:szCs w:val="20"/>
+              </w:rPr>
+              <w:t xml:space="preserve">, </w:t>
+            </w:r>
+            <w:hyperlink r:id="rId16" w:history="1">
+              <w:r>
+                <w:rPr>
+                  <w:rStyle w:val="Hyperlink"/>
+                  <w:rFonts w:ascii="Aptos" w:hAnsi="Aptos"/>
+                  <w:sz w:val="20"/>
+                  <w:szCs w:val="20"/>
+                </w:rPr>
+                <w:t>Moments</w:t>
+              </w:r>
+            </w:hyperlink>
+            <w:r>
+              <w:rPr>
+                <w:rFonts w:ascii="Aptos" w:hAnsi="Aptos"/>
+                <w:sz w:val="20"/>
+                <w:szCs w:val="20"/>
+              </w:rPr>
+              <w:t xml:space="preserve">, </w:t>
+            </w:r>
+            <w:hyperlink r:id="rId17" w:history="1">
+              <w:r>
+                <w:rPr>
+                  <w:rStyle w:val="Hyperlink"/>
+                  <w:rFonts w:ascii="Aptos" w:hAnsi="Aptos"/>
+                  <w:sz w:val="20"/>
+                  <w:szCs w:val="20"/>
+                </w:rPr>
+                <w:t>FlipCards</w:t>
+              </w:r>
+            </w:hyperlink>
+          </w:p>
+          <w:p>
+            <w:pPr>
+              <w:pStyle w:val="p1"/>
+              <w:rPr>
+                <w:rStyle w:val="Hyperlink"/>
+                <w:rFonts w:ascii="Aptos" w:hAnsi="Aptos"/>
+                <w:b/>
+                <w:bCs/>
+                <w:sz w:val="20"/>
+                <w:szCs w:val="20"/>
+              </w:rPr>
+            </w:pPr>
+            <w:r>
+              <w:rPr>
+                <w:rFonts w:ascii="Aptos" w:hAnsi="Aptos"/>
+                <w:b/>
+                <w:bCs/>
+                <w:sz w:val="20"/>
+                <w:szCs w:val="20"/>
+              </w:rPr>
+              <w:t>I am currently working as a</w:t>
+            </w:r>
+            <w:r>
+              <w:rPr>
+                <w:rFonts w:ascii="Aptos" w:hAnsi="Aptos"/>
+                <w:b/>
+                <w:bCs/>
+                <w:sz w:val="20"/>
+                <w:szCs w:val="20"/>
+              </w:rPr>
+              <w:t xml:space="preserve"> </w:t>
+            </w:r>
+            <w:r>
+              <w:rPr>
+                <w:rFonts w:ascii="Aptos" w:hAnsi="Aptos"/>
+                <w:b/>
+                <w:bCs/>
+                <w:sz w:val="20"/>
+                <w:szCs w:val="20"/>
+              </w:rPr>
+              <w:t>developer at Pimento.</w:t>
+            </w:r>
+          </w:p>
+          <w:p>
+            <w:pPr>
+              <w:pStyle w:val="p1"/>
+              <w:rPr>
+                <w:rFonts w:ascii="Aptos" w:hAnsi="Aptos"/>
                 <w:b/>
                 <w:bCs/>
                 <w:sz w:val="22"/>
                 <w:szCs w:val="22"/>
-                <w:lang w:bidi="en-US"/>
-              </w:rPr>
-            </w:pPr>
-            <w:r>
-              <w:rPr>
-                <w:rFonts w:ascii="Roboto" w:hAnsi="Roboto"/>
-                <w:sz w:val="22"/>
-                <w:szCs w:val="22"/>
-              </w:rPr>
-              <w:t>My work blends</w:t>
-            </w:r>
-            <w:r>
-              <w:rPr>
-                <w:rStyle w:val="s1"/>
-                <w:rFonts w:ascii="Roboto" w:hAnsi="Roboto"/>
-                <w:sz w:val="22"/>
-                <w:szCs w:val="22"/>
-              </w:rPr>
-              <w:t xml:space="preserve"> modern design</w:t>
-            </w:r>
-            <w:r>
-              <w:rPr>
-                <w:rFonts w:ascii="Roboto" w:hAnsi="Roboto"/>
-                <w:sz w:val="22"/>
-                <w:szCs w:val="22"/>
-              </w:rPr>
-              <w:t xml:space="preserve"> with a strong understanding of user needs, allowing me to build seamless and engaging experiences across platforms.</w:t>
-            </w:r>
-          </w:p>
-          <w:p>
-            <w:pPr>
-              <w:pStyle w:val="p1"/>
-              <w:rPr>
-                <w:rFonts w:ascii="Roboto" w:hAnsi="Roboto"/>
-                <w:sz w:val="22"/>
-                <w:szCs w:val="22"/>
-              </w:rPr>
-            </w:pPr>
-            <w:r>
-              <w:rPr>
-                <w:rFonts w:ascii="Roboto" w:hAnsi="Roboto"/>
-                <w:sz w:val="22"/>
-                <w:szCs w:val="22"/>
-              </w:rPr>
-              <w:t xml:space="preserve">Some of my notable </w:t>
-            </w:r>
-            <w:r>
-              <w:rPr>
-                <w:rFonts w:ascii="Roboto" w:hAnsi="Roboto"/>
-                <w:sz w:val="22"/>
-                <w:szCs w:val="22"/>
-              </w:rPr>
-              <w:t xml:space="preserve">personal </w:t>
-            </w:r>
-            <w:r>
-              <w:rPr>
-                <w:rFonts w:ascii="Roboto" w:hAnsi="Roboto"/>
-                <w:sz w:val="22"/>
-                <w:szCs w:val="22"/>
-              </w:rPr>
-              <w:t>projects include:</w:t>
-            </w:r>
-          </w:p>
-          <w:p>
-            <w:pPr>
-              <w:pStyle w:val="p1"/>
-              <w:rPr>
-                <w:rFonts w:ascii="Roboto" w:hAnsi="Roboto"/>
-                <w:sz w:val="22"/>
-                <w:szCs w:val="22"/>
-              </w:rPr>
-            </w:pPr>
-            <w:r>
-              <w:rPr>
-                <w:rStyle w:val="s1"/>
-                <w:rFonts w:ascii="Roboto" w:hAnsi="Roboto"/>
-                <w:b/>
-                <w:bCs/>
-                <w:sz w:val="22"/>
-                <w:szCs w:val="22"/>
-              </w:rPr>
-              <w:t>Cumulus</w:t>
-            </w:r>
-            <w:r>
-              <w:rPr>
-                <w:rFonts w:ascii="Roboto" w:hAnsi="Roboto"/>
-                <w:sz w:val="22"/>
-                <w:szCs w:val="22"/>
-              </w:rPr>
-              <w:t xml:space="preserve"> — a minimalist weather app inspired by Vision</w:t>
-            </w:r>
-            <w:r>
-              <w:rPr>
-                <w:rFonts w:ascii="Roboto" w:hAnsi="Roboto"/>
-                <w:sz w:val="22"/>
-                <w:szCs w:val="22"/>
-              </w:rPr>
-              <w:t xml:space="preserve"> </w:t>
-            </w:r>
-            <w:r>
-              <w:rPr>
-                <w:rFonts w:ascii="Roboto" w:hAnsi="Roboto"/>
-                <w:sz w:val="22"/>
-                <w:szCs w:val="22"/>
-              </w:rPr>
-              <w:t>OS principles, focused on clarity and elegant presentation.</w:t>
-            </w:r>
-          </w:p>
-          <w:p>
-            <w:pPr>
-              <w:pStyle w:val="p1"/>
-              <w:rPr>
-                <w:rFonts w:ascii="Roboto" w:hAnsi="Roboto"/>
-                <w:sz w:val="22"/>
-                <w:szCs w:val="22"/>
-              </w:rPr>
-            </w:pPr>
-            <w:r>
-              <w:rPr>
-                <w:rStyle w:val="s1"/>
-                <w:rFonts w:ascii="Roboto" w:hAnsi="Roboto"/>
-                <w:b/>
-                <w:bCs/>
-                <w:sz w:val="22"/>
-                <w:szCs w:val="22"/>
-              </w:rPr>
-              <w:t>PinBoard</w:t>
-            </w:r>
-            <w:r>
-              <w:rPr>
-                <w:rFonts w:ascii="Roboto" w:hAnsi="Roboto"/>
-                <w:sz w:val="22"/>
-                <w:szCs w:val="22"/>
-              </w:rPr>
-              <w:t xml:space="preserve"> — a customizable notes app with Live Activities, widgets, and personalization for a refined note</w:t>
-            </w:r>
-            <w:r>
-              <w:rPr>
-                <w:rFonts w:ascii="Roboto" w:hAnsi="Roboto"/>
-                <w:sz w:val="22"/>
-                <w:szCs w:val="22"/>
-              </w:rPr>
-              <w:noBreakHyphen/>
-              <w:t>taking workflow.</w:t>
-            </w:r>
-          </w:p>
-          <w:p>
-            <w:pPr>
-              <w:pStyle w:val="p1"/>
-              <w:rPr>
-                <w:rFonts w:ascii="Roboto" w:hAnsi="Roboto"/>
-                <w:sz w:val="22"/>
-                <w:szCs w:val="22"/>
-              </w:rPr>
-            </w:pPr>
-            <w:r>
-              <w:rPr>
-                <w:rStyle w:val="s1"/>
-                <w:rFonts w:ascii="Roboto" w:hAnsi="Roboto"/>
-                <w:b/>
-                <w:bCs/>
-                <w:sz w:val="22"/>
-                <w:szCs w:val="22"/>
-              </w:rPr>
-              <w:t>TailTag</w:t>
-            </w:r>
-            <w:r>
-              <w:rPr>
-                <w:rFonts w:ascii="Roboto" w:hAnsi="Roboto"/>
-                <w:sz w:val="22"/>
-                <w:szCs w:val="22"/>
-              </w:rPr>
-              <w:t xml:space="preserve"> — an aviation plane spotting app that helps enthusiasts log, track, and review aircraft sightings with accuracy and ease.</w:t>
-            </w:r>
-          </w:p>
-          <w:p>
-            <w:pPr>
-              <w:pStyle w:val="p1"/>
-              <w:rPr>
-                <w:rFonts w:ascii="Roboto" w:hAnsi="Roboto"/>
-                <w:sz w:val="22"/>
-                <w:szCs w:val="22"/>
-              </w:rPr>
-            </w:pPr>
-            <w:r>
-              <w:rPr>
-                <w:rStyle w:val="s1"/>
-                <w:rFonts w:ascii="Roboto" w:hAnsi="Roboto"/>
-                <w:b/>
-                <w:bCs/>
-                <w:sz w:val="22"/>
-                <w:szCs w:val="22"/>
-              </w:rPr>
-              <w:t>Pulse</w:t>
-            </w:r>
-            <w:r>
-              <w:rPr>
-                <w:rFonts w:ascii="Roboto" w:hAnsi="Roboto"/>
-                <w:sz w:val="22"/>
-                <w:szCs w:val="22"/>
-              </w:rPr>
-              <w:t xml:space="preserve"> — </w:t>
-            </w:r>
-            <w:r>
-              <w:rPr>
-                <w:rFonts w:ascii="Roboto" w:hAnsi="Roboto"/>
-                <w:sz w:val="22"/>
-                <w:szCs w:val="22"/>
-              </w:rPr>
-              <w:t xml:space="preserve">a diagnostics app designed to test the functionality </w:t>
-            </w:r>
-            <w:r>
-              <w:rPr>
-                <w:rFonts w:ascii="Roboto" w:hAnsi="Roboto"/>
-                <w:sz w:val="22"/>
-                <w:szCs w:val="22"/>
-              </w:rPr>
-              <w:t>of iOS and iPadOS devices</w:t>
-            </w:r>
-          </w:p>
-          <w:p>
-            <w:pPr>
-              <w:pStyle w:val="p1"/>
-              <w:rPr>
-                <w:rStyle w:val="Hyperlink"/>
-                <w:rFonts w:ascii="Roboto" w:hAnsi="Roboto"/>
-                <w:b/>
-                <w:bCs/>
-                <w:sz w:val="22"/>
-                <w:szCs w:val="22"/>
-              </w:rPr>
-            </w:pPr>
-            <w:r>
-              <w:rPr>
-                <w:rFonts w:ascii="Roboto" w:hAnsi="Roboto"/>
-                <w:b/>
-                <w:bCs/>
-                <w:sz w:val="22"/>
-                <w:szCs w:val="22"/>
-              </w:rPr>
-              <w:t>I am currently working as a</w:t>
-            </w:r>
-            <w:r>
-              <w:rPr>
-                <w:rFonts w:ascii="Roboto" w:hAnsi="Roboto"/>
-                <w:b/>
-                <w:bCs/>
-                <w:sz w:val="22"/>
-                <w:szCs w:val="22"/>
-              </w:rPr>
-              <w:t xml:space="preserve"> </w:t>
-            </w:r>
-            <w:r>
-              <w:rPr>
-                <w:rFonts w:ascii="Roboto" w:hAnsi="Roboto"/>
-                <w:b/>
-                <w:bCs/>
-                <w:sz w:val="22"/>
-                <w:szCs w:val="22"/>
-              </w:rPr>
-              <w:t>developer at Pimento.</w:t>
-            </w:r>
-          </w:p>
-          <w:p>
-            <w:pPr>
-              <w:pStyle w:val="p1"/>
-              <w:rPr>
-                <w:rFonts w:ascii="Aptos" w:hAnsi="Aptos"/>
-                <w:b/>
-                <w:bCs/>
-                <w:sz w:val="22"/>
-                <w:szCs w:val="22"/>
               </w:rPr>
             </w:pPr>
             <w:r>
@@ -1003,7 +1010,7 @@
               </w:rPr>
               <w:t xml:space="preserve">More projects available at </w:t>
             </w:r>
-            <w:hyperlink r:id="rId9" w:history="1">
+            <w:hyperlink r:id="rId18" w:history="1">
               <w:r>
                 <w:rPr>
                   <w:rStyle w:val="Hyperlink"/>
@@ -1065,13 +1072,19 @@
                 <w:sz w:val="28"/>
                 <w:szCs w:val="28"/>
               </w:rPr>
-              <w:t>Junior Developer</w:t>
+              <w:t>Developer</w:t>
             </w:r>
           </w:p>
           <w:p>
             <w:pPr>
               <w:pStyle w:val="skn-mls3cmnsize"/>
               <w:spacing w:line="400" w:lineRule="atLeast"/>
+              <w:rPr>
+                <w:rStyle w:val="span"/>
+                <w:rFonts w:ascii="Aptos" w:hAnsi="Aptos"/>
+              </w:rPr>
+            </w:pPr>
+            <w:r>
               <w:rPr>
                 <w:rStyle w:val="span"/>
                 <w:rFonts w:ascii="Aptos" w:eastAsia="Roboto" w:hAnsi="Aptos" w:cs="Roboto"/>
@@ -1079,26 +1092,27 @@
                 <w:bCs/>
                 <w:color w:val="062B61"/>
               </w:rPr>
-            </w:pPr>
-            <w:r>
-              <w:rPr>
-                <w:rStyle w:val="span"/>
+              <w:t>Pimento |</w:t>
+            </w:r>
+            <w:r>
+              <w:rPr>
+                <w:rStyle w:val="skn-mls3parent-containerleft-box"/>
                 <w:rFonts w:ascii="Aptos" w:eastAsia="Roboto" w:hAnsi="Aptos" w:cs="Roboto"/>
                 <w:b/>
                 <w:bCs/>
                 <w:color w:val="062B61"/>
               </w:rPr>
-              <w:t>Pimento |</w:t>
-            </w:r>
-            <w:r>
-              <w:rPr>
-                <w:rStyle w:val="skn-mls3parent-containerleft-box"/>
+              <w:t xml:space="preserve"> </w:t>
+            </w:r>
+            <w:r>
+              <w:rPr>
+                <w:rStyle w:val="span"/>
                 <w:rFonts w:ascii="Aptos" w:eastAsia="Roboto" w:hAnsi="Aptos" w:cs="Roboto"/>
                 <w:b/>
                 <w:bCs/>
                 <w:color w:val="062B61"/>
               </w:rPr>
-              <w:t xml:space="preserve"> </w:t>
+              <w:t xml:space="preserve">August 2025 – Current </w:t>
             </w:r>
             <w:r>
               <w:rPr>
@@ -1108,19 +1122,9 @@
                 <w:bCs/>
                 <w:color w:val="062B61"/>
               </w:rPr>
-              <w:t xml:space="preserve">August 2025 – Current </w:t>
-            </w:r>
-            <w:r>
-              <w:rPr>
-                <w:rStyle w:val="span"/>
-                <w:rFonts w:ascii="Aptos" w:eastAsia="Roboto" w:hAnsi="Aptos" w:cs="Roboto"/>
-                <w:b/>
-                <w:bCs/>
-                <w:color w:val="062B61"/>
-              </w:rPr>
               <w:t xml:space="preserve">| </w:t>
             </w:r>
-            <w:hyperlink r:id="rId10" w:history="1">
+            <w:hyperlink r:id="rId19" w:history="1">
               <w:r>
                 <w:rPr>
                   <w:rStyle w:val="Hyperlink"/>
@@ -1134,94 +1138,167 @@
           </w:p>
           <w:p>
             <w:pPr>
-              <w:pStyle w:val="skn-mls3txt-bold"/>
-              <w:spacing w:line="400" w:lineRule="atLeast"/>
-              <w:rPr>
-                <w:rFonts w:ascii="Aptos" w:hAnsi="Aptos"/>
-                <w:sz w:val="22"/>
-                <w:szCs w:val="21"/>
-              </w:rPr>
-            </w:pPr>
-            <w:r>
-              <w:rPr>
-                <w:rFonts w:ascii="Aptos" w:hAnsi="Aptos"/>
-                <w:sz w:val="22"/>
-                <w:szCs w:val="21"/>
-              </w:rPr>
-              <w:t>As the sole frontend engineer,</w:t>
-            </w:r>
-            <w:r>
-              <w:rPr>
-                <w:rFonts w:ascii="Aptos" w:hAnsi="Aptos"/>
-                <w:sz w:val="22"/>
-                <w:szCs w:val="21"/>
-              </w:rPr>
-              <w:t xml:space="preserve"> I am responsible for modernizing </w:t>
-            </w:r>
-            <w:r>
-              <w:rPr>
-                <w:rFonts w:ascii="Aptos" w:hAnsi="Aptos"/>
-                <w:sz w:val="22"/>
-                <w:szCs w:val="21"/>
-              </w:rPr>
-              <w:t xml:space="preserve">the </w:t>
-            </w:r>
-            <w:r>
-              <w:rPr>
-                <w:rFonts w:ascii="Aptos" w:hAnsi="Aptos"/>
-                <w:sz w:val="22"/>
-                <w:szCs w:val="21"/>
-              </w:rPr>
-              <w:t>web</w:t>
-            </w:r>
-            <w:r>
-              <w:rPr>
-                <w:rFonts w:ascii="Aptos" w:hAnsi="Aptos"/>
-                <w:sz w:val="22"/>
-                <w:szCs w:val="21"/>
-              </w:rPr>
-              <w:t xml:space="preserve"> dashboard. I also rebuilt the legacy app with new flows and built the new clients app using React native and Expo </w:t>
-            </w:r>
-            <w:r>
-              <w:rPr>
-                <w:rFonts w:ascii="Aptos" w:hAnsi="Aptos"/>
-                <w:sz w:val="22"/>
-                <w:szCs w:val="21"/>
-              </w:rPr>
-              <w:t xml:space="preserve">55. </w:t>
-            </w:r>
-            <w:r>
-              <w:rPr>
-                <w:rFonts w:ascii="Aptos" w:hAnsi="Aptos"/>
-                <w:sz w:val="22"/>
-                <w:szCs w:val="21"/>
-              </w:rPr>
-              <w:t>I</w:t>
-            </w:r>
-            <w:r>
-              <w:rPr>
-                <w:rFonts w:ascii="Aptos" w:hAnsi="Aptos"/>
-                <w:sz w:val="22"/>
-                <w:szCs w:val="21"/>
-              </w:rPr>
-              <w:t xml:space="preserve"> also manage App Store Connect and Play Console for app releases and testing.</w:t>
-            </w:r>
-            <w:r>
-              <w:rPr>
-                <w:rFonts w:ascii="Aptos" w:hAnsi="Aptos"/>
-                <w:sz w:val="22"/>
-                <w:szCs w:val="21"/>
-              </w:rPr>
-              <w:t xml:space="preserve">     </w:t>
-            </w:r>
-          </w:p>
-          <w:p>
-            <w:pPr>
-              <w:pStyle w:val="skn-mls3txt-bold"/>
-              <w:spacing w:line="400" w:lineRule="atLeast"/>
-              <w:rPr>
-                <w:sz w:val="22"/>
-                <w:szCs w:val="21"/>
+              <w:spacing w:after="160" w:line="278" w:lineRule="auto"/>
+              <w:textAlignment w:val="auto"/>
+              <w:rPr>
+                <w:rFonts w:ascii="Aptos" w:hAnsi="Aptos"/>
+                <w:sz w:val="20"/>
+                <w:szCs w:val="20"/>
+              </w:rPr>
+            </w:pPr>
+            <w:r>
+              <w:rPr>
+                <w:rFonts w:ascii="Aptos" w:hAnsi="Aptos"/>
+                <w:sz w:val="20"/>
+                <w:szCs w:val="20"/>
+              </w:rPr>
+              <w:t>Sole Frontend &amp; Mobile Engineer, leading the rebuild of a legacy warehouse platform and development of a new client-facing iOS and Android application.</w:t>
+            </w:r>
+          </w:p>
+          <w:p>
+            <w:pPr>
+              <w:spacing w:after="160" w:line="278" w:lineRule="auto"/>
+              <w:textAlignment w:val="auto"/>
+              <w:rPr>
+                <w:rFonts w:ascii="Aptos" w:hAnsi="Aptos"/>
+                <w:sz w:val="20"/>
+                <w:szCs w:val="20"/>
+              </w:rPr>
+            </w:pPr>
+            <w:r>
+              <w:rPr>
+                <w:rFonts w:ascii="Aptos" w:hAnsi="Aptos"/>
+                <w:sz w:val="20"/>
+                <w:szCs w:val="20"/>
+              </w:rPr>
+              <w:t>Modernized</w:t>
+            </w:r>
+            <w:r>
+              <w:rPr>
+                <w:rFonts w:ascii="Aptos" w:hAnsi="Aptos"/>
+                <w:sz w:val="20"/>
+                <w:szCs w:val="20"/>
+              </w:rPr>
+              <w:t xml:space="preserve"> the React frontend using ShadCN and a shared component system, improving consistency, maintainability and development speed.</w:t>
+            </w:r>
+          </w:p>
+          <w:p>
+            <w:pPr>
+              <w:spacing w:after="160" w:line="278" w:lineRule="auto"/>
+              <w:textAlignment w:val="auto"/>
+              <w:rPr>
+                <w:rFonts w:ascii="Aptos" w:hAnsi="Aptos"/>
+                <w:sz w:val="20"/>
+                <w:szCs w:val="20"/>
+              </w:rPr>
+            </w:pPr>
+            <w:r>
+              <w:rPr>
+                <w:rFonts w:ascii="Aptos" w:hAnsi="Aptos"/>
+                <w:sz w:val="20"/>
+                <w:szCs w:val="20"/>
+              </w:rPr>
+              <w:t>Built operational dispatch workflows integrating barcode scanners, weighing scales and label printers via Web HID/Web Serial across browser and Electron environments.</w:t>
+            </w:r>
+          </w:p>
+          <w:p>
+            <w:pPr>
+              <w:spacing w:after="160" w:line="278" w:lineRule="auto"/>
+              <w:textAlignment w:val="auto"/>
+              <w:rPr>
+                <w:rFonts w:ascii="Aptos" w:hAnsi="Aptos"/>
+                <w:sz w:val="20"/>
+                <w:szCs w:val="20"/>
+              </w:rPr>
+            </w:pPr>
+            <w:r>
+              <w:rPr>
+                <w:rFonts w:ascii="Aptos" w:hAnsi="Aptos"/>
+                <w:sz w:val="20"/>
+                <w:szCs w:val="20"/>
+              </w:rPr>
+              <w:t>Developed the mobile application from the ground up using React Native (Expo), delivering production apps for iOS and Android.</w:t>
+            </w:r>
+          </w:p>
+          <w:p>
+            <w:pPr>
+              <w:spacing w:after="160" w:line="278" w:lineRule="auto"/>
+              <w:textAlignment w:val="auto"/>
+              <w:rPr>
+                <w:rFonts w:ascii="Aptos" w:hAnsi="Aptos"/>
+                <w:sz w:val="20"/>
+                <w:szCs w:val="20"/>
+              </w:rPr>
+            </w:pPr>
+            <w:r>
+              <w:rPr>
+                <w:rFonts w:ascii="Aptos" w:hAnsi="Aptos"/>
+                <w:sz w:val="20"/>
+                <w:szCs w:val="20"/>
+              </w:rPr>
+              <w:t>Own the frontend/mobile product lifecycle from UX design and prototyping through implementation, deployment and production iteration.</w:t>
+            </w:r>
+          </w:p>
+          <w:p>
+            <w:pPr>
+              <w:spacing w:after="160" w:line="278" w:lineRule="auto"/>
+              <w:textAlignment w:val="auto"/>
+              <w:rPr>
+                <w:rFonts w:ascii="Aptos" w:hAnsi="Aptos"/>
+                <w:sz w:val="20"/>
+                <w:szCs w:val="20"/>
+              </w:rPr>
+            </w:pPr>
+            <w:r>
+              <w:rPr>
+                <w:rFonts w:ascii="Aptos" w:hAnsi="Aptos"/>
+                <w:sz w:val="20"/>
+                <w:szCs w:val="20"/>
+              </w:rPr>
+              <w:t>Manage mobile releases through App Store Connect and Google Play Console.</w:t>
+            </w:r>
+          </w:p>
+          <w:p>
+            <w:pPr>
+              <w:spacing w:after="160" w:line="278" w:lineRule="auto"/>
+              <w:textAlignment w:val="auto"/>
+              <w:rPr>
+                <w:rFonts w:ascii="Aptos" w:hAnsi="Aptos"/>
+                <w:sz w:val="20"/>
+                <w:szCs w:val="20"/>
+              </w:rPr>
+            </w:pPr>
+          </w:p>
+          <w:p>
+            <w:pPr>
+              <w:spacing w:after="160" w:line="278" w:lineRule="auto"/>
+              <w:textAlignment w:val="auto"/>
+              <w:rPr>
+                <w:rFonts w:ascii="Aptos" w:hAnsi="Aptos"/>
+                <w:sz w:val="20"/>
+                <w:szCs w:val="20"/>
+              </w:rPr>
+            </w:pPr>
+          </w:p>
+          <w:p>
+            <w:pPr>
+              <w:spacing w:after="160" w:line="278" w:lineRule="auto"/>
+              <w:textAlignment w:val="auto"/>
+              <w:rPr>
+                <w:rFonts w:ascii="Aptos" w:hAnsi="Aptos"/>
+                <w:sz w:val="20"/>
+                <w:szCs w:val="20"/>
+              </w:rPr>
+            </w:pPr>
+          </w:p>
+          <w:p>
+            <w:pPr>
+              <w:spacing w:after="160" w:line="278" w:lineRule="auto"/>
+              <w:textAlignment w:val="auto"/>
+              <w:rPr>
+                <w:rFonts w:ascii="Aptos" w:hAnsi="Aptos"/>
+                <w:sz w:val="20"/>
+                <w:szCs w:val="20"/>
               </w:rPr>
             </w:pPr>
           </w:p>
@@ -1245,322 +1322,367 @@
                 <w:sz w:val="28"/>
                 <w:szCs w:val="28"/>
               </w:rPr>
-              <w:lastRenderedPageBreak/>
-              <w:t>Golang Internship</w:t>
-            </w:r>
-          </w:p>
-          <w:p>
-            <w:pPr>
-              <w:pStyle w:val="skn-mls3cmnsize"/>
-              <w:spacing w:line="400" w:lineRule="atLeast"/>
-              <w:rPr>
-                <w:rStyle w:val="span"/>
-                <w:rFonts w:ascii="Aptos" w:eastAsia="Roboto" w:hAnsi="Aptos" w:cs="Roboto"/>
-                <w:b/>
-                <w:bCs/>
-                <w:color w:val="062B61"/>
-              </w:rPr>
-            </w:pPr>
-            <w:r>
-              <w:rPr>
-                <w:rStyle w:val="span"/>
-                <w:rFonts w:ascii="Aptos" w:eastAsia="Roboto" w:hAnsi="Aptos" w:cs="Roboto"/>
-                <w:b/>
-                <w:bCs/>
-                <w:color w:val="062B61"/>
-              </w:rPr>
-              <w:t xml:space="preserve">University of the West </w:t>
-            </w:r>
-            <w:r>
-              <w:rPr>
-                <w:rStyle w:val="span"/>
-                <w:rFonts w:ascii="Aptos" w:eastAsia="Roboto" w:hAnsi="Aptos" w:cs="Roboto"/>
-                <w:b/>
-                <w:bCs/>
-                <w:color w:val="062B61"/>
-              </w:rPr>
-              <w:t>of England</w:t>
-            </w:r>
-            <w:r>
-              <w:rPr>
-                <w:rStyle w:val="skn-mls3parent-containerleft-box"/>
-                <w:rFonts w:ascii="Aptos" w:eastAsia="Roboto" w:hAnsi="Aptos" w:cs="Roboto"/>
-                <w:b/>
-                <w:bCs/>
-                <w:color w:val="062B61"/>
-              </w:rPr>
-              <w:t xml:space="preserve"> </w:t>
-            </w:r>
-            <w:r>
-              <w:rPr>
-                <w:rStyle w:val="span"/>
-                <w:rFonts w:ascii="Aptos" w:eastAsia="Roboto" w:hAnsi="Aptos" w:cs="Roboto"/>
-                <w:b/>
-                <w:bCs/>
-                <w:color w:val="062B61"/>
-              </w:rPr>
-              <w:t>|</w:t>
-            </w:r>
-            <w:r>
-              <w:rPr>
-                <w:rStyle w:val="skn-mls3parent-containerleft-box"/>
-                <w:rFonts w:ascii="Aptos" w:eastAsia="Roboto" w:hAnsi="Aptos" w:cs="Roboto"/>
-                <w:b/>
-                <w:bCs/>
-                <w:color w:val="062B61"/>
-              </w:rPr>
-              <w:t xml:space="preserve"> </w:t>
-            </w:r>
-            <w:r>
-              <w:rPr>
-                <w:rStyle w:val="span"/>
-                <w:rFonts w:ascii="Aptos" w:eastAsia="Roboto" w:hAnsi="Aptos" w:cs="Roboto"/>
-                <w:b/>
-                <w:bCs/>
-                <w:color w:val="062B61"/>
-              </w:rPr>
-              <w:t xml:space="preserve">July 2025 </w:t>
-            </w:r>
-            <w:r>
-              <w:rPr>
-                <w:rStyle w:val="span"/>
-                <w:rFonts w:ascii="Aptos" w:eastAsia="Roboto" w:hAnsi="Aptos" w:cs="Roboto"/>
-                <w:b/>
-                <w:bCs/>
-                <w:color w:val="062B61"/>
-              </w:rPr>
-              <w:t>–</w:t>
-            </w:r>
-            <w:r>
-              <w:rPr>
-                <w:rStyle w:val="span"/>
-                <w:rFonts w:ascii="Aptos" w:eastAsia="Roboto" w:hAnsi="Aptos" w:cs="Roboto"/>
-                <w:b/>
-                <w:bCs/>
-                <w:color w:val="062B61"/>
-              </w:rPr>
-              <w:t xml:space="preserve"> </w:t>
-            </w:r>
-            <w:r>
-              <w:rPr>
-                <w:rStyle w:val="span"/>
-                <w:rFonts w:ascii="Aptos" w:eastAsia="Roboto" w:hAnsi="Aptos" w:cs="Roboto"/>
-                <w:b/>
-                <w:bCs/>
-                <w:color w:val="062B61"/>
-              </w:rPr>
-              <w:t>Sept 2025</w:t>
-            </w:r>
-            <w:r>
-              <w:rPr>
-                <w:rStyle w:val="span"/>
-                <w:rFonts w:ascii="Aptos" w:eastAsia="Roboto" w:hAnsi="Aptos" w:cs="Roboto"/>
-                <w:b/>
-                <w:bCs/>
-                <w:color w:val="062B61"/>
-              </w:rPr>
-              <w:t xml:space="preserve">     </w:t>
-            </w:r>
-          </w:p>
-          <w:p>
-            <w:pPr>
-              <w:pStyle w:val="skn-mls3cmnsize"/>
-              <w:spacing w:line="400" w:lineRule="atLeast"/>
-              <w:rPr>
-                <w:rFonts w:ascii="Aptos" w:hAnsi="Aptos"/>
-                <w:b/>
-                <w:bCs/>
-                <w:sz w:val="22"/>
-                <w:szCs w:val="21"/>
-              </w:rPr>
-            </w:pPr>
-            <w:r>
-              <w:rPr>
-                <w:rFonts w:ascii="Aptos" w:hAnsi="Aptos"/>
-                <w:b/>
-                <w:bCs/>
-                <w:sz w:val="22"/>
-                <w:szCs w:val="21"/>
-              </w:rPr>
-              <w:t>Mentoring students in Golang and software development, creating teaching materials</w:t>
-            </w:r>
-            <w:r>
-              <w:rPr>
-                <w:rFonts w:ascii="Aptos" w:hAnsi="Aptos"/>
-                <w:b/>
-                <w:bCs/>
-                <w:sz w:val="22"/>
-                <w:szCs w:val="21"/>
-              </w:rPr>
-              <w:t xml:space="preserve"> </w:t>
-            </w:r>
-            <w:r>
-              <w:rPr>
-                <w:rFonts w:ascii="Aptos" w:hAnsi="Aptos"/>
-                <w:b/>
-                <w:bCs/>
-                <w:sz w:val="22"/>
-                <w:szCs w:val="21"/>
-              </w:rPr>
-              <w:t>and developing tools</w:t>
-            </w:r>
-            <w:r>
-              <w:rPr>
-                <w:rFonts w:ascii="Aptos" w:hAnsi="Aptos"/>
-                <w:b/>
-                <w:bCs/>
-                <w:sz w:val="22"/>
-                <w:szCs w:val="21"/>
-              </w:rPr>
-              <w:t>.</w:t>
-            </w:r>
-          </w:p>
-          <w:p>
-            <w:pPr>
-              <w:pStyle w:val="skn-mls3cmnsize"/>
-              <w:spacing w:line="400" w:lineRule="atLeast"/>
-              <w:rPr>
-                <w:rStyle w:val="skn-mls3parent-containerleft-box"/>
-                <w:rFonts w:ascii="Aptos" w:hAnsi="Aptos"/>
-                <w:b/>
-                <w:bCs/>
-                <w:sz w:val="22"/>
-                <w:szCs w:val="21"/>
-              </w:rPr>
-            </w:pPr>
+              <w:t>Full Stack Engineer: Founding Development Team</w:t>
+            </w:r>
           </w:p>
           <w:p>
             <w:pPr>
               <w:pStyle w:val="skn-mls3txt-bold"/>
               <w:spacing w:line="400" w:lineRule="atLeast"/>
               <w:rPr>
+                <w:rFonts w:ascii="Aptos" w:eastAsia="Roboto" w:hAnsi="Aptos" w:cs="Roboto"/>
+              </w:rPr>
+            </w:pPr>
+            <w:r>
+              <w:rPr>
+                <w:rStyle w:val="span"/>
+                <w:rFonts w:ascii="Aptos" w:eastAsia="Roboto" w:hAnsi="Aptos" w:cs="Roboto"/>
+                <w:color w:val="062B61"/>
+              </w:rPr>
+              <w:t>HI Company</w:t>
+            </w:r>
+            <w:r>
+              <w:rPr>
                 <w:rStyle w:val="skn-mls3parent-containerleft-box"/>
                 <w:rFonts w:ascii="Aptos" w:eastAsia="Roboto" w:hAnsi="Aptos" w:cs="Roboto"/>
                 <w:color w:val="062B61"/>
-                <w:sz w:val="28"/>
-                <w:szCs w:val="28"/>
-              </w:rPr>
-            </w:pPr>
+              </w:rPr>
+              <w:t xml:space="preserve"> </w:t>
+            </w:r>
+            <w:r>
+              <w:rPr>
+                <w:rStyle w:val="span"/>
+                <w:rFonts w:ascii="Aptos" w:eastAsia="Roboto" w:hAnsi="Aptos" w:cs="Roboto"/>
+                <w:color w:val="062B61"/>
+              </w:rPr>
+              <w:t>|</w:t>
+            </w:r>
             <w:r>
               <w:rPr>
                 <w:rStyle w:val="skn-mls3parent-containerleft-box"/>
                 <w:rFonts w:ascii="Aptos" w:eastAsia="Roboto" w:hAnsi="Aptos" w:cs="Roboto"/>
                 <w:color w:val="062B61"/>
-                <w:sz w:val="28"/>
-                <w:szCs w:val="28"/>
-              </w:rPr>
-              <w:t xml:space="preserve">iOS </w:t>
-            </w:r>
-            <w:r>
-              <w:rPr>
-                <w:rStyle w:val="skn-mls3parent-containerleft-box"/>
+              </w:rPr>
+              <w:t xml:space="preserve"> </w:t>
+            </w:r>
+            <w:r>
+              <w:rPr>
+                <w:rStyle w:val="span"/>
                 <w:rFonts w:ascii="Aptos" w:eastAsia="Roboto" w:hAnsi="Aptos" w:cs="Roboto"/>
                 <w:color w:val="062B61"/>
-                <w:sz w:val="28"/>
-                <w:szCs w:val="28"/>
-              </w:rPr>
-              <w:t>App Development</w:t>
-            </w:r>
-          </w:p>
-          <w:p>
-            <w:pPr>
-              <w:pStyle w:val="skn-mls3cmnsize"/>
-              <w:spacing w:line="400" w:lineRule="atLeast"/>
+              </w:rPr>
+              <w:t>May 2026</w:t>
+            </w:r>
+            <w:r>
               <w:rPr>
                 <w:rStyle w:val="span"/>
                 <w:rFonts w:ascii="Aptos" w:eastAsia="Roboto" w:hAnsi="Aptos" w:cs="Roboto"/>
-                <w:b/>
-                <w:bCs/>
                 <w:color w:val="062B61"/>
               </w:rPr>
-            </w:pPr>
+              <w:t xml:space="preserve"> – </w:t>
+            </w:r>
             <w:r>
               <w:rPr>
                 <w:rStyle w:val="span"/>
                 <w:rFonts w:ascii="Aptos" w:eastAsia="Roboto" w:hAnsi="Aptos" w:cs="Roboto"/>
-                <w:b/>
-                <w:bCs/>
                 <w:color w:val="062B61"/>
               </w:rPr>
-              <w:t>Self-Employed</w:t>
-            </w:r>
-            <w:r>
-              <w:rPr>
-                <w:rStyle w:val="skn-mls3parent-containerleft-box"/>
-                <w:rFonts w:ascii="Aptos" w:eastAsia="Roboto" w:hAnsi="Aptos" w:cs="Roboto"/>
-                <w:b/>
-                <w:bCs/>
+              <w:t>Sept 2026</w:t>
+            </w:r>
+            <w:r>
+              <w:rPr>
+                <w:rStyle w:val="span"/>
+                <w:rFonts w:ascii="Aptos" w:eastAsia="Roboto" w:hAnsi="Aptos" w:cs="Roboto"/>
                 <w:color w:val="062B61"/>
               </w:rPr>
-              <w:t xml:space="preserve"> </w:t>
-            </w:r>
-            <w:r>
-              <w:rPr>
-                <w:rStyle w:val="span"/>
-                <w:rFonts w:ascii="Aptos" w:eastAsia="Roboto" w:hAnsi="Aptos" w:cs="Roboto"/>
-                <w:b/>
-                <w:bCs/>
-                <w:color w:val="062B61"/>
-              </w:rPr>
-              <w:t>|</w:t>
-            </w:r>
-            <w:r>
-              <w:rPr>
-                <w:rStyle w:val="skn-mls3parent-containerleft-box"/>
-                <w:rFonts w:ascii="Aptos" w:eastAsia="Roboto" w:hAnsi="Aptos" w:cs="Roboto"/>
-                <w:b/>
-                <w:bCs/>
-                <w:color w:val="062B61"/>
-              </w:rPr>
-              <w:t xml:space="preserve"> </w:t>
-            </w:r>
-            <w:r>
-              <w:rPr>
-                <w:rStyle w:val="span"/>
-                <w:rFonts w:ascii="Aptos" w:eastAsia="Roboto" w:hAnsi="Aptos" w:cs="Roboto"/>
-                <w:b/>
-                <w:bCs/>
-                <w:color w:val="062B61"/>
-              </w:rPr>
-              <w:t xml:space="preserve">Jan 2024 </w:t>
-            </w:r>
-            <w:r>
-              <w:rPr>
-                <w:rStyle w:val="span"/>
-                <w:rFonts w:ascii="Aptos" w:eastAsia="Roboto" w:hAnsi="Aptos" w:cs="Roboto"/>
-                <w:b/>
-                <w:bCs/>
-                <w:color w:val="062B61"/>
-              </w:rPr>
-              <w:t>–</w:t>
-            </w:r>
-            <w:r>
-              <w:rPr>
-                <w:rStyle w:val="span"/>
-                <w:rFonts w:ascii="Aptos" w:eastAsia="Roboto" w:hAnsi="Aptos" w:cs="Roboto"/>
-                <w:b/>
-                <w:bCs/>
-                <w:color w:val="062B61"/>
-              </w:rPr>
-              <w:t xml:space="preserve"> Current</w:t>
-            </w:r>
-            <w:r>
-              <w:rPr>
-                <w:rStyle w:val="span"/>
-                <w:rFonts w:ascii="Aptos" w:eastAsia="Roboto" w:hAnsi="Aptos" w:cs="Roboto"/>
-                <w:b/>
-                <w:bCs/>
-                <w:color w:val="062B61"/>
-              </w:rPr>
               <w:t xml:space="preserve"> | </w:t>
             </w:r>
-            <w:hyperlink r:id="rId11" w:history="1">
+            <w:hyperlink r:id="rId20" w:history="1">
               <w:r>
                 <w:rPr>
                   <w:rStyle w:val="Hyperlink"/>
                   <w:rFonts w:ascii="Aptos" w:eastAsia="Roboto" w:hAnsi="Aptos" w:cs="Roboto"/>
-                  <w:b/>
-                  <w:bCs/>
+                </w:rPr>
+                <w:t>Thehicompany.co.uk</w:t>
+              </w:r>
+            </w:hyperlink>
+          </w:p>
+          <w:p>
+            <w:pPr>
+              <w:spacing w:after="160" w:line="278" w:lineRule="auto"/>
+              <w:textAlignment w:val="auto"/>
+              <w:rPr>
+                <w:rFonts w:ascii="Aptos" w:hAnsi="Aptos"/>
+                <w:sz w:val="20"/>
+                <w:szCs w:val="20"/>
+              </w:rPr>
+            </w:pPr>
+            <w:r>
+              <w:rPr>
+                <w:rFonts w:ascii="Aptos" w:hAnsi="Aptos"/>
+                <w:sz w:val="20"/>
+                <w:szCs w:val="20"/>
+              </w:rPr>
+              <w:t>Part of a three-person team that designed and delivered a full teaching and assessment platform from concept to working product in approximately three months.</w:t>
+            </w:r>
+          </w:p>
+          <w:p>
+            <w:pPr>
+              <w:spacing w:after="160" w:line="278" w:lineRule="auto"/>
+              <w:textAlignment w:val="auto"/>
+              <w:rPr>
+                <w:rFonts w:ascii="Aptos" w:hAnsi="Aptos"/>
+                <w:sz w:val="20"/>
+                <w:szCs w:val="20"/>
+              </w:rPr>
+            </w:pPr>
+            <w:r>
+              <w:rPr>
+                <w:rFonts w:ascii="Aptos" w:hAnsi="Aptos"/>
+                <w:sz w:val="20"/>
+                <w:szCs w:val="20"/>
+              </w:rPr>
+              <w:t>Designed and deployed AWS infrastructure from scratch using EKS, RDS, S3, SES, ECR, CloudFormation and Kubernetes, including networking, secrets management and IAM.</w:t>
+            </w:r>
+          </w:p>
+          <w:p>
+            <w:pPr>
+              <w:spacing w:after="160" w:line="278" w:lineRule="auto"/>
+              <w:textAlignment w:val="auto"/>
+              <w:rPr>
+                <w:rFonts w:ascii="Aptos" w:hAnsi="Aptos"/>
+                <w:sz w:val="20"/>
+                <w:szCs w:val="20"/>
+              </w:rPr>
+            </w:pPr>
+            <w:r>
+              <w:rPr>
+                <w:rFonts w:ascii="Aptos" w:hAnsi="Aptos"/>
+                <w:sz w:val="20"/>
+                <w:szCs w:val="20"/>
+              </w:rPr>
+              <w:t xml:space="preserve">Built </w:t>
+            </w:r>
+            <w:r>
+              <w:rPr>
+                <w:rFonts w:ascii="Aptos" w:hAnsi="Aptos"/>
+                <w:sz w:val="20"/>
+                <w:szCs w:val="20"/>
+              </w:rPr>
+              <w:t>containerized</w:t>
+            </w:r>
+            <w:r>
+              <w:rPr>
+                <w:rFonts w:ascii="Aptos" w:hAnsi="Aptos"/>
+                <w:sz w:val="20"/>
+                <w:szCs w:val="20"/>
+              </w:rPr>
+              <w:t xml:space="preserve"> Go microservices with PostgreSQL, gRPC/Protocol Buffers and REST APIs, alongside CI/CD pipelines using Docker and GitHub Actions.</w:t>
+            </w:r>
+          </w:p>
+          <w:p>
+            <w:pPr>
+              <w:spacing w:after="160" w:line="278" w:lineRule="auto"/>
+              <w:textAlignment w:val="auto"/>
+              <w:rPr>
+                <w:rFonts w:ascii="Aptos" w:hAnsi="Aptos"/>
+                <w:sz w:val="20"/>
+                <w:szCs w:val="20"/>
+              </w:rPr>
+            </w:pPr>
+            <w:r>
+              <w:rPr>
+                <w:rFonts w:ascii="Aptos" w:hAnsi="Aptos"/>
+                <w:sz w:val="20"/>
+                <w:szCs w:val="20"/>
+              </w:rPr>
+              <w:t>Developed React/TypeScript dashboards for four user roles, implementing OTP/JWT authentication, RBAC, school/class management and content creation workflows.</w:t>
+            </w:r>
+          </w:p>
+          <w:p>
+            <w:pPr>
+              <w:spacing w:after="160" w:line="278" w:lineRule="auto"/>
+              <w:textAlignment w:val="auto"/>
+              <w:rPr>
+                <w:rFonts w:ascii="Aptos" w:hAnsi="Aptos"/>
+                <w:sz w:val="20"/>
+                <w:szCs w:val="20"/>
+              </w:rPr>
+            </w:pPr>
+            <w:r>
+              <w:rPr>
+                <w:rFonts w:ascii="Aptos" w:hAnsi="Aptos"/>
+                <w:sz w:val="20"/>
+                <w:szCs w:val="20"/>
+              </w:rPr>
+              <w:t>Built end-to-end assessment functionality supporting text, MCQ and video submissions, progress tracking, marking, feedback and secure S3 media storage.</w:t>
+            </w:r>
+          </w:p>
+          <w:p>
+            <w:pPr>
+              <w:spacing w:after="160" w:line="278" w:lineRule="auto"/>
+              <w:textAlignment w:val="auto"/>
+              <w:rPr>
+                <w:rFonts w:ascii="Aptos" w:hAnsi="Aptos"/>
+                <w:sz w:val="20"/>
+                <w:szCs w:val="20"/>
+              </w:rPr>
+            </w:pPr>
+            <w:r>
+              <w:rPr>
+                <w:rFonts w:ascii="Aptos" w:hAnsi="Aptos"/>
+                <w:sz w:val="20"/>
+                <w:szCs w:val="20"/>
+              </w:rPr>
+              <w:t>Worked directly with teachers and sixth-form leadership in weekly client meetings, translating feedback into technical decisions and rapid product iterations.</w:t>
+            </w:r>
+          </w:p>
+          <w:p>
+            <w:pPr>
+              <w:spacing w:after="160" w:line="278" w:lineRule="auto"/>
+              <w:textAlignment w:val="auto"/>
+              <w:rPr>
+                <w:rFonts w:ascii="Aptos" w:hAnsi="Aptos"/>
+                <w:sz w:val="20"/>
+                <w:szCs w:val="20"/>
+              </w:rPr>
+            </w:pPr>
+            <w:r>
+              <w:rPr>
+                <w:rFonts w:ascii="Aptos" w:hAnsi="Aptos"/>
+                <w:sz w:val="20"/>
+                <w:szCs w:val="20"/>
+              </w:rPr>
+              <w:t>Managed DNS and domain configuration for application hosting and Amazon SES.</w:t>
+            </w:r>
+          </w:p>
+          <w:p>
+            <w:pPr>
+              <w:pStyle w:val="skn-mls3txt-bold"/>
+              <w:spacing w:line="400" w:lineRule="atLeast"/>
+              <w:rPr>
+                <w:rStyle w:val="span"/>
+                <w:rFonts w:ascii="Aptos" w:eastAsia="Roboto" w:hAnsi="Aptos" w:cs="Roboto"/>
+                <w:color w:val="062B61"/>
+                <w:sz w:val="28"/>
+                <w:szCs w:val="28"/>
+              </w:rPr>
+            </w:pPr>
+          </w:p>
+          <w:p>
+            <w:pPr>
+              <w:pStyle w:val="skn-mls3txt-bold"/>
+              <w:spacing w:line="400" w:lineRule="atLeast"/>
+              <w:rPr>
+                <w:rStyle w:val="skn-mls3parent-containerleft-box"/>
+                <w:rFonts w:ascii="Aptos" w:eastAsia="Roboto" w:hAnsi="Aptos" w:cs="Roboto"/>
+                <w:color w:val="062B61"/>
+                <w:sz w:val="28"/>
+                <w:szCs w:val="28"/>
+              </w:rPr>
+            </w:pPr>
+            <w:r>
+              <w:rPr>
+                <w:rStyle w:val="skn-mls3parent-containerleft-box"/>
+                <w:rFonts w:ascii="Aptos" w:eastAsia="Roboto" w:hAnsi="Aptos" w:cs="Roboto"/>
+                <w:color w:val="062B61"/>
+                <w:sz w:val="28"/>
+                <w:szCs w:val="28"/>
+              </w:rPr>
+              <w:t xml:space="preserve">iOS </w:t>
+            </w:r>
+            <w:r>
+              <w:rPr>
+                <w:rStyle w:val="skn-mls3parent-containerleft-box"/>
+                <w:rFonts w:ascii="Aptos" w:eastAsia="Roboto" w:hAnsi="Aptos" w:cs="Roboto"/>
+                <w:color w:val="062B61"/>
+                <w:sz w:val="28"/>
+                <w:szCs w:val="28"/>
+              </w:rPr>
+              <w:t>App Development</w:t>
+            </w:r>
+          </w:p>
+          <w:p>
+            <w:pPr>
+              <w:pStyle w:val="skn-mls3txt-bold"/>
+              <w:spacing w:line="400" w:lineRule="atLeast"/>
+              <w:rPr>
+                <w:rStyle w:val="span"/>
+                <w:rFonts w:ascii="Aptos" w:eastAsia="Roboto" w:hAnsi="Aptos" w:cs="Roboto"/>
+                <w:color w:val="062B61"/>
+                <w:sz w:val="28"/>
+                <w:szCs w:val="28"/>
+              </w:rPr>
+            </w:pPr>
+            <w:r>
+              <w:rPr>
+                <w:rStyle w:val="span"/>
+                <w:rFonts w:ascii="Aptos" w:eastAsia="Roboto" w:hAnsi="Aptos" w:cs="Roboto"/>
+                <w:color w:val="062B61"/>
+              </w:rPr>
+              <w:t>Self-Employed</w:t>
+            </w:r>
+            <w:r>
+              <w:rPr>
+                <w:rStyle w:val="skn-mls3parent-containerleft-box"/>
+                <w:rFonts w:ascii="Aptos" w:eastAsia="Roboto" w:hAnsi="Aptos" w:cs="Roboto"/>
+                <w:color w:val="062B61"/>
+              </w:rPr>
+              <w:t xml:space="preserve"> </w:t>
+            </w:r>
+            <w:r>
+              <w:rPr>
+                <w:rStyle w:val="span"/>
+                <w:rFonts w:ascii="Aptos" w:eastAsia="Roboto" w:hAnsi="Aptos" w:cs="Roboto"/>
+                <w:color w:val="062B61"/>
+              </w:rPr>
+              <w:t>|</w:t>
+            </w:r>
+            <w:r>
+              <w:rPr>
+                <w:rStyle w:val="skn-mls3parent-containerleft-box"/>
+                <w:rFonts w:ascii="Aptos" w:eastAsia="Roboto" w:hAnsi="Aptos" w:cs="Roboto"/>
+                <w:color w:val="062B61"/>
+              </w:rPr>
+              <w:t xml:space="preserve"> </w:t>
+            </w:r>
+            <w:r>
+              <w:rPr>
+                <w:rStyle w:val="span"/>
+                <w:rFonts w:ascii="Aptos" w:eastAsia="Roboto" w:hAnsi="Aptos" w:cs="Roboto"/>
+                <w:color w:val="062B61"/>
+              </w:rPr>
+              <w:t xml:space="preserve">Jan 2024 </w:t>
+            </w:r>
+            <w:r>
+              <w:rPr>
+                <w:rStyle w:val="span"/>
+                <w:rFonts w:ascii="Aptos" w:eastAsia="Roboto" w:hAnsi="Aptos" w:cs="Roboto"/>
+                <w:color w:val="062B61"/>
+              </w:rPr>
+              <w:t>–</w:t>
+            </w:r>
+            <w:r>
+              <w:rPr>
+                <w:rStyle w:val="span"/>
+                <w:rFonts w:ascii="Aptos" w:eastAsia="Roboto" w:hAnsi="Aptos" w:cs="Roboto"/>
+                <w:color w:val="062B61"/>
+              </w:rPr>
+              <w:t xml:space="preserve"> Current</w:t>
+            </w:r>
+            <w:r>
+              <w:rPr>
+                <w:rStyle w:val="span"/>
+                <w:rFonts w:ascii="Aptos" w:eastAsia="Roboto" w:hAnsi="Aptos" w:cs="Roboto"/>
+                <w:color w:val="062B61"/>
+              </w:rPr>
+              <w:t xml:space="preserve"> | </w:t>
+            </w:r>
+            <w:hyperlink r:id="rId21" w:history="1">
+              <w:r>
+                <w:rPr>
+                  <w:rStyle w:val="Hyperlink"/>
+                  <w:rFonts w:ascii="Aptos" w:eastAsia="Roboto" w:hAnsi="Aptos" w:cs="Roboto"/>
                 </w:rPr>
                 <w:t>A</w:t>
               </w:r>
@@ -1568,8 +1690,6 @@
                 <w:rPr>
                   <w:rStyle w:val="Hyperlink"/>
                   <w:rFonts w:ascii="Aptos" w:eastAsia="Roboto" w:hAnsi="Aptos" w:cs="Roboto"/>
-                  <w:b/>
-                  <w:bCs/>
                 </w:rPr>
                 <w:t>ppsbyjosh.com</w:t>
               </w:r>
@@ -1577,835 +1697,233 @@
           </w:p>
           <w:p>
             <w:pPr>
-              <w:pStyle w:val="skn-mls3cmnsize"/>
-              <w:spacing w:line="400" w:lineRule="atLeast"/>
-              <w:rPr>
-                <w:rFonts w:ascii="Aptos" w:eastAsia="Roboto" w:hAnsi="Aptos" w:cs="Roboto"/>
-                <w:b/>
-                <w:bCs/>
-                <w:color w:val="062B61"/>
-                <w:sz w:val="21"/>
-                <w:szCs w:val="21"/>
-              </w:rPr>
-            </w:pPr>
-            <w:r>
-              <w:rPr>
-                <w:rFonts w:ascii="Aptos" w:hAnsi="Aptos"/>
-                <w:b/>
-                <w:bCs/>
-                <w:sz w:val="22"/>
-                <w:szCs w:val="22"/>
-              </w:rPr>
-              <w:t>Designing, developing, and publishing iOS apps using Swift</w:t>
-            </w:r>
-            <w:r>
-              <w:rPr>
-                <w:rFonts w:ascii="Aptos" w:hAnsi="Aptos"/>
-                <w:b/>
-                <w:bCs/>
-                <w:sz w:val="22"/>
-                <w:szCs w:val="22"/>
-              </w:rPr>
-              <w:t>. Managing</w:t>
-            </w:r>
-            <w:r>
-              <w:rPr>
-                <w:rFonts w:ascii="Aptos" w:hAnsi="Aptos"/>
-                <w:b/>
-                <w:bCs/>
-                <w:sz w:val="22"/>
-                <w:szCs w:val="22"/>
-              </w:rPr>
-              <w:t xml:space="preserve"> full</w:t>
-            </w:r>
-            <w:r>
-              <w:rPr>
-                <w:rFonts w:ascii="Aptos" w:hAnsi="Aptos"/>
-                <w:b/>
-                <w:bCs/>
-                <w:sz w:val="22"/>
-                <w:szCs w:val="22"/>
-              </w:rPr>
-              <w:noBreakHyphen/>
-              <w:t xml:space="preserve">stack development, testing, and deployment via the App Store and TestFlight. </w:t>
-            </w:r>
-            <w:r>
-              <w:rPr>
-                <w:rFonts w:ascii="Aptos" w:hAnsi="Aptos"/>
-                <w:b/>
-                <w:bCs/>
-                <w:sz w:val="22"/>
-                <w:szCs w:val="22"/>
-              </w:rPr>
-              <w:t>Seven released</w:t>
-            </w:r>
-            <w:r>
-              <w:rPr>
-                <w:rFonts w:ascii="Aptos" w:hAnsi="Aptos"/>
-                <w:b/>
-                <w:bCs/>
-                <w:sz w:val="22"/>
-                <w:szCs w:val="22"/>
-              </w:rPr>
-              <w:t xml:space="preserve"> apps</w:t>
-            </w:r>
-            <w:r>
-              <w:rPr>
-                <w:rFonts w:ascii="Aptos" w:hAnsi="Aptos"/>
-                <w:b/>
-                <w:bCs/>
-                <w:sz w:val="22"/>
-                <w:szCs w:val="22"/>
-              </w:rPr>
-              <w:t xml:space="preserve"> including</w:t>
-            </w:r>
-            <w:r>
-              <w:rPr>
-                <w:rFonts w:ascii="Aptos" w:hAnsi="Aptos"/>
-                <w:b/>
-                <w:bCs/>
-                <w:sz w:val="22"/>
-                <w:szCs w:val="22"/>
-              </w:rPr>
-              <w:t>:</w:t>
-            </w:r>
-          </w:p>
-          <w:p>
-            <w:pPr>
-              <w:pStyle w:val="p1"/>
-              <w:rPr>
-                <w:rFonts w:ascii="Aptos" w:hAnsi="Aptos"/>
-                <w:b/>
-                <w:bCs/>
-                <w:sz w:val="22"/>
-                <w:szCs w:val="22"/>
-              </w:rPr>
-            </w:pPr>
-            <w:r>
-              <w:rPr>
-                <w:rStyle w:val="s1"/>
-                <w:rFonts w:ascii="Aptos" w:hAnsi="Aptos"/>
-                <w:b/>
-                <w:bCs/>
-                <w:sz w:val="22"/>
-                <w:szCs w:val="22"/>
-              </w:rPr>
-              <w:t>Cumulus</w:t>
-            </w:r>
-            <w:r>
-              <w:rPr>
-                <w:rStyle w:val="s1"/>
-                <w:rFonts w:ascii="Aptos" w:hAnsi="Aptos"/>
-                <w:b/>
-                <w:bCs/>
-                <w:sz w:val="22"/>
-                <w:szCs w:val="22"/>
-              </w:rPr>
-              <w:t xml:space="preserve"> </w:t>
-            </w:r>
-            <w:r>
-              <w:rPr>
-                <w:rFonts w:ascii="Aptos" w:hAnsi="Aptos"/>
-                <w:b/>
-                <w:bCs/>
-              </w:rPr>
-              <w:t xml:space="preserve">- </w:t>
-            </w:r>
-            <w:r>
-              <w:rPr>
-                <w:rFonts w:ascii="Aptos" w:hAnsi="Aptos"/>
-                <w:b/>
-                <w:bCs/>
-                <w:sz w:val="22"/>
-                <w:szCs w:val="22"/>
-              </w:rPr>
-              <w:t xml:space="preserve">Swift, SwiftUI, </w:t>
-            </w:r>
-            <w:r>
-              <w:rPr>
-                <w:rFonts w:ascii="Aptos" w:hAnsi="Aptos"/>
-                <w:b/>
-                <w:bCs/>
-                <w:sz w:val="22"/>
-                <w:szCs w:val="22"/>
-              </w:rPr>
-              <w:t>Widget Kit</w:t>
-            </w:r>
-            <w:r>
-              <w:rPr>
-                <w:rFonts w:ascii="Aptos" w:hAnsi="Aptos"/>
-                <w:b/>
-                <w:bCs/>
-                <w:sz w:val="22"/>
-                <w:szCs w:val="22"/>
-              </w:rPr>
-              <w:t>, Watch Kit, Combine</w:t>
-            </w:r>
-            <w:r>
-              <w:rPr>
-                <w:rStyle w:val="s1"/>
-                <w:rFonts w:ascii="Aptos" w:hAnsi="Aptos"/>
-                <w:b/>
-                <w:bCs/>
-              </w:rPr>
-              <w:t xml:space="preserve">  </w:t>
-            </w:r>
-            <w:hyperlink r:id="rId12" w:history="1">
-              <w:r>
-                <w:rPr>
-                  <w:rStyle w:val="Hyperlink"/>
-                  <w:rFonts w:ascii="Aptos" w:hAnsi="Aptos"/>
-                  <w:b/>
-                  <w:bCs/>
-                  <w:sz w:val="22"/>
-                  <w:szCs w:val="22"/>
-                </w:rPr>
-                <w:t>https://apps.apple.com/us/app/cumulus/id6742735497</w:t>
-              </w:r>
-            </w:hyperlink>
-            <w:r>
-              <w:rPr>
-                <w:rFonts w:ascii="Aptos" w:hAnsi="Aptos"/>
-                <w:b/>
-                <w:bCs/>
-                <w:sz w:val="22"/>
-                <w:szCs w:val="22"/>
-              </w:rPr>
-              <w:t xml:space="preserve"> </w:t>
-            </w:r>
-          </w:p>
-          <w:p>
-            <w:pPr>
-              <w:pStyle w:val="p1"/>
-              <w:rPr>
-                <w:rFonts w:ascii="Aptos" w:hAnsi="Aptos"/>
-                <w:b/>
-                <w:bCs/>
-              </w:rPr>
-            </w:pPr>
-            <w:r>
-              <w:rPr>
-                <w:rStyle w:val="s1"/>
-                <w:rFonts w:ascii="Aptos" w:hAnsi="Aptos"/>
-                <w:b/>
-                <w:bCs/>
-                <w:sz w:val="22"/>
-                <w:szCs w:val="22"/>
-              </w:rPr>
-              <w:t>PinBoard</w:t>
-            </w:r>
-            <w:r>
-              <w:rPr>
-                <w:rStyle w:val="s1"/>
-                <w:rFonts w:ascii="Aptos" w:hAnsi="Aptos"/>
-                <w:b/>
-                <w:bCs/>
-                <w:sz w:val="22"/>
-                <w:szCs w:val="22"/>
-              </w:rPr>
-              <w:t xml:space="preserve"> - </w:t>
-            </w:r>
-            <w:r>
-              <w:rPr>
-                <w:rFonts w:ascii="Aptos" w:hAnsi="Aptos"/>
-                <w:b/>
-                <w:bCs/>
-                <w:color w:val="000000" w:themeColor="text1"/>
-                <w:sz w:val="22"/>
-                <w:szCs w:val="22"/>
-              </w:rPr>
-              <w:t xml:space="preserve">Swift, SwiftUI, Activity Kit, </w:t>
-            </w:r>
-            <w:r>
-              <w:rPr>
-                <w:rFonts w:ascii="Aptos" w:hAnsi="Aptos"/>
-                <w:b/>
-                <w:bCs/>
-                <w:color w:val="000000" w:themeColor="text1"/>
-                <w:sz w:val="22"/>
-                <w:szCs w:val="22"/>
-              </w:rPr>
-              <w:t>Widget Kit</w:t>
-            </w:r>
-            <w:r>
-              <w:rPr>
-                <w:rFonts w:ascii="Aptos" w:hAnsi="Aptos"/>
-                <w:b/>
-                <w:bCs/>
-                <w:color w:val="000000" w:themeColor="text1"/>
-                <w:sz w:val="22"/>
-                <w:szCs w:val="22"/>
-              </w:rPr>
-              <w:t xml:space="preserve">, Combine.  </w:t>
-            </w:r>
-            <w:hyperlink r:id="rId13" w:history="1">
-              <w:r>
-                <w:rPr>
-                  <w:rStyle w:val="Hyperlink"/>
-                  <w:rFonts w:ascii="Aptos" w:hAnsi="Aptos"/>
-                  <w:b/>
-                  <w:bCs/>
-                  <w:sz w:val="22"/>
-                  <w:szCs w:val="22"/>
-                </w:rPr>
-                <w:t>https://apps.apple.com/us/app/pinboard-better-notes/id6747376814</w:t>
-              </w:r>
-            </w:hyperlink>
-          </w:p>
-          <w:p>
-            <w:pPr>
-              <w:pStyle w:val="p1"/>
-              <w:rPr>
-                <w:rFonts w:ascii="Aptos" w:hAnsi="Aptos"/>
-                <w:b/>
-                <w:bCs/>
-              </w:rPr>
-            </w:pPr>
-            <w:r>
-              <w:rPr>
-                <w:rStyle w:val="s1"/>
-                <w:rFonts w:ascii="Aptos" w:hAnsi="Aptos"/>
-                <w:b/>
-                <w:bCs/>
-                <w:sz w:val="22"/>
-                <w:szCs w:val="22"/>
-              </w:rPr>
-              <w:t>TailTag</w:t>
-            </w:r>
-            <w:r>
-              <w:rPr>
-                <w:rStyle w:val="s1"/>
-                <w:rFonts w:ascii="Aptos" w:hAnsi="Aptos"/>
-                <w:b/>
-                <w:bCs/>
-                <w:sz w:val="22"/>
-                <w:szCs w:val="22"/>
-              </w:rPr>
-              <w:t xml:space="preserve"> - </w:t>
-            </w:r>
-            <w:r>
-              <w:rPr>
-                <w:rFonts w:ascii="Aptos" w:hAnsi="Aptos"/>
-                <w:b/>
-                <w:bCs/>
-                <w:color w:val="000000" w:themeColor="text1"/>
-                <w:sz w:val="22"/>
-                <w:szCs w:val="22"/>
-              </w:rPr>
-              <w:t>Swift, SwiftUI, Combine, Vision, Core ML</w:t>
-            </w:r>
-            <w:r>
-              <w:rPr>
-                <w:rFonts w:ascii="Aptos" w:hAnsi="Aptos"/>
-                <w:b/>
-                <w:bCs/>
-                <w:color w:val="000000" w:themeColor="text1"/>
-                <w:sz w:val="22"/>
-                <w:szCs w:val="22"/>
-              </w:rPr>
-              <w:t xml:space="preserve"> </w:t>
-            </w:r>
-            <w:hyperlink r:id="rId14" w:history="1">
-              <w:r>
-                <w:rPr>
-                  <w:rStyle w:val="Hyperlink"/>
-                  <w:rFonts w:ascii="Aptos" w:hAnsi="Aptos"/>
-                  <w:b/>
-                  <w:bCs/>
-                  <w:sz w:val="22"/>
-                  <w:szCs w:val="22"/>
-                </w:rPr>
-                <w:t>https://apps.apple.com/us/app/tailtag/id6747738157</w:t>
-              </w:r>
-            </w:hyperlink>
-          </w:p>
-          <w:p>
-            <w:pPr>
-              <w:pStyle w:val="p1"/>
-              <w:rPr>
-                <w:rFonts w:ascii="Aptos" w:hAnsi="Aptos"/>
-                <w:b/>
-                <w:bCs/>
-                <w:color w:val="000000" w:themeColor="text1"/>
-                <w:sz w:val="22"/>
-                <w:szCs w:val="22"/>
-              </w:rPr>
-            </w:pPr>
-            <w:r>
-              <w:rPr>
-                <w:rStyle w:val="s1"/>
-                <w:rFonts w:ascii="Aptos" w:hAnsi="Aptos"/>
-                <w:b/>
-                <w:bCs/>
-                <w:sz w:val="22"/>
-                <w:szCs w:val="22"/>
-              </w:rPr>
-              <w:t>Pulse</w:t>
-            </w:r>
-            <w:r>
-              <w:rPr>
-                <w:rStyle w:val="s1"/>
-                <w:rFonts w:ascii="Aptos" w:hAnsi="Aptos"/>
-                <w:b/>
-                <w:bCs/>
-                <w:sz w:val="22"/>
-                <w:szCs w:val="22"/>
-              </w:rPr>
-              <w:t xml:space="preserve"> - </w:t>
-            </w:r>
-            <w:r>
-              <w:rPr>
-                <w:rFonts w:ascii="Aptos" w:hAnsi="Aptos"/>
-                <w:b/>
-                <w:bCs/>
-                <w:color w:val="000000" w:themeColor="text1"/>
-                <w:sz w:val="22"/>
-                <w:szCs w:val="22"/>
-              </w:rPr>
-              <w:t xml:space="preserve">Swift, </w:t>
-            </w:r>
-            <w:proofErr w:type="spellStart"/>
-            <w:r>
-              <w:rPr>
-                <w:rFonts w:ascii="Aptos" w:hAnsi="Aptos"/>
-                <w:b/>
-                <w:bCs/>
-                <w:color w:val="000000" w:themeColor="text1"/>
-                <w:sz w:val="22"/>
-                <w:szCs w:val="22"/>
-              </w:rPr>
-              <w:t>SwiftUI</w:t>
-            </w:r>
-            <w:proofErr w:type="spellEnd"/>
-            <w:r>
-              <w:rPr>
-                <w:rFonts w:ascii="Aptos" w:hAnsi="Aptos"/>
-                <w:b/>
-                <w:bCs/>
-                <w:color w:val="000000" w:themeColor="text1"/>
-                <w:sz w:val="22"/>
-                <w:szCs w:val="22"/>
-              </w:rPr>
-              <w:t xml:space="preserve">, </w:t>
-            </w:r>
-            <w:proofErr w:type="spellStart"/>
-            <w:r>
-              <w:rPr>
-                <w:rFonts w:ascii="Aptos" w:hAnsi="Aptos"/>
-                <w:b/>
-                <w:bCs/>
-                <w:color w:val="000000" w:themeColor="text1"/>
-                <w:sz w:val="22"/>
-                <w:szCs w:val="22"/>
-              </w:rPr>
-              <w:t>AVKit</w:t>
-            </w:r>
-            <w:proofErr w:type="spellEnd"/>
-            <w:r>
-              <w:rPr>
-                <w:rFonts w:ascii="Aptos" w:hAnsi="Aptos"/>
-                <w:b/>
-                <w:bCs/>
-                <w:color w:val="000000" w:themeColor="text1"/>
-                <w:sz w:val="22"/>
-                <w:szCs w:val="22"/>
-              </w:rPr>
-              <w:t xml:space="preserve">, </w:t>
-            </w:r>
-            <w:proofErr w:type="spellStart"/>
-            <w:r>
-              <w:rPr>
-                <w:rFonts w:ascii="Aptos" w:hAnsi="Aptos"/>
-                <w:b/>
-                <w:bCs/>
-                <w:color w:val="000000" w:themeColor="text1"/>
-                <w:sz w:val="22"/>
-                <w:szCs w:val="22"/>
-              </w:rPr>
-              <w:t>Core</w:t>
-            </w:r>
-            <w:r>
-              <w:rPr>
-                <w:rFonts w:ascii="Aptos" w:hAnsi="Aptos"/>
-                <w:b/>
-                <w:bCs/>
-                <w:color w:val="000000" w:themeColor="text1"/>
-                <w:sz w:val="22"/>
-                <w:szCs w:val="22"/>
-              </w:rPr>
-              <w:t>Location</w:t>
-            </w:r>
-            <w:proofErr w:type="spellEnd"/>
-            <w:r>
-              <w:rPr>
-                <w:rFonts w:ascii="Aptos" w:hAnsi="Aptos"/>
-                <w:b/>
-                <w:bCs/>
-                <w:color w:val="000000" w:themeColor="text1"/>
-                <w:sz w:val="22"/>
-                <w:szCs w:val="22"/>
-              </w:rPr>
-              <w:t xml:space="preserve"> </w:t>
-            </w:r>
-            <w:hyperlink r:id="rId15" w:history="1">
-              <w:r>
-                <w:rPr>
-                  <w:rStyle w:val="Hyperlink"/>
-                  <w:rFonts w:ascii="Aptos" w:hAnsi="Aptos"/>
-                  <w:b/>
-                  <w:bCs/>
-                  <w:sz w:val="22"/>
-                  <w:szCs w:val="22"/>
-                </w:rPr>
-                <w:t>https://apps.apple.com/gb/app/pulse-mobile-diagnostics/id6757356341</w:t>
-              </w:r>
-            </w:hyperlink>
-          </w:p>
-          <w:p>
-            <w:pPr>
-              <w:pStyle w:val="skn-mls3txt-bold"/>
-              <w:pBdr>
-                <w:top w:val="none" w:sz="0" w:space="10" w:color="auto"/>
-              </w:pBdr>
-              <w:spacing w:line="400" w:lineRule="atLeast"/>
-              <w:rPr>
-                <w:rStyle w:val="skn-mls3parent-containerleft-box"/>
-                <w:rFonts w:ascii="Aptos" w:eastAsia="Roboto" w:hAnsi="Aptos" w:cs="Roboto"/>
-                <w:color w:val="062B61"/>
-                <w:sz w:val="28"/>
-                <w:szCs w:val="28"/>
-              </w:rPr>
-            </w:pPr>
-            <w:r>
-              <w:rPr>
-                <w:rStyle w:val="skn-mls3parent-containerleft-box"/>
-                <w:rFonts w:ascii="Aptos" w:eastAsia="Roboto" w:hAnsi="Aptos" w:cs="Roboto"/>
-                <w:color w:val="062B61"/>
-                <w:sz w:val="28"/>
-                <w:szCs w:val="28"/>
-              </w:rPr>
-              <w:t>Web Development</w:t>
-            </w:r>
-          </w:p>
-          <w:p>
-            <w:pPr>
-              <w:pStyle w:val="skn-mls3cmnsize"/>
-              <w:spacing w:line="400" w:lineRule="atLeast"/>
-              <w:rPr>
-                <w:rStyle w:val="span"/>
-                <w:rFonts w:ascii="Aptos" w:eastAsia="Roboto" w:hAnsi="Aptos" w:cs="Roboto"/>
-                <w:b/>
-                <w:bCs/>
-                <w:color w:val="062B61"/>
-              </w:rPr>
-            </w:pPr>
-            <w:r>
-              <w:rPr>
-                <w:rStyle w:val="span"/>
-                <w:rFonts w:ascii="Aptos" w:eastAsia="Roboto" w:hAnsi="Aptos" w:cs="Roboto"/>
-                <w:b/>
-                <w:bCs/>
-                <w:color w:val="062B61"/>
-              </w:rPr>
-              <w:t>Self-Employed</w:t>
-            </w:r>
-            <w:r>
-              <w:rPr>
-                <w:rStyle w:val="skn-mls3parent-containerleft-box"/>
-                <w:rFonts w:ascii="Aptos" w:eastAsia="Roboto" w:hAnsi="Aptos" w:cs="Roboto"/>
-                <w:b/>
-                <w:bCs/>
-                <w:color w:val="062B61"/>
-              </w:rPr>
-              <w:t xml:space="preserve"> </w:t>
-            </w:r>
-            <w:r>
-              <w:rPr>
-                <w:rStyle w:val="span"/>
-                <w:rFonts w:ascii="Aptos" w:eastAsia="Roboto" w:hAnsi="Aptos" w:cs="Roboto"/>
-                <w:b/>
-                <w:bCs/>
-                <w:color w:val="062B61"/>
-              </w:rPr>
-              <w:t xml:space="preserve">| Jan 2020 </w:t>
-            </w:r>
-            <w:r>
-              <w:rPr>
-                <w:rStyle w:val="span"/>
-                <w:rFonts w:ascii="Aptos" w:eastAsia="Roboto" w:hAnsi="Aptos" w:cs="Roboto"/>
-                <w:b/>
-                <w:bCs/>
-                <w:color w:val="062B61"/>
-              </w:rPr>
-              <w:t>–</w:t>
-            </w:r>
-            <w:r>
-              <w:rPr>
-                <w:rStyle w:val="span"/>
-                <w:rFonts w:ascii="Aptos" w:eastAsia="Roboto" w:hAnsi="Aptos" w:cs="Roboto"/>
-                <w:b/>
-                <w:bCs/>
-                <w:color w:val="062B61"/>
-              </w:rPr>
-              <w:t xml:space="preserve"> </w:t>
-            </w:r>
-            <w:r>
-              <w:rPr>
-                <w:rStyle w:val="span"/>
-                <w:rFonts w:ascii="Aptos" w:eastAsia="Roboto" w:hAnsi="Aptos" w:cs="Roboto"/>
-                <w:b/>
-                <w:bCs/>
-                <w:color w:val="062B61"/>
-              </w:rPr>
-              <w:t>August 2025</w:t>
-            </w:r>
-            <w:r>
-              <w:rPr>
-                <w:rStyle w:val="span"/>
-                <w:rFonts w:ascii="Aptos" w:eastAsia="Roboto" w:hAnsi="Aptos" w:cs="Roboto"/>
-                <w:b/>
-                <w:bCs/>
-                <w:color w:val="062B61"/>
-              </w:rPr>
-              <w:t xml:space="preserve"> </w:t>
-            </w:r>
-          </w:p>
-          <w:p>
-            <w:pPr>
-              <w:pStyle w:val="skn-mls3cmnsize"/>
-              <w:spacing w:line="400" w:lineRule="atLeast"/>
-              <w:rPr>
-                <w:rStyle w:val="skn-mls3jd-font"/>
-                <w:rFonts w:ascii="Aptos" w:hAnsi="Aptos"/>
-                <w:b/>
-                <w:bCs/>
-                <w:sz w:val="22"/>
-                <w:szCs w:val="22"/>
-              </w:rPr>
-            </w:pPr>
-            <w:r>
-              <w:rPr>
-                <w:rFonts w:ascii="Aptos" w:hAnsi="Aptos"/>
-                <w:b/>
-                <w:bCs/>
-                <w:sz w:val="22"/>
-                <w:szCs w:val="22"/>
-              </w:rPr>
-              <w:t>Design</w:t>
-            </w:r>
-            <w:r>
-              <w:rPr>
-                <w:rFonts w:ascii="Aptos" w:hAnsi="Aptos"/>
-                <w:b/>
-                <w:bCs/>
-                <w:sz w:val="22"/>
-                <w:szCs w:val="22"/>
-              </w:rPr>
-              <w:t>ing</w:t>
-            </w:r>
-            <w:r>
-              <w:rPr>
-                <w:rFonts w:ascii="Aptos" w:hAnsi="Aptos"/>
-                <w:b/>
-                <w:bCs/>
-                <w:sz w:val="22"/>
-                <w:szCs w:val="22"/>
-              </w:rPr>
-              <w:t xml:space="preserve"> and build</w:t>
-            </w:r>
-            <w:r>
-              <w:rPr>
-                <w:rFonts w:ascii="Aptos" w:hAnsi="Aptos"/>
-                <w:b/>
-                <w:bCs/>
-                <w:sz w:val="22"/>
-                <w:szCs w:val="22"/>
-              </w:rPr>
-              <w:t>ing</w:t>
-            </w:r>
-            <w:r>
-              <w:rPr>
-                <w:rFonts w:ascii="Aptos" w:hAnsi="Aptos"/>
-                <w:b/>
-                <w:bCs/>
-                <w:sz w:val="22"/>
-                <w:szCs w:val="22"/>
-              </w:rPr>
-              <w:t xml:space="preserve"> responsive, mobile</w:t>
-            </w:r>
-            <w:r>
-              <w:rPr>
-                <w:rFonts w:ascii="Aptos" w:hAnsi="Aptos"/>
-                <w:b/>
-                <w:bCs/>
-                <w:sz w:val="22"/>
-                <w:szCs w:val="22"/>
-              </w:rPr>
-              <w:noBreakHyphen/>
-              <w:t>first websites with a focus on user experience, accessibility, and SEO best practices. Provid</w:t>
-            </w:r>
-            <w:r>
-              <w:rPr>
-                <w:rFonts w:ascii="Aptos" w:hAnsi="Aptos"/>
-                <w:b/>
-                <w:bCs/>
-                <w:sz w:val="22"/>
-                <w:szCs w:val="22"/>
-              </w:rPr>
-              <w:t>ing</w:t>
-            </w:r>
-            <w:r>
-              <w:rPr>
-                <w:rFonts w:ascii="Aptos" w:hAnsi="Aptos"/>
-                <w:b/>
-                <w:bCs/>
-                <w:sz w:val="22"/>
-                <w:szCs w:val="22"/>
-              </w:rPr>
-              <w:t xml:space="preserve"> end</w:t>
-            </w:r>
-            <w:r>
-              <w:rPr>
-                <w:rFonts w:ascii="Aptos" w:hAnsi="Aptos"/>
-                <w:b/>
-                <w:bCs/>
-                <w:sz w:val="22"/>
-                <w:szCs w:val="22"/>
-              </w:rPr>
-              <w:noBreakHyphen/>
-              <w:t>to</w:t>
-            </w:r>
-            <w:r>
-              <w:rPr>
-                <w:rFonts w:ascii="Aptos" w:hAnsi="Aptos"/>
-                <w:b/>
-                <w:bCs/>
-                <w:sz w:val="22"/>
-                <w:szCs w:val="22"/>
-              </w:rPr>
-              <w:noBreakHyphen/>
-              <w:t>end solutions for bespoke client projects, ensuring compliance with modern web standards.</w:t>
-            </w:r>
-          </w:p>
-          <w:p>
-            <w:pPr>
-              <w:pStyle w:val="skn-mls3txt-bold"/>
-              <w:pBdr>
-                <w:top w:val="none" w:sz="0" w:space="10" w:color="auto"/>
-              </w:pBdr>
-              <w:spacing w:line="400" w:lineRule="atLeast"/>
-              <w:rPr>
-                <w:rStyle w:val="skn-mls3parent-containerleft-box"/>
-                <w:rFonts w:ascii="Aptos" w:eastAsia="Roboto" w:hAnsi="Aptos" w:cs="Roboto"/>
-                <w:color w:val="062B61"/>
-                <w:sz w:val="28"/>
-                <w:szCs w:val="28"/>
-              </w:rPr>
-            </w:pPr>
-            <w:r>
-              <w:rPr>
-                <w:rStyle w:val="skn-mls3parent-containerleft-box"/>
-                <w:rFonts w:ascii="Aptos" w:eastAsia="Roboto" w:hAnsi="Aptos" w:cs="Roboto"/>
-                <w:color w:val="062B61"/>
-                <w:sz w:val="28"/>
-                <w:szCs w:val="28"/>
-              </w:rPr>
-              <w:t>Technical Support</w:t>
-            </w:r>
-          </w:p>
-          <w:p>
-            <w:pPr>
-              <w:pStyle w:val="skn-mls3txt-bold"/>
-              <w:pBdr>
-                <w:top w:val="none" w:sz="0" w:space="10" w:color="auto"/>
-              </w:pBdr>
-              <w:spacing w:line="400" w:lineRule="atLeast"/>
-              <w:rPr>
-                <w:rStyle w:val="span"/>
-                <w:rFonts w:ascii="Aptos" w:eastAsia="Roboto" w:hAnsi="Aptos" w:cs="Roboto"/>
-                <w:color w:val="062B61"/>
-              </w:rPr>
-            </w:pPr>
-            <w:r>
-              <w:rPr>
-                <w:rStyle w:val="span"/>
-                <w:rFonts w:ascii="Aptos" w:eastAsia="Roboto" w:hAnsi="Aptos" w:cs="Roboto"/>
-                <w:color w:val="062B61"/>
-              </w:rPr>
-              <w:t>Self Employed</w:t>
-            </w:r>
-            <w:r>
-              <w:rPr>
-                <w:rStyle w:val="skn-mls3parent-containerleft-box"/>
-                <w:rFonts w:ascii="Aptos" w:eastAsia="Roboto" w:hAnsi="Aptos" w:cs="Roboto"/>
-                <w:color w:val="062B61"/>
-              </w:rPr>
-              <w:t xml:space="preserve"> </w:t>
-            </w:r>
-            <w:r>
-              <w:rPr>
-                <w:rStyle w:val="skn-mls3parent-containerleft-box"/>
-                <w:rFonts w:ascii="Aptos" w:eastAsia="Roboto" w:hAnsi="Aptos" w:cs="Roboto"/>
-                <w:color w:val="062B61"/>
-              </w:rPr>
-              <w:t xml:space="preserve">| </w:t>
-            </w:r>
-            <w:r>
-              <w:rPr>
-                <w:rStyle w:val="span"/>
-                <w:rFonts w:ascii="Aptos" w:eastAsia="Roboto" w:hAnsi="Aptos" w:cs="Roboto"/>
-                <w:color w:val="062B61"/>
-              </w:rPr>
-              <w:t xml:space="preserve">Jan 2019 </w:t>
-            </w:r>
-            <w:r>
-              <w:rPr>
-                <w:rStyle w:val="span"/>
-                <w:rFonts w:ascii="Aptos" w:eastAsia="Roboto" w:hAnsi="Aptos" w:cs="Roboto"/>
-                <w:color w:val="062B61"/>
-              </w:rPr>
-              <w:t>–</w:t>
-            </w:r>
-            <w:r>
-              <w:rPr>
-                <w:rStyle w:val="span"/>
-                <w:rFonts w:ascii="Aptos" w:eastAsia="Roboto" w:hAnsi="Aptos" w:cs="Roboto"/>
-                <w:color w:val="062B61"/>
-              </w:rPr>
-              <w:t xml:space="preserve"> </w:t>
-            </w:r>
-            <w:r>
-              <w:rPr>
-                <w:rStyle w:val="span"/>
-                <w:rFonts w:ascii="Aptos" w:eastAsia="Roboto" w:hAnsi="Aptos" w:cs="Roboto"/>
-                <w:color w:val="062B61"/>
-              </w:rPr>
-              <w:t>August 2025</w:t>
-            </w:r>
-            <w:r>
-              <w:rPr>
-                <w:rStyle w:val="span"/>
-                <w:rFonts w:ascii="Aptos" w:eastAsia="Roboto" w:hAnsi="Aptos" w:cs="Roboto"/>
-                <w:color w:val="062B61"/>
-              </w:rPr>
-              <w:t xml:space="preserve"> | </w:t>
-            </w:r>
-            <w:hyperlink r:id="rId16" w:history="1">
+              <w:spacing w:after="160" w:line="278" w:lineRule="auto"/>
+              <w:textAlignment w:val="auto"/>
+              <w:rPr>
+                <w:rFonts w:ascii="Aptos" w:hAnsi="Aptos"/>
+                <w:sz w:val="20"/>
+                <w:szCs w:val="20"/>
+              </w:rPr>
+            </w:pPr>
+            <w:r>
+              <w:rPr>
+                <w:rFonts w:ascii="Aptos" w:hAnsi="Aptos"/>
+                <w:sz w:val="20"/>
+                <w:szCs w:val="20"/>
+              </w:rPr>
+              <w:t xml:space="preserve">Designing, developing, and publishing iOS apps using Swift. Managing full-stack development, testing, and deployment via the App Store and TestFlight. </w:t>
+            </w:r>
+          </w:p>
+          <w:p>
+            <w:pPr>
+              <w:spacing w:after="160" w:line="278" w:lineRule="auto"/>
+              <w:textAlignment w:val="auto"/>
+              <w:rPr>
+                <w:rFonts w:ascii="Aptos" w:hAnsi="Aptos"/>
+                <w:sz w:val="20"/>
+                <w:szCs w:val="20"/>
+              </w:rPr>
+            </w:pPr>
+            <w:r>
+              <w:rPr>
+                <w:rFonts w:ascii="Aptos" w:hAnsi="Aptos"/>
+                <w:sz w:val="20"/>
+                <w:szCs w:val="20"/>
+              </w:rPr>
+              <w:t>Seven released apps</w:t>
+            </w:r>
+            <w:r>
+              <w:rPr>
+                <w:rFonts w:ascii="Aptos" w:hAnsi="Aptos"/>
+                <w:sz w:val="20"/>
+                <w:szCs w:val="20"/>
+              </w:rPr>
+              <w:t xml:space="preserve"> and two in Beta ranging from live activity note taking apps, planespotter </w:t>
+            </w:r>
+            <w:r>
+              <w:rPr>
+                <w:rFonts w:ascii="Aptos" w:hAnsi="Aptos"/>
+                <w:sz w:val="20"/>
+                <w:szCs w:val="20"/>
+              </w:rPr>
+              <w:t>apps,</w:t>
+            </w:r>
+            <w:r>
+              <w:rPr>
+                <w:rFonts w:ascii="Aptos" w:hAnsi="Aptos"/>
+                <w:sz w:val="20"/>
+                <w:szCs w:val="20"/>
+              </w:rPr>
+              <w:t xml:space="preserve"> health apps and mobile diagnostic apps</w:t>
+            </w:r>
+          </w:p>
+          <w:p>
+            <w:pPr>
+              <w:spacing w:after="160" w:line="278" w:lineRule="auto"/>
+              <w:textAlignment w:val="auto"/>
+              <w:rPr>
+                <w:rFonts w:ascii="Aptos" w:hAnsi="Aptos"/>
+                <w:sz w:val="20"/>
+                <w:szCs w:val="20"/>
+              </w:rPr>
+            </w:pPr>
+            <w:r>
+              <w:rPr>
+                <w:rFonts w:ascii="Aptos" w:hAnsi="Aptos"/>
+                <w:sz w:val="20"/>
+                <w:szCs w:val="20"/>
+              </w:rPr>
+              <w:t xml:space="preserve">Apps </w:t>
+            </w:r>
+            <w:r>
+              <w:rPr>
+                <w:rFonts w:ascii="Aptos" w:hAnsi="Aptos"/>
+                <w:sz w:val="20"/>
+                <w:szCs w:val="20"/>
+              </w:rPr>
+              <w:t xml:space="preserve">are available through </w:t>
+            </w:r>
+            <w:hyperlink r:id="rId22" w:history="1">
               <w:r>
                 <w:rPr>
                   <w:rStyle w:val="Hyperlink"/>
                   <w:rFonts w:ascii="Aptos" w:eastAsia="Roboto" w:hAnsi="Aptos" w:cs="Roboto"/>
+                  <w:b/>
+                  <w:bCs/>
+                  <w:sz w:val="20"/>
+                  <w:szCs w:val="20"/>
                 </w:rPr>
-                <w:t>Techbyjosh.dev</w:t>
+                <w:t>Appsbyjosh.com</w:t>
               </w:r>
             </w:hyperlink>
           </w:p>
           <w:p>
             <w:pPr>
+              <w:spacing w:after="160" w:line="278" w:lineRule="auto"/>
+              <w:textAlignment w:val="auto"/>
+              <w:rPr>
+                <w:rFonts w:ascii="Aptos" w:hAnsi="Aptos"/>
+                <w:sz w:val="20"/>
+                <w:szCs w:val="20"/>
+              </w:rPr>
+            </w:pPr>
+          </w:p>
+          <w:p>
+            <w:pPr>
               <w:pStyle w:val="skn-mls3txt-bold"/>
-              <w:pBdr>
-                <w:top w:val="none" w:sz="0" w:space="10" w:color="auto"/>
-              </w:pBdr>
+              <w:spacing w:line="400" w:lineRule="atLeast"/>
+              <w:rPr>
+                <w:rStyle w:val="skn-mls3parent-containerleft-box"/>
+                <w:rFonts w:ascii="Aptos" w:eastAsia="Roboto" w:hAnsi="Aptos" w:cs="Roboto"/>
+                <w:color w:val="062B61"/>
+                <w:sz w:val="28"/>
+                <w:szCs w:val="28"/>
+              </w:rPr>
+            </w:pPr>
+            <w:r>
+              <w:rPr>
+                <w:rStyle w:val="skn-mls3parent-containerleft-box"/>
+                <w:rFonts w:ascii="Aptos" w:eastAsia="Roboto" w:hAnsi="Aptos" w:cs="Roboto"/>
+                <w:color w:val="062B61"/>
+                <w:sz w:val="28"/>
+                <w:szCs w:val="28"/>
+              </w:rPr>
+              <w:t>Golang Internship</w:t>
+            </w:r>
+          </w:p>
+          <w:p>
+            <w:pPr>
+              <w:pStyle w:val="skn-mls3cmnsize"/>
+              <w:spacing w:line="400" w:lineRule="atLeast"/>
+              <w:rPr>
+                <w:rFonts w:ascii="Aptos" w:hAnsi="Aptos"/>
+                <w:sz w:val="20"/>
+                <w:szCs w:val="20"/>
+              </w:rPr>
+            </w:pPr>
+            <w:r>
+              <w:rPr>
+                <w:rStyle w:val="span"/>
+                <w:rFonts w:ascii="Aptos" w:eastAsia="Roboto" w:hAnsi="Aptos" w:cs="Roboto"/>
+                <w:b/>
+                <w:bCs/>
+                <w:color w:val="062B61"/>
+              </w:rPr>
+              <w:t>University of the West of England</w:t>
+            </w:r>
+            <w:r>
+              <w:rPr>
+                <w:rStyle w:val="skn-mls3parent-containerleft-box"/>
+                <w:rFonts w:ascii="Aptos" w:eastAsia="Roboto" w:hAnsi="Aptos" w:cs="Roboto"/>
+                <w:b/>
+                <w:bCs/>
+                <w:color w:val="062B61"/>
+              </w:rPr>
+              <w:t xml:space="preserve"> </w:t>
+            </w:r>
+            <w:r>
+              <w:rPr>
+                <w:rStyle w:val="span"/>
+                <w:rFonts w:ascii="Aptos" w:eastAsia="Roboto" w:hAnsi="Aptos" w:cs="Roboto"/>
+                <w:b/>
+                <w:bCs/>
+                <w:color w:val="062B61"/>
+              </w:rPr>
+              <w:t>|</w:t>
+            </w:r>
+            <w:r>
+              <w:rPr>
+                <w:rStyle w:val="skn-mls3parent-containerleft-box"/>
+                <w:rFonts w:ascii="Aptos" w:eastAsia="Roboto" w:hAnsi="Aptos" w:cs="Roboto"/>
+                <w:b/>
+                <w:bCs/>
+                <w:color w:val="062B61"/>
+              </w:rPr>
+              <w:t xml:space="preserve"> </w:t>
+            </w:r>
+            <w:r>
+              <w:rPr>
+                <w:rStyle w:val="span"/>
+                <w:rFonts w:ascii="Aptos" w:eastAsia="Roboto" w:hAnsi="Aptos" w:cs="Roboto"/>
+                <w:b/>
+                <w:bCs/>
+                <w:color w:val="062B61"/>
+              </w:rPr>
+              <w:t>July 2025 – Sept 2</w:t>
+            </w:r>
+            <w:r>
+              <w:rPr>
+                <w:rStyle w:val="span"/>
+                <w:rFonts w:ascii="Aptos" w:eastAsia="Roboto" w:hAnsi="Aptos" w:cs="Roboto"/>
+                <w:b/>
+                <w:bCs/>
+                <w:color w:val="062B61"/>
+              </w:rPr>
+              <w:t xml:space="preserve">025 </w:t>
+            </w:r>
+            <w:r>
+              <w:rPr>
+                <w:rFonts w:ascii="Aptos" w:hAnsi="Aptos"/>
+                <w:sz w:val="20"/>
+                <w:szCs w:val="20"/>
+              </w:rPr>
+              <w:t>Mentoring students in Golang and software development, creating teaching materials, and developing tools for the Principles of Programming module.</w:t>
+            </w:r>
+          </w:p>
+          <w:p>
+            <w:pPr>
+              <w:pStyle w:val="skn-mls3cmnsize"/>
+              <w:spacing w:line="400" w:lineRule="atLeast"/>
+              <w:rPr>
+                <w:rFonts w:ascii="Aptos" w:hAnsi="Aptos"/>
+                <w:sz w:val="20"/>
+                <w:szCs w:val="20"/>
+              </w:rPr>
+            </w:pPr>
+          </w:p>
+          <w:p>
+            <w:pPr>
+              <w:pStyle w:val="skn-mls3cmnsize"/>
               <w:spacing w:line="400" w:lineRule="atLeast"/>
               <w:rPr>
                 <w:rStyle w:val="skn-mls3jd-font"/>
@@ -2414,94 +1932,6 @@
                 <w:szCs w:val="22"/>
               </w:rPr>
             </w:pPr>
-            <w:r>
-              <w:rPr>
-                <w:rFonts w:ascii="Aptos" w:hAnsi="Aptos"/>
-                <w:sz w:val="22"/>
-                <w:szCs w:val="22"/>
-              </w:rPr>
-              <w:t>Providing technical</w:t>
-            </w:r>
-            <w:r>
-              <w:rPr>
-                <w:rFonts w:ascii="Aptos" w:hAnsi="Aptos"/>
-                <w:sz w:val="22"/>
-                <w:szCs w:val="22"/>
-              </w:rPr>
-              <w:t xml:space="preserve"> consultation and affordable solutions for client issues, including hardware/software repairs, diagnostics, and network setups </w:t>
-            </w:r>
-            <w:r>
-              <w:rPr>
-                <w:rFonts w:ascii="Aptos" w:hAnsi="Aptos"/>
-                <w:sz w:val="22"/>
-                <w:szCs w:val="22"/>
-              </w:rPr>
-              <w:t>and i</w:t>
-            </w:r>
-            <w:r>
-              <w:rPr>
-                <w:rFonts w:ascii="Aptos" w:hAnsi="Aptos"/>
-                <w:sz w:val="22"/>
-                <w:szCs w:val="22"/>
-              </w:rPr>
-              <w:t>nstall</w:t>
-            </w:r>
-            <w:r>
-              <w:rPr>
-                <w:rFonts w:ascii="Aptos" w:hAnsi="Aptos"/>
-                <w:sz w:val="22"/>
-                <w:szCs w:val="22"/>
-              </w:rPr>
-              <w:t>ing</w:t>
-            </w:r>
-            <w:r>
-              <w:rPr>
-                <w:rFonts w:ascii="Aptos" w:hAnsi="Aptos"/>
-                <w:sz w:val="22"/>
-                <w:szCs w:val="22"/>
-              </w:rPr>
-              <w:t xml:space="preserve"> and maintain</w:t>
-            </w:r>
-            <w:r>
-              <w:rPr>
-                <w:rFonts w:ascii="Aptos" w:hAnsi="Aptos"/>
-                <w:sz w:val="22"/>
-                <w:szCs w:val="22"/>
-              </w:rPr>
-              <w:t>ing</w:t>
-            </w:r>
-            <w:r>
-              <w:rPr>
-                <w:rFonts w:ascii="Aptos" w:hAnsi="Aptos"/>
-                <w:sz w:val="22"/>
-                <w:szCs w:val="22"/>
-              </w:rPr>
-              <w:t xml:space="preserve"> systems such as cameras, servers</w:t>
-            </w:r>
-            <w:r>
-              <w:rPr>
-                <w:rFonts w:ascii="Aptos" w:hAnsi="Aptos"/>
-                <w:sz w:val="22"/>
-                <w:szCs w:val="22"/>
-              </w:rPr>
-              <w:t xml:space="preserve"> </w:t>
-            </w:r>
-            <w:r>
-              <w:rPr>
-                <w:rFonts w:ascii="Aptos" w:hAnsi="Aptos"/>
-                <w:sz w:val="22"/>
-                <w:szCs w:val="22"/>
-              </w:rPr>
-              <w:t>and access points</w:t>
-            </w:r>
-            <w:r>
-              <w:rPr>
-                <w:rFonts w:ascii="Aptos" w:hAnsi="Aptos"/>
-                <w:sz w:val="22"/>
-                <w:szCs w:val="22"/>
-              </w:rPr>
-              <w:t>.</w:t>
-            </w:r>
           </w:p>
         </w:tc>
         <w:tc>
@@ -2584,18 +2014,7 @@
                 <w:caps/>
                 <w:color w:val="000000"/>
               </w:rPr>
-              <w:t xml:space="preserve">Technical </w:t>
-            </w:r>
-            <w:r>
-              <w:rPr>
-                <w:rStyle w:val="skn-mls3parent-containerright-box"/>
-                <w:rFonts w:ascii="Aptos" w:eastAsia="Roboto" w:hAnsi="Aptos" w:cs="Roboto"/>
-                <w:b/>
-                <w:bCs/>
-                <w:caps/>
-                <w:color w:val="000000"/>
-              </w:rPr>
-              <w:t>Skills</w:t>
+              <w:t>Languages</w:t>
             </w:r>
           </w:p>
           <w:p>
@@ -2623,7 +2042,7 @@
                 <w:sz w:val="20"/>
                 <w:szCs w:val="20"/>
               </w:rPr>
-              <w:t>Swift</w:t>
+              <w:t>TypeScript</w:t>
             </w:r>
           </w:p>
           <w:p>
@@ -2651,7 +2070,7 @@
                 <w:sz w:val="20"/>
                 <w:szCs w:val="20"/>
               </w:rPr>
-              <w:t>Apple APIs</w:t>
+              <w:t>JavaScript</w:t>
             </w:r>
           </w:p>
           <w:p>
@@ -2679,7 +2098,7 @@
                 <w:sz w:val="20"/>
                 <w:szCs w:val="20"/>
               </w:rPr>
-              <w:t>Widget Kit (iOS)</w:t>
+              <w:t>Swift</w:t>
             </w:r>
           </w:p>
           <w:p>
@@ -2707,7 +2126,7 @@
                 <w:sz w:val="20"/>
                 <w:szCs w:val="20"/>
               </w:rPr>
-              <w:t xml:space="preserve">Live activity integration (iOS) </w:t>
+              <w:t>Go</w:t>
             </w:r>
           </w:p>
           <w:p>
@@ -2735,7 +2154,7 @@
                 <w:sz w:val="20"/>
                 <w:szCs w:val="20"/>
               </w:rPr>
-              <w:t>Responsive Design</w:t>
+              <w:t>Python</w:t>
             </w:r>
           </w:p>
           <w:p>
@@ -2763,7 +2182,7 @@
                 <w:sz w:val="20"/>
                 <w:szCs w:val="20"/>
               </w:rPr>
-              <w:t>Multi Target Apps (Swift)</w:t>
+              <w:t>SQL</w:t>
             </w:r>
           </w:p>
           <w:p>
@@ -2791,7 +2210,7 @@
                 <w:sz w:val="20"/>
                 <w:szCs w:val="20"/>
               </w:rPr>
-              <w:t xml:space="preserve">App Store release management </w:t>
+              <w:t>C</w:t>
             </w:r>
           </w:p>
           <w:p>
@@ -2819,7 +2238,52 @@
                 <w:sz w:val="20"/>
                 <w:szCs w:val="20"/>
               </w:rPr>
-              <w:t xml:space="preserve">TestFlight </w:t>
+              <w:t>C</w:t>
+            </w:r>
+            <w:r>
+              <w:rPr>
+                <w:rStyle w:val="skn-mls3parent-containerright-box"/>
+                <w:rFonts w:ascii="Aptos" w:eastAsia="Roboto" w:hAnsi="Aptos" w:cs="Roboto"/>
+                <w:color w:val="000000"/>
+                <w:sz w:val="20"/>
+                <w:szCs w:val="20"/>
+              </w:rPr>
+              <w:t>++</w:t>
+            </w:r>
+            <w:r>
+              <w:rPr>
+                <w:rStyle w:val="skn-mls3parent-containerright-box"/>
+                <w:rFonts w:ascii="Aptos" w:eastAsia="Roboto" w:hAnsi="Aptos" w:cs="Roboto"/>
+                <w:color w:val="000000"/>
+                <w:sz w:val="20"/>
+                <w:szCs w:val="20"/>
+              </w:rPr>
+              <w:t xml:space="preserve"> </w:t>
+            </w:r>
+          </w:p>
+          <w:p>
+            <w:pPr>
+              <w:pStyle w:val="skn-mls3sectiontitle"/>
+              <w:spacing w:after="200"/>
+              <w:rPr>
+                <w:rStyle w:val="skn-mls3parent-containerright-box"/>
+                <w:rFonts w:ascii="Aptos" w:eastAsia="Roboto" w:hAnsi="Aptos" w:cs="Roboto"/>
+                <w:b/>
+                <w:bCs/>
+                <w:caps/>
+                <w:color w:val="000000"/>
+              </w:rPr>
+            </w:pPr>
+            <w:r>
+              <w:rPr>
+                <w:rStyle w:val="skn-mls3parent-containerright-box"/>
+                <w:rFonts w:ascii="Aptos" w:eastAsia="Roboto" w:hAnsi="Aptos" w:cs="Roboto"/>
+                <w:b/>
+                <w:bCs/>
+                <w:caps/>
+                <w:color w:val="000000"/>
+              </w:rPr>
+              <w:t>fRONTEND &amp; mOBILE</w:t>
             </w:r>
           </w:p>
           <w:p>
@@ -2847,7 +2311,7 @@
                 <w:sz w:val="20"/>
                 <w:szCs w:val="20"/>
               </w:rPr>
-              <w:t xml:space="preserve">CSS </w:t>
+              <w:t>React</w:t>
             </w:r>
           </w:p>
           <w:p>
@@ -2875,7 +2339,7 @@
                 <w:sz w:val="20"/>
                 <w:szCs w:val="20"/>
               </w:rPr>
-              <w:t xml:space="preserve">HTML </w:t>
+              <w:t>React Native</w:t>
             </w:r>
           </w:p>
           <w:p>
@@ -2903,7 +2367,7 @@
                 <w:sz w:val="20"/>
                 <w:szCs w:val="20"/>
               </w:rPr>
-              <w:t>JavaScript</w:t>
+              <w:t>Expo</w:t>
             </w:r>
           </w:p>
           <w:p>
@@ -2931,7 +2395,7 @@
                 <w:sz w:val="20"/>
                 <w:szCs w:val="20"/>
               </w:rPr>
-              <w:t>MVVM Architecture (Swift)</w:t>
+              <w:t>SwiftUI</w:t>
             </w:r>
           </w:p>
           <w:p>
@@ -2959,7 +2423,7 @@
                 <w:sz w:val="20"/>
                 <w:szCs w:val="20"/>
               </w:rPr>
-              <w:t>React</w:t>
+              <w:t>ShadCN</w:t>
             </w:r>
           </w:p>
           <w:p>
@@ -2987,7 +2451,7 @@
                 <w:sz w:val="20"/>
                 <w:szCs w:val="20"/>
               </w:rPr>
-              <w:t xml:space="preserve">C </w:t>
+              <w:t>Tailwind</w:t>
             </w:r>
           </w:p>
           <w:p>
@@ -3015,7 +2479,7 @@
                 <w:sz w:val="20"/>
                 <w:szCs w:val="20"/>
               </w:rPr>
-              <w:t>C++</w:t>
+              <w:t xml:space="preserve">HTML / CSS </w:t>
             </w:r>
           </w:p>
           <w:p>
@@ -3043,7 +2507,7 @@
                 <w:sz w:val="20"/>
                 <w:szCs w:val="20"/>
               </w:rPr>
-              <w:t>Python</w:t>
+              <w:t>Responsive Design</w:t>
             </w:r>
           </w:p>
           <w:p>
@@ -3071,7 +2535,32 @@
                 <w:sz w:val="20"/>
                 <w:szCs w:val="20"/>
               </w:rPr>
-              <w:t>SQL</w:t>
+              <w:t>MVVM</w:t>
+            </w:r>
+          </w:p>
+          <w:p>
+            <w:pPr>
+              <w:pStyle w:val="skn-mls3sectiontitle"/>
+              <w:spacing w:after="200"/>
+              <w:rPr>
+                <w:rStyle w:val="skn-mls3parent-containerright-box"/>
+                <w:rFonts w:ascii="Aptos" w:eastAsia="Roboto" w:hAnsi="Aptos" w:cs="Roboto"/>
+                <w:b/>
+                <w:bCs/>
+                <w:caps/>
+                <w:color w:val="000000"/>
+              </w:rPr>
+            </w:pPr>
+            <w:r>
+              <w:rPr>
+                <w:rStyle w:val="skn-mls3parent-containerright-box"/>
+                <w:rFonts w:ascii="Aptos" w:eastAsia="Roboto" w:hAnsi="Aptos" w:cs="Roboto"/>
+                <w:b/>
+                <w:bCs/>
+                <w:caps/>
+                <w:color w:val="000000"/>
+              </w:rPr>
+              <w:t>bACKEND &amp; API</w:t>
             </w:r>
           </w:p>
           <w:p>
@@ -3099,7 +2588,7 @@
                 <w:sz w:val="20"/>
                 <w:szCs w:val="20"/>
               </w:rPr>
-              <w:t>Flask (Python)</w:t>
+              <w:t>PostgreSQL</w:t>
             </w:r>
           </w:p>
           <w:p>
@@ -3127,7 +2616,7 @@
                 <w:sz w:val="20"/>
                 <w:szCs w:val="20"/>
               </w:rPr>
-              <w:t>User interface design</w:t>
+              <w:t>REST APIs</w:t>
             </w:r>
           </w:p>
           <w:p>
@@ -3155,8 +2644,22 @@
                 <w:sz w:val="20"/>
                 <w:szCs w:val="20"/>
               </w:rPr>
-              <w:t>Web development</w:t>
-            </w:r>
+              <w:t>gRPC</w:t>
+            </w:r>
+          </w:p>
+          <w:p>
+            <w:pPr>
+              <w:pStyle w:val="skn-mls3skillulli"/>
+              <w:spacing w:after="200"/>
+              <w:ind w:left="200"/>
+              <w:rPr>
+                <w:rStyle w:val="skn-mls3parent-containerright-box"/>
+                <w:rFonts w:ascii="Aptos" w:eastAsia="Roboto" w:hAnsi="Aptos" w:cs="Roboto"/>
+                <w:color w:val="000000"/>
+                <w:sz w:val="20"/>
+                <w:szCs w:val="20"/>
+              </w:rPr>
+            </w:pPr>
           </w:p>
           <w:p>
             <w:pPr>
@@ -3183,7 +2686,8 @@
                 <w:sz w:val="20"/>
                 <w:szCs w:val="20"/>
               </w:rPr>
-              <w:t>Photoshop</w:t>
+              <w:lastRenderedPageBreak/>
+              <w:t>Protocol Buffers</w:t>
             </w:r>
           </w:p>
           <w:p>
@@ -3211,74 +2715,7 @@
                 <w:sz w:val="20"/>
                 <w:szCs w:val="20"/>
               </w:rPr>
-              <w:t>Premier Pro</w:t>
-            </w:r>
-          </w:p>
-          <w:p>
-            <w:pPr>
-              <w:pStyle w:val="skn-mls3skillulli"/>
-              <w:spacing w:after="200"/>
-              <w:ind w:left="8"/>
-              <w:rPr>
-                <w:rStyle w:val="skn-mls3parent-containerright-box"/>
-                <w:rFonts w:ascii="Aptos" w:eastAsia="Roboto" w:hAnsi="Aptos" w:cs="Roboto"/>
-                <w:color w:val="000000"/>
-                <w:sz w:val="20"/>
-                <w:szCs w:val="20"/>
-              </w:rPr>
-            </w:pPr>
-          </w:p>
-          <w:p>
-            <w:pPr>
-              <w:pStyle w:val="skn-mls3skillulli"/>
-              <w:spacing w:after="200"/>
-              <w:ind w:left="200"/>
-              <w:rPr>
-                <w:rStyle w:val="skn-mls3parent-containerright-box"/>
-                <w:rFonts w:ascii="Aptos" w:eastAsia="Roboto" w:hAnsi="Aptos" w:cs="Roboto"/>
-                <w:color w:val="000000"/>
-                <w:sz w:val="20"/>
-                <w:szCs w:val="20"/>
-              </w:rPr>
-            </w:pPr>
-          </w:p>
-          <w:p>
-            <w:pPr>
-              <w:pStyle w:val="skn-mls3sectiontitle"/>
-              <w:spacing w:after="200"/>
-              <w:rPr>
-                <w:rStyle w:val="skn-mls3parent-containerright-box"/>
-                <w:rFonts w:ascii="Aptos" w:eastAsia="Roboto" w:hAnsi="Aptos" w:cs="Roboto"/>
-                <w:b/>
-                <w:bCs/>
-                <w:caps/>
-                <w:color w:val="000000"/>
-              </w:rPr>
-            </w:pPr>
-          </w:p>
-          <w:p>
-            <w:pPr>
-              <w:pStyle w:val="skn-mls3sectiontitle"/>
-              <w:spacing w:after="200"/>
-              <w:rPr>
-                <w:rStyle w:val="skn-mls3parent-containerright-box"/>
-                <w:rFonts w:ascii="Aptos" w:eastAsia="Roboto" w:hAnsi="Aptos" w:cs="Roboto"/>
-                <w:b/>
-                <w:bCs/>
-                <w:caps/>
-                <w:color w:val="000000"/>
-              </w:rPr>
-            </w:pPr>
-            <w:r>
-              <w:rPr>
-                <w:rStyle w:val="skn-mls3parent-containerright-box"/>
-                <w:rFonts w:ascii="Aptos" w:eastAsia="Roboto" w:hAnsi="Aptos" w:cs="Roboto"/>
-                <w:b/>
-                <w:bCs/>
-                <w:caps/>
-                <w:color w:val="000000"/>
-              </w:rPr>
-              <w:t>OTHER SKILLS</w:t>
+              <w:t>JWT Auth</w:t>
             </w:r>
           </w:p>
           <w:p>
@@ -3306,7 +2743,54 @@
                 <w:sz w:val="20"/>
                 <w:szCs w:val="20"/>
               </w:rPr>
-              <w:t>Finding solutions to client’s problems effectively</w:t>
+              <w:t>RBAC</w:t>
+            </w:r>
+          </w:p>
+          <w:p>
+            <w:pPr>
+              <w:pStyle w:val="skn-mls3sectiontitle"/>
+              <w:spacing w:after="200"/>
+              <w:rPr>
+                <w:rStyle w:val="skn-mls3parent-containerright-box"/>
+                <w:rFonts w:ascii="Aptos" w:eastAsia="Roboto" w:hAnsi="Aptos" w:cs="Roboto"/>
+                <w:b/>
+                <w:bCs/>
+                <w:caps/>
+                <w:color w:val="000000"/>
+              </w:rPr>
+            </w:pPr>
+            <w:r>
+              <w:rPr>
+                <w:rStyle w:val="skn-mls3parent-containerright-box"/>
+                <w:rFonts w:ascii="Aptos" w:eastAsia="Roboto" w:hAnsi="Aptos" w:cs="Roboto"/>
+                <w:b/>
+                <w:bCs/>
+                <w:caps/>
+                <w:color w:val="000000"/>
+              </w:rPr>
+              <w:t xml:space="preserve">Cloud </w:t>
+            </w:r>
+            <w:r>
+              <w:rPr>
+                <w:rStyle w:val="skn-mls3parent-containerright-box"/>
+                <w:rFonts w:ascii="Aptos" w:eastAsia="Roboto" w:hAnsi="Aptos" w:cs="Roboto"/>
+                <w:b/>
+                <w:bCs/>
+                <w:caps/>
+                <w:color w:val="000000"/>
+              </w:rPr>
+              <w:t>&amp;</w:t>
+            </w:r>
+            <w:r>
+              <w:rPr>
+                <w:rStyle w:val="skn-mls3parent-containerright-box"/>
+                <w:rFonts w:ascii="Aptos" w:eastAsia="Roboto" w:hAnsi="Aptos" w:cs="Roboto"/>
+                <w:b/>
+                <w:bCs/>
+                <w:caps/>
+                <w:color w:val="000000"/>
+              </w:rPr>
+              <w:t xml:space="preserve"> DEVOPS</w:t>
             </w:r>
           </w:p>
           <w:p>
@@ -3334,7 +2818,7 @@
                 <w:sz w:val="20"/>
                 <w:szCs w:val="20"/>
               </w:rPr>
-              <w:t>Customer support</w:t>
+              <w:t>AWS</w:t>
             </w:r>
           </w:p>
           <w:p>
@@ -3362,30 +2846,7 @@
                 <w:sz w:val="20"/>
                 <w:szCs w:val="20"/>
               </w:rPr>
-              <w:t>Branding design</w:t>
-            </w:r>
-          </w:p>
-          <w:p>
-            <w:pPr>
-              <w:pStyle w:val="documentskn-mls3right-boxskillskillpaddingcell"/>
-              <w:spacing w:line="20" w:lineRule="exact"/>
-              <w:rPr>
-                <w:rStyle w:val="skn-mls3parent-containerright-box"/>
-                <w:rFonts w:ascii="Aptos" w:eastAsia="Roboto" w:hAnsi="Aptos" w:cs="Roboto"/>
-                <w:color w:val="000000"/>
-                <w:sz w:val="20"/>
-                <w:szCs w:val="20"/>
-              </w:rPr>
-            </w:pPr>
-            <w:r>
-              <w:rPr>
-                <w:rStyle w:val="skn-mls3parent-containerright-box"/>
-                <w:rFonts w:ascii="Aptos" w:eastAsia="Roboto" w:hAnsi="Aptos" w:cs="Roboto"/>
-                <w:color w:val="000000"/>
-                <w:sz w:val="20"/>
-                <w:szCs w:val="20"/>
-              </w:rPr>
-              <w:t> </w:t>
+              <w:t>Amazon EKS</w:t>
             </w:r>
           </w:p>
           <w:p>
@@ -3393,7 +2854,7 @@
               <w:pStyle w:val="skn-mls3skillulli"/>
               <w:numPr>
                 <w:ilvl w:val="0"/>
-                <w:numId w:val="6"/>
+                <w:numId w:val="5"/>
               </w:numPr>
               <w:spacing w:after="200"/>
               <w:ind w:left="200" w:hanging="192"/>
@@ -3413,7 +2874,7 @@
                 <w:sz w:val="20"/>
                 <w:szCs w:val="20"/>
               </w:rPr>
-              <w:t>Supporting customers post purchase</w:t>
+              <w:t>Amazon EC2</w:t>
             </w:r>
           </w:p>
           <w:p>
@@ -3421,7 +2882,7 @@
               <w:pStyle w:val="skn-mls3skillulli"/>
               <w:numPr>
                 <w:ilvl w:val="0"/>
-                <w:numId w:val="6"/>
+                <w:numId w:val="5"/>
               </w:numPr>
               <w:spacing w:after="200"/>
               <w:ind w:left="200" w:hanging="192"/>
@@ -3441,7 +2902,7 @@
                 <w:sz w:val="20"/>
                 <w:szCs w:val="20"/>
               </w:rPr>
-              <w:t>Quickly evaluating client briefs to effectively solve problems.</w:t>
+              <w:t>Amazon RDS</w:t>
             </w:r>
           </w:p>
           <w:p>
@@ -3449,7 +2910,7 @@
               <w:pStyle w:val="skn-mls3skillulli"/>
               <w:numPr>
                 <w:ilvl w:val="0"/>
-                <w:numId w:val="6"/>
+                <w:numId w:val="5"/>
               </w:numPr>
               <w:spacing w:after="200"/>
               <w:ind w:left="200" w:hanging="192"/>
@@ -3469,27 +2930,17 @@
                 <w:sz w:val="20"/>
                 <w:szCs w:val="20"/>
               </w:rPr>
-              <w:t>Product knowledge</w:t>
-            </w:r>
-            <w:r>
-              <w:rPr>
-                <w:rStyle w:val="skn-mls3parent-containerright-box"/>
-                <w:rFonts w:ascii="Aptos" w:eastAsia="Roboto" w:hAnsi="Aptos" w:cs="Roboto"/>
-                <w:color w:val="000000"/>
-                <w:sz w:val="20"/>
-                <w:szCs w:val="20"/>
-              </w:rPr>
-              <w:t>.</w:t>
-            </w:r>
-          </w:p>
-          <w:p>
-            <w:pPr>
-              <w:pStyle w:val="skn-mls3skillullinth-last-child1"/>
+              <w:t>Amazon S3</w:t>
+            </w:r>
+          </w:p>
+          <w:p>
+            <w:pPr>
+              <w:pStyle w:val="skn-mls3skillulli"/>
               <w:numPr>
                 <w:ilvl w:val="0"/>
-                <w:numId w:val="6"/>
+                <w:numId w:val="5"/>
               </w:numPr>
-              <w:spacing w:line="260" w:lineRule="atLeast"/>
+              <w:spacing w:after="200"/>
               <w:ind w:left="200" w:hanging="192"/>
               <w:rPr>
                 <w:rStyle w:val="skn-mls3parent-containerright-box"/>
@@ -3501,18 +2952,244 @@
             </w:pPr>
             <w:r>
               <w:rPr>
-                <w:rFonts w:ascii="Aptos" w:eastAsia="Roboto" w:hAnsi="Aptos" w:cs="Roboto"/>
-                <w:color w:val="000000"/>
-                <w:sz w:val="20"/>
-                <w:szCs w:val="20"/>
-              </w:rPr>
-              <w:t>Simplifying tech solutions for non-technical users</w:t>
-            </w:r>
-          </w:p>
-          <w:p>
-            <w:pPr>
-              <w:pStyle w:val="skn-mls3sectiontitle"/>
-              <w:spacing w:before="400" w:after="200"/>
+                <w:rStyle w:val="skn-mls3parent-containerright-box"/>
+                <w:rFonts w:ascii="Aptos" w:eastAsia="Roboto" w:hAnsi="Aptos" w:cs="Roboto"/>
+                <w:color w:val="000000"/>
+                <w:sz w:val="20"/>
+                <w:szCs w:val="20"/>
+              </w:rPr>
+              <w:t>Amazon SES</w:t>
+            </w:r>
+          </w:p>
+          <w:p>
+            <w:pPr>
+              <w:pStyle w:val="skn-mls3skillulli"/>
+              <w:numPr>
+                <w:ilvl w:val="0"/>
+                <w:numId w:val="5"/>
+              </w:numPr>
+              <w:spacing w:after="200"/>
+              <w:ind w:left="200" w:hanging="192"/>
+              <w:rPr>
+                <w:rStyle w:val="skn-mls3parent-containerright-box"/>
+                <w:rFonts w:ascii="Aptos" w:eastAsia="Roboto" w:hAnsi="Aptos" w:cs="Roboto"/>
+                <w:color w:val="000000"/>
+                <w:sz w:val="20"/>
+                <w:szCs w:val="20"/>
+              </w:rPr>
+            </w:pPr>
+            <w:r>
+              <w:rPr>
+                <w:rStyle w:val="skn-mls3parent-containerright-box"/>
+                <w:rFonts w:ascii="Aptos" w:eastAsia="Roboto" w:hAnsi="Aptos" w:cs="Roboto"/>
+                <w:color w:val="000000"/>
+                <w:sz w:val="20"/>
+                <w:szCs w:val="20"/>
+              </w:rPr>
+              <w:t>Amazon ECR</w:t>
+            </w:r>
+          </w:p>
+          <w:p>
+            <w:pPr>
+              <w:pStyle w:val="skn-mls3skillulli"/>
+              <w:numPr>
+                <w:ilvl w:val="0"/>
+                <w:numId w:val="5"/>
+              </w:numPr>
+              <w:spacing w:after="200"/>
+              <w:ind w:left="200" w:hanging="192"/>
+              <w:rPr>
+                <w:rStyle w:val="skn-mls3parent-containerright-box"/>
+                <w:rFonts w:ascii="Aptos" w:eastAsia="Roboto" w:hAnsi="Aptos" w:cs="Roboto"/>
+                <w:color w:val="000000"/>
+                <w:sz w:val="20"/>
+                <w:szCs w:val="20"/>
+              </w:rPr>
+            </w:pPr>
+            <w:r>
+              <w:rPr>
+                <w:rStyle w:val="skn-mls3parent-containerright-box"/>
+                <w:rFonts w:ascii="Aptos" w:eastAsia="Roboto" w:hAnsi="Aptos" w:cs="Roboto"/>
+                <w:color w:val="000000"/>
+                <w:sz w:val="20"/>
+                <w:szCs w:val="20"/>
+              </w:rPr>
+              <w:t>Kubernetes</w:t>
+            </w:r>
+          </w:p>
+          <w:p>
+            <w:pPr>
+              <w:pStyle w:val="skn-mls3skillulli"/>
+              <w:numPr>
+                <w:ilvl w:val="0"/>
+                <w:numId w:val="5"/>
+              </w:numPr>
+              <w:spacing w:after="200"/>
+              <w:ind w:left="200" w:hanging="192"/>
+              <w:rPr>
+                <w:rStyle w:val="skn-mls3parent-containerright-box"/>
+                <w:rFonts w:ascii="Aptos" w:eastAsia="Roboto" w:hAnsi="Aptos" w:cs="Roboto"/>
+                <w:color w:val="000000"/>
+                <w:sz w:val="20"/>
+                <w:szCs w:val="20"/>
+              </w:rPr>
+            </w:pPr>
+            <w:r>
+              <w:rPr>
+                <w:rStyle w:val="skn-mls3parent-containerright-box"/>
+                <w:rFonts w:ascii="Aptos" w:eastAsia="Roboto" w:hAnsi="Aptos" w:cs="Roboto"/>
+                <w:color w:val="000000"/>
+                <w:sz w:val="20"/>
+                <w:szCs w:val="20"/>
+              </w:rPr>
+              <w:t>Docker</w:t>
+            </w:r>
+          </w:p>
+          <w:p>
+            <w:pPr>
+              <w:pStyle w:val="skn-mls3skillulli"/>
+              <w:numPr>
+                <w:ilvl w:val="0"/>
+                <w:numId w:val="5"/>
+              </w:numPr>
+              <w:spacing w:after="200"/>
+              <w:ind w:left="200" w:hanging="192"/>
+              <w:rPr>
+                <w:rStyle w:val="skn-mls3parent-containerright-box"/>
+                <w:rFonts w:ascii="Aptos" w:eastAsia="Roboto" w:hAnsi="Aptos" w:cs="Roboto"/>
+                <w:color w:val="000000"/>
+                <w:sz w:val="20"/>
+                <w:szCs w:val="20"/>
+              </w:rPr>
+            </w:pPr>
+            <w:r>
+              <w:rPr>
+                <w:rStyle w:val="skn-mls3parent-containerright-box"/>
+                <w:rFonts w:ascii="Aptos" w:eastAsia="Roboto" w:hAnsi="Aptos" w:cs="Roboto"/>
+                <w:color w:val="000000"/>
+                <w:sz w:val="20"/>
+                <w:szCs w:val="20"/>
+              </w:rPr>
+              <w:t>CloudFormation</w:t>
+            </w:r>
+          </w:p>
+          <w:p>
+            <w:pPr>
+              <w:pStyle w:val="skn-mls3skillulli"/>
+              <w:numPr>
+                <w:ilvl w:val="0"/>
+                <w:numId w:val="5"/>
+              </w:numPr>
+              <w:spacing w:after="200"/>
+              <w:ind w:left="200" w:hanging="192"/>
+              <w:rPr>
+                <w:rStyle w:val="skn-mls3parent-containerright-box"/>
+                <w:rFonts w:ascii="Aptos" w:eastAsia="Roboto" w:hAnsi="Aptos" w:cs="Roboto"/>
+                <w:color w:val="000000"/>
+                <w:sz w:val="20"/>
+                <w:szCs w:val="20"/>
+              </w:rPr>
+            </w:pPr>
+            <w:r>
+              <w:rPr>
+                <w:rStyle w:val="skn-mls3parent-containerright-box"/>
+                <w:rFonts w:ascii="Aptos" w:eastAsia="Roboto" w:hAnsi="Aptos" w:cs="Roboto"/>
+                <w:color w:val="000000"/>
+                <w:sz w:val="20"/>
+                <w:szCs w:val="20"/>
+              </w:rPr>
+              <w:t>GitHub actions</w:t>
+            </w:r>
+          </w:p>
+          <w:p>
+            <w:pPr>
+              <w:pStyle w:val="skn-mls3skillulli"/>
+              <w:numPr>
+                <w:ilvl w:val="0"/>
+                <w:numId w:val="5"/>
+              </w:numPr>
+              <w:spacing w:after="200"/>
+              <w:ind w:left="200" w:hanging="192"/>
+              <w:rPr>
+                <w:rStyle w:val="skn-mls3parent-containerright-box"/>
+                <w:rFonts w:ascii="Aptos" w:eastAsia="Roboto" w:hAnsi="Aptos" w:cs="Roboto"/>
+                <w:color w:val="000000"/>
+                <w:sz w:val="20"/>
+                <w:szCs w:val="20"/>
+              </w:rPr>
+            </w:pPr>
+            <w:r>
+              <w:rPr>
+                <w:rStyle w:val="skn-mls3parent-containerright-box"/>
+                <w:rFonts w:ascii="Aptos" w:eastAsia="Roboto" w:hAnsi="Aptos" w:cs="Roboto"/>
+                <w:color w:val="000000"/>
+                <w:sz w:val="20"/>
+                <w:szCs w:val="20"/>
+              </w:rPr>
+              <w:t>CI/CD</w:t>
+            </w:r>
+          </w:p>
+          <w:p>
+            <w:pPr>
+              <w:pStyle w:val="skn-mls3skillulli"/>
+              <w:numPr>
+                <w:ilvl w:val="0"/>
+                <w:numId w:val="5"/>
+              </w:numPr>
+              <w:spacing w:after="200"/>
+              <w:ind w:left="200" w:hanging="192"/>
+              <w:rPr>
+                <w:rStyle w:val="skn-mls3parent-containerright-box"/>
+                <w:rFonts w:ascii="Aptos" w:eastAsia="Roboto" w:hAnsi="Aptos" w:cs="Roboto"/>
+                <w:color w:val="000000"/>
+                <w:sz w:val="20"/>
+                <w:szCs w:val="20"/>
+              </w:rPr>
+            </w:pPr>
+            <w:r>
+              <w:rPr>
+                <w:rStyle w:val="skn-mls3parent-containerright-box"/>
+                <w:rFonts w:ascii="Aptos" w:eastAsia="Roboto" w:hAnsi="Aptos" w:cs="Roboto"/>
+                <w:color w:val="000000"/>
+                <w:sz w:val="20"/>
+                <w:szCs w:val="20"/>
+              </w:rPr>
+              <w:t>IAM</w:t>
+            </w:r>
+          </w:p>
+          <w:p>
+            <w:pPr>
+              <w:pStyle w:val="skn-mls3skillulli"/>
+              <w:numPr>
+                <w:ilvl w:val="0"/>
+                <w:numId w:val="5"/>
+              </w:numPr>
+              <w:spacing w:after="200"/>
+              <w:ind w:left="200" w:hanging="192"/>
+              <w:rPr>
+                <w:rStyle w:val="skn-mls3parent-containerright-box"/>
+                <w:rFonts w:ascii="Aptos" w:eastAsia="Roboto" w:hAnsi="Aptos" w:cs="Roboto"/>
+                <w:color w:val="000000"/>
+                <w:sz w:val="20"/>
+                <w:szCs w:val="20"/>
+              </w:rPr>
+            </w:pPr>
+            <w:r>
+              <w:rPr>
+                <w:rStyle w:val="skn-mls3parent-containerright-box"/>
+                <w:rFonts w:ascii="Aptos" w:eastAsia="Roboto" w:hAnsi="Aptos" w:cs="Roboto"/>
+                <w:color w:val="000000"/>
+                <w:sz w:val="20"/>
+                <w:szCs w:val="20"/>
+              </w:rPr>
+              <w:t>DNS</w:t>
+            </w:r>
+          </w:p>
+          <w:p>
+            <w:pPr>
+              <w:pStyle w:val="skn-mls3skillulli"/>
+              <w:spacing w:after="200"/>
+              <w:ind w:left="8"/>
               <w:rPr>
                 <w:rStyle w:val="skn-mls3parent-containerright-box"/>
                 <w:rFonts w:ascii="Aptos" w:eastAsia="Roboto" w:hAnsi="Aptos" w:cs="Roboto"/>
@@ -3531,13 +3208,244 @@
                 <w:caps/>
                 <w:color w:val="000000"/>
               </w:rPr>
+              <w:t>hARDWARE &amp; DESKTOP</w:t>
+            </w:r>
+          </w:p>
+          <w:p>
+            <w:pPr>
+              <w:pStyle w:val="skn-mls3skillulli"/>
+              <w:numPr>
+                <w:ilvl w:val="0"/>
+                <w:numId w:val="5"/>
+              </w:numPr>
+              <w:spacing w:after="200"/>
+              <w:ind w:left="200" w:hanging="192"/>
+              <w:rPr>
+                <w:rStyle w:val="skn-mls3parent-containerright-box"/>
+                <w:rFonts w:ascii="Aptos" w:eastAsia="Roboto" w:hAnsi="Aptos" w:cs="Roboto"/>
+                <w:color w:val="000000"/>
+                <w:sz w:val="20"/>
+                <w:szCs w:val="20"/>
+              </w:rPr>
+            </w:pPr>
+            <w:r>
+              <w:rPr>
+                <w:rStyle w:val="skn-mls3parent-containerright-box"/>
+                <w:rFonts w:ascii="Aptos" w:eastAsia="Roboto" w:hAnsi="Aptos" w:cs="Roboto"/>
+                <w:color w:val="000000"/>
+                <w:sz w:val="20"/>
+                <w:szCs w:val="20"/>
+              </w:rPr>
+              <w:t>Electron</w:t>
+            </w:r>
+          </w:p>
+          <w:p>
+            <w:pPr>
+              <w:pStyle w:val="skn-mls3skillulli"/>
+              <w:numPr>
+                <w:ilvl w:val="0"/>
+                <w:numId w:val="5"/>
+              </w:numPr>
+              <w:spacing w:after="200"/>
+              <w:ind w:left="200" w:hanging="192"/>
+              <w:rPr>
+                <w:rStyle w:val="skn-mls3parent-containerright-box"/>
+                <w:rFonts w:ascii="Aptos" w:eastAsia="Roboto" w:hAnsi="Aptos" w:cs="Roboto"/>
+                <w:color w:val="000000"/>
+                <w:sz w:val="20"/>
+                <w:szCs w:val="20"/>
+              </w:rPr>
+            </w:pPr>
+            <w:r>
+              <w:rPr>
+                <w:rStyle w:val="skn-mls3parent-containerright-box"/>
+                <w:rFonts w:ascii="Aptos" w:eastAsia="Roboto" w:hAnsi="Aptos" w:cs="Roboto"/>
+                <w:color w:val="000000"/>
+                <w:sz w:val="20"/>
+                <w:szCs w:val="20"/>
+              </w:rPr>
+              <w:t>Web HID</w:t>
+            </w:r>
+          </w:p>
+          <w:p>
+            <w:pPr>
+              <w:pStyle w:val="skn-mls3skillulli"/>
+              <w:numPr>
+                <w:ilvl w:val="0"/>
+                <w:numId w:val="5"/>
+              </w:numPr>
+              <w:spacing w:after="200"/>
+              <w:ind w:left="200" w:hanging="192"/>
+              <w:rPr>
+                <w:rStyle w:val="skn-mls3parent-containerright-box"/>
+                <w:rFonts w:ascii="Aptos" w:eastAsia="Roboto" w:hAnsi="Aptos" w:cs="Roboto"/>
+                <w:color w:val="000000"/>
+                <w:sz w:val="20"/>
+                <w:szCs w:val="20"/>
+              </w:rPr>
+            </w:pPr>
+            <w:r>
+              <w:rPr>
+                <w:rStyle w:val="skn-mls3parent-containerright-box"/>
+                <w:rFonts w:ascii="Aptos" w:eastAsia="Roboto" w:hAnsi="Aptos" w:cs="Roboto"/>
+                <w:color w:val="000000"/>
+                <w:sz w:val="20"/>
+                <w:szCs w:val="20"/>
+              </w:rPr>
+              <w:t>Web Serial</w:t>
+            </w:r>
+          </w:p>
+          <w:p>
+            <w:pPr>
+              <w:pStyle w:val="skn-mls3skillulli"/>
+              <w:spacing w:after="200"/>
+              <w:ind w:left="8"/>
+              <w:rPr>
+                <w:rStyle w:val="skn-mls3parent-containerright-box"/>
+                <w:rFonts w:ascii="Aptos" w:eastAsia="Roboto" w:hAnsi="Aptos" w:cs="Roboto"/>
+                <w:b/>
+                <w:bCs/>
+                <w:caps/>
+                <w:color w:val="000000"/>
+              </w:rPr>
+            </w:pPr>
+            <w:r>
+              <w:rPr>
+                <w:rStyle w:val="skn-mls3parent-containerright-box"/>
+                <w:rFonts w:ascii="Aptos" w:eastAsia="Roboto" w:hAnsi="Aptos" w:cs="Roboto"/>
+                <w:b/>
+                <w:bCs/>
+                <w:caps/>
+                <w:color w:val="000000"/>
+              </w:rPr>
+              <w:t>Design</w:t>
+            </w:r>
+          </w:p>
+          <w:p>
+            <w:pPr>
+              <w:pStyle w:val="skn-mls3skillulli"/>
+              <w:numPr>
+                <w:ilvl w:val="0"/>
+                <w:numId w:val="5"/>
+              </w:numPr>
+              <w:spacing w:after="200"/>
+              <w:ind w:left="200" w:hanging="192"/>
+              <w:rPr>
+                <w:rStyle w:val="skn-mls3parent-containerright-box"/>
+                <w:rFonts w:ascii="Aptos" w:eastAsia="Roboto" w:hAnsi="Aptos" w:cs="Roboto"/>
+                <w:color w:val="000000"/>
+                <w:sz w:val="20"/>
+                <w:szCs w:val="20"/>
+              </w:rPr>
+            </w:pPr>
+            <w:r>
+              <w:rPr>
+                <w:rStyle w:val="skn-mls3parent-containerright-box"/>
+                <w:rFonts w:ascii="Aptos" w:eastAsia="Roboto" w:hAnsi="Aptos" w:cs="Roboto"/>
+                <w:color w:val="000000"/>
+                <w:sz w:val="20"/>
+                <w:szCs w:val="20"/>
+              </w:rPr>
+              <w:t>UI / UX Design</w:t>
+            </w:r>
+          </w:p>
+          <w:p>
+            <w:pPr>
+              <w:pStyle w:val="skn-mls3skillulli"/>
+              <w:numPr>
+                <w:ilvl w:val="0"/>
+                <w:numId w:val="5"/>
+              </w:numPr>
+              <w:spacing w:after="200"/>
+              <w:ind w:left="200" w:hanging="192"/>
+              <w:rPr>
+                <w:rStyle w:val="skn-mls3parent-containerright-box"/>
+                <w:rFonts w:ascii="Aptos" w:eastAsia="Roboto" w:hAnsi="Aptos" w:cs="Roboto"/>
+                <w:color w:val="000000"/>
+                <w:sz w:val="20"/>
+                <w:szCs w:val="20"/>
+              </w:rPr>
+            </w:pPr>
+            <w:r>
+              <w:rPr>
+                <w:rStyle w:val="skn-mls3parent-containerright-box"/>
+                <w:rFonts w:ascii="Aptos" w:eastAsia="Roboto" w:hAnsi="Aptos" w:cs="Roboto"/>
+                <w:color w:val="000000"/>
+                <w:sz w:val="20"/>
+                <w:szCs w:val="20"/>
+              </w:rPr>
+              <w:t>Photoshop</w:t>
+            </w:r>
+          </w:p>
+          <w:p>
+            <w:pPr>
+              <w:pStyle w:val="skn-mls3skillulli"/>
+              <w:numPr>
+                <w:ilvl w:val="0"/>
+                <w:numId w:val="5"/>
+              </w:numPr>
+              <w:spacing w:after="200"/>
+              <w:ind w:left="200" w:hanging="192"/>
+              <w:rPr>
+                <w:rStyle w:val="skn-mls3parent-containerright-box"/>
+                <w:rFonts w:ascii="Aptos" w:eastAsia="Roboto" w:hAnsi="Aptos" w:cs="Roboto"/>
+                <w:color w:val="000000"/>
+                <w:sz w:val="20"/>
+                <w:szCs w:val="20"/>
+              </w:rPr>
+            </w:pPr>
+            <w:r>
+              <w:rPr>
+                <w:rStyle w:val="skn-mls3parent-containerright-box"/>
+                <w:rFonts w:ascii="Aptos" w:eastAsia="Roboto" w:hAnsi="Aptos" w:cs="Roboto"/>
+                <w:color w:val="000000"/>
+                <w:sz w:val="20"/>
+                <w:szCs w:val="20"/>
+              </w:rPr>
+              <w:t>Premier Pro</w:t>
+            </w:r>
+            <w:r>
+              <w:rPr>
+                <w:rStyle w:val="skn-mls3parent-containerright-box"/>
+                <w:rFonts w:ascii="Aptos" w:eastAsia="Roboto" w:hAnsi="Aptos" w:cs="Roboto"/>
+                <w:color w:val="000000"/>
+                <w:sz w:val="20"/>
+                <w:szCs w:val="20"/>
+              </w:rPr>
+              <w:t xml:space="preserve"> </w:t>
+            </w:r>
+          </w:p>
+          <w:p>
+            <w:pPr>
+              <w:pStyle w:val="skn-mls3skillulli"/>
+              <w:spacing w:after="200"/>
+              <w:ind w:left="8"/>
+              <w:rPr>
+                <w:rStyle w:val="skn-mls3parent-containerright-box"/>
+                <w:rFonts w:ascii="Aptos" w:eastAsia="Roboto" w:hAnsi="Aptos" w:cs="Roboto"/>
+                <w:b/>
+                <w:bCs/>
+                <w:caps/>
+                <w:color w:val="000000"/>
+              </w:rPr>
+            </w:pPr>
+            <w:r>
+              <w:rPr>
+                <w:rStyle w:val="skn-mls3parent-containerright-box"/>
+                <w:rFonts w:ascii="Aptos" w:eastAsia="Roboto" w:hAnsi="Aptos" w:cs="Roboto"/>
+                <w:b/>
+                <w:bCs/>
+                <w:caps/>
+                <w:color w:val="000000"/>
+              </w:rPr>
               <w:t>Education</w:t>
             </w:r>
           </w:p>
           <w:p>
             <w:pPr>
-              <w:pStyle w:val="singlecolumnspanpaddedlinenth-child1"/>
-              <w:spacing w:line="400" w:lineRule="atLeast"/>
+              <w:pStyle w:val="skn-mls3skillulli"/>
+              <w:spacing w:after="200"/>
+              <w:ind w:left="8"/>
               <w:rPr>
                 <w:rStyle w:val="skn-mls3parent-containerright-box"/>
                 <w:rFonts w:ascii="Aptos" w:eastAsia="Roboto" w:hAnsi="Aptos" w:cs="Roboto"/>
@@ -3558,390 +3466,21 @@
                 <w:sz w:val="20"/>
                 <w:szCs w:val="20"/>
               </w:rPr>
-              <w:t>Worth School</w:t>
-            </w:r>
-          </w:p>
-          <w:p>
-            <w:pPr>
-              <w:pStyle w:val="skn-mls3paddedline"/>
-              <w:spacing w:line="400" w:lineRule="atLeast"/>
-              <w:rPr>
-                <w:rStyle w:val="skn-mls3parent-containerright-box"/>
-                <w:rFonts w:ascii="Aptos" w:eastAsia="Roboto" w:hAnsi="Aptos" w:cs="Roboto"/>
-                <w:color w:val="000000"/>
-                <w:sz w:val="20"/>
-                <w:szCs w:val="20"/>
-              </w:rPr>
-            </w:pPr>
-            <w:r>
-              <w:rPr>
-                <w:rStyle w:val="span"/>
-                <w:rFonts w:ascii="Aptos" w:eastAsia="Roboto" w:hAnsi="Aptos" w:cs="Roboto"/>
-                <w:color w:val="000000"/>
-                <w:sz w:val="20"/>
-                <w:szCs w:val="20"/>
-              </w:rPr>
-              <w:t>Sussex</w:t>
-            </w:r>
-            <w:r>
-              <w:rPr>
-                <w:rStyle w:val="skn-mls3parent-containerright-box"/>
-                <w:rFonts w:ascii="Aptos" w:eastAsia="Roboto" w:hAnsi="Aptos" w:cs="Roboto"/>
-                <w:color w:val="000000"/>
-                <w:sz w:val="20"/>
-                <w:szCs w:val="20"/>
-              </w:rPr>
-              <w:t xml:space="preserve"> </w:t>
-            </w:r>
-          </w:p>
-          <w:p>
-            <w:pPr>
-              <w:pStyle w:val="skn-mls3paddedline"/>
-              <w:spacing w:line="400" w:lineRule="atLeast"/>
-              <w:rPr>
-                <w:rStyle w:val="skn-mls3parent-containerright-box"/>
-                <w:rFonts w:ascii="Aptos" w:eastAsia="Roboto" w:hAnsi="Aptos" w:cs="Roboto"/>
-                <w:color w:val="000000"/>
-                <w:sz w:val="20"/>
-                <w:szCs w:val="20"/>
-              </w:rPr>
-            </w:pPr>
-            <w:r>
-              <w:rPr>
-                <w:rStyle w:val="span"/>
-                <w:rFonts w:ascii="Aptos" w:eastAsia="Roboto" w:hAnsi="Aptos" w:cs="Roboto"/>
-                <w:color w:val="000000"/>
-                <w:sz w:val="20"/>
-                <w:szCs w:val="20"/>
-              </w:rPr>
-              <w:t>GCSEs</w:t>
-            </w:r>
-            <w:r>
-              <w:rPr>
-                <w:rStyle w:val="skn-mls3parent-containerright-box"/>
-                <w:rFonts w:ascii="Aptos" w:eastAsia="Roboto" w:hAnsi="Aptos" w:cs="Roboto"/>
-                <w:color w:val="000000"/>
-                <w:sz w:val="20"/>
-                <w:szCs w:val="20"/>
-              </w:rPr>
-              <w:t xml:space="preserve"> </w:t>
-            </w:r>
-          </w:p>
-          <w:p>
-            <w:pPr>
-              <w:pStyle w:val="skn-mls3disp-blk"/>
-              <w:spacing w:line="400" w:lineRule="atLeast"/>
-              <w:rPr>
-                <w:rStyle w:val="skn-mls3parent-containerright-box"/>
-                <w:rFonts w:ascii="Aptos" w:eastAsia="Roboto" w:hAnsi="Aptos" w:cs="Roboto"/>
-                <w:color w:val="000000"/>
-                <w:sz w:val="20"/>
-                <w:szCs w:val="20"/>
-              </w:rPr>
-            </w:pPr>
-            <w:r>
-              <w:rPr>
-                <w:rStyle w:val="span"/>
-                <w:rFonts w:ascii="Aptos" w:eastAsia="Roboto" w:hAnsi="Aptos" w:cs="Roboto"/>
-                <w:color w:val="000000"/>
-                <w:sz w:val="20"/>
-                <w:szCs w:val="20"/>
-              </w:rPr>
-              <w:t xml:space="preserve">Sept 2018 </w:t>
-            </w:r>
-            <w:r>
-              <w:rPr>
-                <w:rStyle w:val="span"/>
-                <w:rFonts w:ascii="Aptos" w:eastAsia="Roboto" w:hAnsi="Aptos" w:cs="Roboto"/>
-                <w:color w:val="000000"/>
-                <w:sz w:val="20"/>
-                <w:szCs w:val="20"/>
-              </w:rPr>
-              <w:t>–</w:t>
-            </w:r>
-            <w:r>
-              <w:rPr>
-                <w:rStyle w:val="span"/>
-                <w:rFonts w:ascii="Aptos" w:eastAsia="Roboto" w:hAnsi="Aptos" w:cs="Roboto"/>
-                <w:color w:val="000000"/>
-                <w:sz w:val="20"/>
-                <w:szCs w:val="20"/>
-              </w:rPr>
-              <w:t xml:space="preserve"> Sept</w:t>
-            </w:r>
-            <w:r>
-              <w:rPr>
-                <w:rStyle w:val="span"/>
-                <w:rFonts w:ascii="Aptos" w:eastAsia="Roboto" w:hAnsi="Aptos" w:cs="Roboto"/>
-                <w:color w:val="000000"/>
-                <w:sz w:val="20"/>
-                <w:szCs w:val="20"/>
-              </w:rPr>
-              <w:t xml:space="preserve"> </w:t>
-            </w:r>
-            <w:r>
-              <w:rPr>
-                <w:rStyle w:val="span"/>
-                <w:rFonts w:ascii="Aptos" w:eastAsia="Roboto" w:hAnsi="Aptos" w:cs="Roboto"/>
-                <w:color w:val="000000"/>
-                <w:sz w:val="20"/>
-                <w:szCs w:val="20"/>
-              </w:rPr>
-              <w:t>2020</w:t>
-            </w:r>
-            <w:r>
-              <w:rPr>
-                <w:rStyle w:val="skn-mls3parent-containerright-box"/>
-                <w:rFonts w:ascii="Aptos" w:eastAsia="Roboto" w:hAnsi="Aptos" w:cs="Roboto"/>
-                <w:color w:val="000000"/>
-                <w:sz w:val="20"/>
-                <w:szCs w:val="20"/>
-              </w:rPr>
-              <w:t xml:space="preserve"> </w:t>
-            </w:r>
-          </w:p>
-          <w:p>
-            <w:pPr>
-              <w:pStyle w:val="singlecolumnspanpaddedlinenth-child1"/>
-              <w:pBdr>
-                <w:top w:val="none" w:sz="0" w:space="10" w:color="auto"/>
-              </w:pBdr>
-              <w:spacing w:line="400" w:lineRule="atLeast"/>
+              <w:t>UWE Bristol</w:t>
+            </w:r>
+          </w:p>
+          <w:p>
+            <w:pPr>
+              <w:pStyle w:val="skn-mls3skillulli"/>
+              <w:spacing w:after="200"/>
+              <w:ind w:left="8"/>
               <w:rPr>
                 <w:rStyle w:val="skn-mls3parent-containerright-box"/>
                 <w:rFonts w:ascii="Aptos" w:eastAsia="Roboto" w:hAnsi="Aptos" w:cs="Roboto"/>
                 <w:b/>
                 <w:bCs/>
-                <w:color w:val="062B61"/>
-                <w:sz w:val="20"/>
-                <w:szCs w:val="20"/>
-              </w:rPr>
-            </w:pPr>
-            <w:r>
-              <w:rPr>
-                <w:rStyle w:val="span"/>
-                <w:rFonts w:ascii="Aptos" w:eastAsia="Roboto" w:hAnsi="Aptos" w:cs="Roboto"/>
-                <w:b/>
-                <w:bCs/>
-                <w:color w:val="062B61"/>
-                <w:sz w:val="20"/>
-                <w:szCs w:val="20"/>
-              </w:rPr>
-              <w:t>Worth School</w:t>
-            </w:r>
-          </w:p>
-          <w:p>
-            <w:pPr>
-              <w:pStyle w:val="skn-mls3paddedline"/>
-              <w:spacing w:line="400" w:lineRule="atLeast"/>
-              <w:rPr>
-                <w:rStyle w:val="skn-mls3parent-containerright-box"/>
-                <w:rFonts w:ascii="Aptos" w:eastAsia="Roboto" w:hAnsi="Aptos" w:cs="Roboto"/>
-                <w:color w:val="000000"/>
-                <w:sz w:val="20"/>
-                <w:szCs w:val="20"/>
-              </w:rPr>
-            </w:pPr>
-            <w:r>
-              <w:rPr>
-                <w:rStyle w:val="span"/>
-                <w:rFonts w:ascii="Aptos" w:eastAsia="Roboto" w:hAnsi="Aptos" w:cs="Roboto"/>
-                <w:color w:val="000000"/>
-                <w:sz w:val="20"/>
-                <w:szCs w:val="20"/>
-              </w:rPr>
-              <w:t>Sussex</w:t>
-            </w:r>
-            <w:r>
-              <w:rPr>
-                <w:rStyle w:val="skn-mls3parent-containerright-box"/>
-                <w:rFonts w:ascii="Aptos" w:eastAsia="Roboto" w:hAnsi="Aptos" w:cs="Roboto"/>
-                <w:color w:val="000000"/>
-                <w:sz w:val="20"/>
-                <w:szCs w:val="20"/>
-              </w:rPr>
-              <w:t xml:space="preserve"> </w:t>
-            </w:r>
-          </w:p>
-          <w:p>
-            <w:pPr>
-              <w:pStyle w:val="skn-mls3paddedline"/>
-              <w:spacing w:line="400" w:lineRule="atLeast"/>
-              <w:rPr>
-                <w:rStyle w:val="skn-mls3parent-containerright-box"/>
-                <w:rFonts w:ascii="Aptos" w:eastAsia="Roboto" w:hAnsi="Aptos" w:cs="Roboto"/>
-                <w:color w:val="000000"/>
-                <w:sz w:val="20"/>
-                <w:szCs w:val="20"/>
-              </w:rPr>
-            </w:pPr>
-            <w:r>
-              <w:rPr>
-                <w:rStyle w:val="span"/>
-                <w:rFonts w:ascii="Aptos" w:eastAsia="Roboto" w:hAnsi="Aptos" w:cs="Roboto"/>
-                <w:color w:val="000000"/>
-                <w:sz w:val="20"/>
-                <w:szCs w:val="20"/>
-              </w:rPr>
-              <w:t>A-Levels</w:t>
-            </w:r>
-            <w:r>
-              <w:rPr>
-                <w:rStyle w:val="skn-mls3parent-containerright-box"/>
-                <w:rFonts w:ascii="Aptos" w:eastAsia="Roboto" w:hAnsi="Aptos" w:cs="Roboto"/>
-                <w:color w:val="000000"/>
-                <w:sz w:val="20"/>
-                <w:szCs w:val="20"/>
-              </w:rPr>
-              <w:t xml:space="preserve"> </w:t>
-            </w:r>
-          </w:p>
-          <w:p>
-            <w:pPr>
-              <w:pStyle w:val="skn-mls3disp-blk"/>
-              <w:spacing w:line="400" w:lineRule="atLeast"/>
-              <w:rPr>
-                <w:rStyle w:val="span"/>
-                <w:rFonts w:ascii="Aptos" w:eastAsia="Roboto" w:hAnsi="Aptos" w:cs="Roboto"/>
-                <w:color w:val="000000"/>
-                <w:sz w:val="20"/>
-                <w:szCs w:val="20"/>
-              </w:rPr>
-            </w:pPr>
-            <w:r>
-              <w:rPr>
-                <w:rStyle w:val="span"/>
-                <w:rFonts w:ascii="Aptos" w:eastAsia="Roboto" w:hAnsi="Aptos" w:cs="Roboto"/>
-                <w:color w:val="000000"/>
-                <w:sz w:val="20"/>
-                <w:szCs w:val="20"/>
-              </w:rPr>
-              <w:t xml:space="preserve">Sept 2020 </w:t>
-            </w:r>
-            <w:r>
-              <w:rPr>
-                <w:rStyle w:val="span"/>
-                <w:rFonts w:ascii="Aptos" w:eastAsia="Roboto" w:hAnsi="Aptos" w:cs="Roboto"/>
-                <w:color w:val="000000"/>
-                <w:sz w:val="20"/>
-                <w:szCs w:val="20"/>
-              </w:rPr>
-              <w:t>–</w:t>
-            </w:r>
-            <w:r>
-              <w:rPr>
-                <w:rStyle w:val="span"/>
-                <w:rFonts w:ascii="Aptos" w:eastAsia="Roboto" w:hAnsi="Aptos" w:cs="Roboto"/>
-                <w:color w:val="000000"/>
-                <w:sz w:val="20"/>
-                <w:szCs w:val="20"/>
-              </w:rPr>
-              <w:t xml:space="preserve"> Sept</w:t>
-            </w:r>
-            <w:r>
-              <w:rPr>
-                <w:rStyle w:val="span"/>
-                <w:rFonts w:ascii="Aptos" w:eastAsia="Roboto" w:hAnsi="Aptos" w:cs="Roboto"/>
-                <w:color w:val="000000"/>
-                <w:sz w:val="20"/>
-                <w:szCs w:val="20"/>
-              </w:rPr>
-              <w:t xml:space="preserve"> </w:t>
-            </w:r>
-            <w:r>
-              <w:rPr>
-                <w:rStyle w:val="span"/>
-                <w:rFonts w:ascii="Aptos" w:eastAsia="Roboto" w:hAnsi="Aptos" w:cs="Roboto"/>
-                <w:color w:val="000000"/>
-                <w:sz w:val="20"/>
-                <w:szCs w:val="20"/>
-              </w:rPr>
-              <w:t>2022</w:t>
-            </w:r>
-            <w:r>
-              <w:rPr>
-                <w:rStyle w:val="skn-mls3parent-containerright-box"/>
-                <w:rFonts w:ascii="Aptos" w:eastAsia="Roboto" w:hAnsi="Aptos" w:cs="Roboto"/>
-                <w:color w:val="000000"/>
-                <w:sz w:val="20"/>
-                <w:szCs w:val="20"/>
-              </w:rPr>
-              <w:t xml:space="preserve"> </w:t>
-            </w:r>
-          </w:p>
-          <w:p>
-            <w:pPr>
-              <w:pStyle w:val="singlecolumnspanpaddedlinenth-child1"/>
-              <w:pBdr>
-                <w:top w:val="none" w:sz="0" w:space="10" w:color="auto"/>
-              </w:pBdr>
-              <w:spacing w:line="400" w:lineRule="atLeast"/>
-              <w:rPr>
-                <w:rStyle w:val="skn-mls3parent-containerright-box"/>
-                <w:rFonts w:ascii="Aptos" w:eastAsia="Roboto" w:hAnsi="Aptos" w:cs="Roboto"/>
-                <w:b/>
-                <w:bCs/>
-                <w:color w:val="062B61"/>
-                <w:sz w:val="20"/>
-                <w:szCs w:val="20"/>
-              </w:rPr>
-            </w:pPr>
-            <w:r>
-              <w:rPr>
-                <w:rStyle w:val="span"/>
-                <w:rFonts w:ascii="Aptos" w:eastAsia="Roboto" w:hAnsi="Aptos" w:cs="Roboto"/>
-                <w:b/>
-                <w:bCs/>
-                <w:color w:val="062B61"/>
-                <w:sz w:val="20"/>
-                <w:szCs w:val="20"/>
-              </w:rPr>
-              <w:t>UWE Bristol</w:t>
-            </w:r>
-          </w:p>
-          <w:p>
-            <w:pPr>
-              <w:pStyle w:val="skn-mls3paddedline"/>
-              <w:spacing w:line="400" w:lineRule="atLeast"/>
-              <w:rPr>
-                <w:rStyle w:val="skn-mls3parent-containerright-box"/>
-                <w:rFonts w:ascii="Aptos" w:eastAsia="Roboto" w:hAnsi="Aptos" w:cs="Roboto"/>
-                <w:color w:val="000000"/>
-                <w:sz w:val="20"/>
-                <w:szCs w:val="20"/>
-              </w:rPr>
-            </w:pPr>
-            <w:r>
-              <w:rPr>
-                <w:rStyle w:val="span"/>
-                <w:rFonts w:ascii="Aptos" w:eastAsia="Roboto" w:hAnsi="Aptos" w:cs="Roboto"/>
-                <w:color w:val="000000"/>
-                <w:sz w:val="20"/>
-                <w:szCs w:val="20"/>
-              </w:rPr>
-              <w:t>Bristol</w:t>
-            </w:r>
-            <w:r>
-              <w:rPr>
-                <w:rStyle w:val="skn-mls3parent-containerright-box"/>
-                <w:rFonts w:ascii="Aptos" w:eastAsia="Roboto" w:hAnsi="Aptos" w:cs="Roboto"/>
-                <w:color w:val="000000"/>
-                <w:sz w:val="20"/>
-                <w:szCs w:val="20"/>
-              </w:rPr>
-              <w:t xml:space="preserve"> </w:t>
-            </w:r>
-          </w:p>
-          <w:p>
-            <w:pPr>
-              <w:pStyle w:val="skn-mls3paddedline"/>
-              <w:spacing w:line="400" w:lineRule="atLeast"/>
-              <w:rPr>
-                <w:rStyle w:val="skn-mls3parent-containerright-box"/>
-                <w:rFonts w:ascii="Aptos" w:eastAsia="Roboto" w:hAnsi="Aptos" w:cs="Roboto"/>
-                <w:color w:val="000000"/>
-                <w:sz w:val="20"/>
-                <w:szCs w:val="20"/>
+                <w:caps/>
+                <w:color w:val="000000"/>
               </w:rPr>
             </w:pPr>
             <w:r>
@@ -4071,10 +3610,10 @@
       </w:pPr>
     </w:p>
     <w:sectPr>
-      <w:headerReference w:type="even" r:id="rId17"/>
-      <w:headerReference w:type="default" r:id="rId18"/>
-      <w:footerReference w:type="default" r:id="rId19"/>
-      <w:footerReference w:type="first" r:id="rId20"/>
+      <w:headerReference w:type="even" r:id="rId23"/>
+      <w:headerReference w:type="default" r:id="rId24"/>
+      <w:footerReference w:type="default" r:id="rId25"/>
+      <w:footerReference w:type="first" r:id="rId26"/>
       <w:pgSz w:w="11906" w:h="16838"/>
       <w:pgMar w:top="600" w:right="0" w:bottom="600" w:left="0" w:header="0" w:footer="0" w:gutter="0"/>
       <w:cols w:space="720"/>
@@ -4086,7 +3625,7 @@
 </file>
 
 <file path=word/endnotes.xml><?xml version="1.0" encoding="utf-8"?>
-<w:endnotes xmlns:wpc="http://schemas.microsoft.com/office/word/2010/wordprocessingCanvas" xmlns:cx="http://schemas.microsoft.com/office/drawing/2014/chartex" xmlns:cx1="http://schemas.microsoft.com/office/drawing/2015/9/8/chartex" xmlns:cx2="http://schemas.microsoft.com/office/drawing/2015/10/21/chartex" xmlns:cx3="http://schemas.microsoft.com/office/drawing/2016/5/9/chartex" xmlns:cx4="http://schemas.microsoft.com/office/drawing/2016/5/10/chartex" xmlns:cx5="http://schemas.microsoft.com/office/drawing/2016/5/11/chartex" xmlns:cx6="http://schemas.microsoft.com/office/drawing/2016/5/12/chartex" xmlns:cx7="http://schemas.microsoft.com/office/drawing/2016/5/13/chartex" xmlns:cx8="http://schemas.microsoft.com/office/drawing/2016/5/14/chartex" xmlns:mc="http://schemas.openxmlformats.org/markup-compatibility/2006" xmlns:aink="http://schemas.microsoft.com/office/drawing/2016/ink" xmlns:am3d="http://schemas.microsoft.com/office/drawing/2017/model3d" xmlns:o="urn:schemas-microsoft-com:office:office" xmlns:oel="http://schemas.microsoft.com/office/2019/extlst" xmlns:r="http://schemas.openxmlformats.org/officeDocument/2006/relationships" xmlns:m="http://schemas.openxmlformats.org/officeDocument/2006/math" xmlns:v="urn:schemas-microsoft-com:vml" xmlns:wp14="http://schemas.microsoft.com/office/word/2010/wordprocessingDrawing" xmlns:wp="http://schemas.openxmlformats.org/drawingml/2006/wordprocessingDrawing" xmlns:w10="urn:schemas-microsoft-com:office:word" xmlns:w="http://schemas.openxmlformats.org/wordprocessingml/2006/main" xmlns:w14="http://schemas.microsoft.com/office/word/2010/wordml" xmlns:w15="http://schemas.microsoft.com/office/word/2012/wordml" xmlns:w16cex="http://schemas.microsoft.com/office/word/2018/wordml/cex" xmlns:w16cid="http://schemas.microsoft.com/office/word/2016/wordml/cid" xmlns:w16="http://schemas.microsoft.com/office/word/2018/wordml" xmlns:w16du="http://schemas.microsoft.com/office/word/2023/wordml/word16du" xmlns:w16sdtdh="http://schemas.microsoft.com/office/word/2020/wordml/sdtdatahash" xmlns:w16sdtfl="http://schemas.microsoft.com/office/word/2024/wordml/sdtformatlock" xmlns:w16se="http://schemas.microsoft.com/office/word/2015/wordml/symex" xmlns:wpg="http://schemas.microsoft.com/office/word/2010/wordprocessingGroup" xmlns:wpi="http://schemas.microsoft.com/office/word/2010/wordprocessingInk" xmlns:wne="http://schemas.microsoft.com/office/word/2006/wordml" xmlns:wps="http://schemas.microsoft.com/office/word/2010/wordprocessingShape" mc:Ignorable="w14 w15 w16se w16cid w16 w16cex w16sdtdh w16sdtfl w16du wp14">
+<w:endnotes xmlns:wpc="http://schemas.microsoft.com/office/word/2010/wordprocessingCanvas" xmlns:cx="http://schemas.microsoft.com/office/drawing/2014/chartex" xmlns:cx1="http://schemas.microsoft.com/office/drawing/2015/9/8/chartex" xmlns:cx2="http://schemas.microsoft.com/office/drawing/2015/10/21/chartex" xmlns:cx3="http://schemas.microsoft.com/office/drawing/2016/5/9/chartex" xmlns:cx4="http://schemas.microsoft.com/office/drawing/2016/5/10/chartex" xmlns:cx5="http://schemas.microsoft.com/office/drawing/2016/5/11/chartex" xmlns:cx6="http://schemas.microsoft.com/office/drawing/2016/5/12/chartex" xmlns:cx7="http://schemas.microsoft.com/office/drawing/2016/5/13/chartex" xmlns:cx8="http://schemas.microsoft.com/office/drawing/2016/5/14/chartex" xmlns:mc="http://schemas.openxmlformats.org/markup-compatibility/2006" xmlns:aink="http://schemas.microsoft.com/office/drawing/2016/ink" xmlns:am3d="http://schemas.microsoft.com/office/drawing/2017/model3d" xmlns:o="urn:schemas-microsoft-com:office:office" xmlns:oel="http://schemas.microsoft.com/office/2019/extlst" xmlns:r="http://schemas.openxmlformats.org/officeDocument/2006/relationships" xmlns:m="http://schemas.openxmlformats.org/officeDocument/2006/math" xmlns:v="urn:schemas-microsoft-com:vml" xmlns:wp14="http://schemas.microsoft.com/office/word/2010/wordprocessingDrawing" xmlns:wp="http://schemas.openxmlformats.org/drawingml/2006/wordprocessingDrawing" xmlns:w10="urn:schemas-microsoft-com:office:word" xmlns:w="http://schemas.openxmlformats.org/wordprocessingml/2006/main" xmlns:w14="http://schemas.microsoft.com/office/word/2010/wordml" xmlns:w15="http://schemas.microsoft.com/office/word/2012/wordml" xmlns:w16cei="http://schemas.microsoft.com/office/word/2026/wordml/cei" xmlns:w16cex="http://schemas.microsoft.com/office/word/2018/wordml/cex" xmlns:w16cid="http://schemas.microsoft.com/office/word/2016/wordml/cid" xmlns:w16="http://schemas.microsoft.com/office/word/2018/wordml" xmlns:w16du="http://schemas.microsoft.com/office/word/2023/wordml/word16du" xmlns:w16sdtdh="http://schemas.microsoft.com/office/word/2020/wordml/sdtdatahash" xmlns:w16sdtfl="http://schemas.microsoft.com/office/word/2024/wordml/sdtformatlock" xmlns:w16se="http://schemas.microsoft.com/office/word/2015/wordml/symex" xmlns:wpg="http://schemas.microsoft.com/office/word/2010/wordprocessingGroup" xmlns:wpi="http://schemas.microsoft.com/office/word/2010/wordprocessingInk" xmlns:wne="http://schemas.microsoft.com/office/word/2006/wordml" xmlns:wps="http://schemas.microsoft.com/office/word/2010/wordprocessingShape" mc:Ignorable="w14 w15 w16se w16cid w16 w16cex w16sdtdh w16sdtfl w16du wp14">
   <w:endnote w:type="separator" w:id="-1">
     <w:p>
       <w:r>
@@ -4105,7 +3644,7 @@
 </file>
 
 <file path=word/footer1.xml><?xml version="1.0" encoding="utf-8"?>
-<w:ftr xmlns:wpc="http://schemas.microsoft.com/office/word/2010/wordprocessingCanvas" xmlns:cx="http://schemas.microsoft.com/office/drawing/2014/chartex" xmlns:cx1="http://schemas.microsoft.com/office/drawing/2015/9/8/chartex" xmlns:cx2="http://schemas.microsoft.com/office/drawing/2015/10/21/chartex" xmlns:cx3="http://schemas.microsoft.com/office/drawing/2016/5/9/chartex" xmlns:cx4="http://schemas.microsoft.com/office/drawing/2016/5/10/chartex" xmlns:cx5="http://schemas.microsoft.com/office/drawing/2016/5/11/chartex" xmlns:cx6="http://schemas.microsoft.com/office/drawing/2016/5/12/chartex" xmlns:cx7="http://schemas.microsoft.com/office/drawing/2016/5/13/chartex" xmlns:cx8="http://schemas.microsoft.com/office/drawing/2016/5/14/chartex" xmlns:mc="http://schemas.openxmlformats.org/markup-compatibility/2006" xmlns:aink="http://schemas.microsoft.com/office/drawing/2016/ink" xmlns:am3d="http://schemas.microsoft.com/office/drawing/2017/model3d" xmlns:o="urn:schemas-microsoft-com:office:office" xmlns:oel="http://schemas.microsoft.com/office/2019/extlst" xmlns:r="http://schemas.openxmlformats.org/officeDocument/2006/relationships" xmlns:m="http://schemas.openxmlformats.org/officeDocument/2006/math" xmlns:v="urn:schemas-microsoft-com:vml" xmlns:wp14="http://schemas.microsoft.com/office/word/2010/wordprocessingDrawing" xmlns:wp="http://schemas.openxmlformats.org/drawingml/2006/wordprocessingDrawing" xmlns:w10="urn:schemas-microsoft-com:office:word" xmlns:w="http://schemas.openxmlformats.org/wordprocessingml/2006/main" xmlns:w14="http://schemas.microsoft.com/office/word/2010/wordml" xmlns:w15="http://schemas.microsoft.com/office/word/2012/wordml" xmlns:w16cex="http://schemas.microsoft.com/office/word/2018/wordml/cex" xmlns:w16cid="http://schemas.microsoft.com/office/word/2016/wordml/cid" xmlns:w16="http://schemas.microsoft.com/office/word/2018/wordml" xmlns:w16du="http://schemas.microsoft.com/office/word/2023/wordml/word16du" xmlns:w16sdtdh="http://schemas.microsoft.com/office/word/2020/wordml/sdtdatahash" xmlns:w16sdtfl="http://schemas.microsoft.com/office/word/2024/wordml/sdtformatlock" xmlns:w16se="http://schemas.microsoft.com/office/word/2015/wordml/symex" xmlns:wpg="http://schemas.microsoft.com/office/word/2010/wordprocessingGroup" xmlns:wpi="http://schemas.microsoft.com/office/word/2010/wordprocessingInk" xmlns:wne="http://schemas.microsoft.com/office/word/2006/wordml" xmlns:wps="http://schemas.microsoft.com/office/word/2010/wordprocessingShape" mc:Ignorable="w14 w15 w16se w16cid w16 w16cex w16sdtdh w16sdtfl w16du wp14">
+<w:ftr xmlns:wpc="http://schemas.microsoft.com/office/word/2010/wordprocessingCanvas" xmlns:cx="http://schemas.microsoft.com/office/drawing/2014/chartex" xmlns:cx1="http://schemas.microsoft.com/office/drawing/2015/9/8/chartex" xmlns:cx2="http://schemas.microsoft.com/office/drawing/2015/10/21/chartex" xmlns:cx3="http://schemas.microsoft.com/office/drawing/2016/5/9/chartex" xmlns:cx4="http://schemas.microsoft.com/office/drawing/2016/5/10/chartex" xmlns:cx5="http://schemas.microsoft.com/office/drawing/2016/5/11/chartex" xmlns:cx6="http://schemas.microsoft.com/office/drawing/2016/5/12/chartex" xmlns:cx7="http://schemas.microsoft.com/office/drawing/2016/5/13/chartex" xmlns:cx8="http://schemas.microsoft.com/office/drawing/2016/5/14/chartex" xmlns:mc="http://schemas.openxmlformats.org/markup-compatibility/2006" xmlns:aink="http://schemas.microsoft.com/office/drawing/2016/ink" xmlns:am3d="http://schemas.microsoft.com/office/drawing/2017/model3d" xmlns:o="urn:schemas-microsoft-com:office:office" xmlns:oel="http://schemas.microsoft.com/office/2019/extlst" xmlns:r="http://schemas.openxmlformats.org/officeDocument/2006/relationships" xmlns:m="http://schemas.openxmlformats.org/officeDocument/2006/math" xmlns:v="urn:schemas-microsoft-com:vml" xmlns:wp14="http://schemas.microsoft.com/office/word/2010/wordprocessingDrawing" xmlns:wp="http://schemas.openxmlformats.org/drawingml/2006/wordprocessingDrawing" xmlns:w10="urn:schemas-microsoft-com:office:word" xmlns:w="http://schemas.openxmlformats.org/wordprocessingml/2006/main" xmlns:w14="http://schemas.microsoft.com/office/word/2010/wordml" xmlns:w15="http://schemas.microsoft.com/office/word/2012/wordml" xmlns:w16cei="http://schemas.microsoft.com/office/word/2026/wordml/cei" xmlns:w16cex="http://schemas.microsoft.com/office/word/2018/wordml/cex" xmlns:w16cid="http://schemas.microsoft.com/office/word/2016/wordml/cid" xmlns:w16="http://schemas.microsoft.com/office/word/2018/wordml" xmlns:w16du="http://schemas.microsoft.com/office/word/2023/wordml/word16du" xmlns:w16sdtdh="http://schemas.microsoft.com/office/word/2020/wordml/sdtdatahash" xmlns:w16sdtfl="http://schemas.microsoft.com/office/word/2024/wordml/sdtformatlock" xmlns:w16se="http://schemas.microsoft.com/office/word/2015/wordml/symex" xmlns:wpg="http://schemas.microsoft.com/office/word/2010/wordprocessingGroup" xmlns:wpi="http://schemas.microsoft.com/office/word/2010/wordprocessingInk" xmlns:wne="http://schemas.microsoft.com/office/word/2006/wordml" xmlns:wps="http://schemas.microsoft.com/office/word/2010/wordprocessingShape" mc:Ignorable="w14 w15 w16se w16cid w16 w16cex w16sdtdh w16sdtfl w16du wp14">
   <w:p>
     <w:pPr>
       <w:spacing w:line="700" w:lineRule="exact"/>
@@ -4170,7 +3709,7 @@
 </file>
 
 <file path=word/footer2.xml><?xml version="1.0" encoding="utf-8"?>
-<w:ftr xmlns:wpc="http://schemas.microsoft.com/office/word/2010/wordprocessingCanvas" xmlns:cx="http://schemas.microsoft.com/office/drawing/2014/chartex" xmlns:cx1="http://schemas.microsoft.com/office/drawing/2015/9/8/chartex" xmlns:cx2="http://schemas.microsoft.com/office/drawing/2015/10/21/chartex" xmlns:cx3="http://schemas.microsoft.com/office/drawing/2016/5/9/chartex" xmlns:cx4="http://schemas.microsoft.com/office/drawing/2016/5/10/chartex" xmlns:cx5="http://schemas.microsoft.com/office/drawing/2016/5/11/chartex" xmlns:cx6="http://schemas.microsoft.com/office/drawing/2016/5/12/chartex" xmlns:cx7="http://schemas.microsoft.com/office/drawing/2016/5/13/chartex" xmlns:cx8="http://schemas.microsoft.com/office/drawing/2016/5/14/chartex" xmlns:mc="http://schemas.openxmlformats.org/markup-compatibility/2006" xmlns:aink="http://schemas.microsoft.com/office/drawing/2016/ink" xmlns:am3d="http://schemas.microsoft.com/office/drawing/2017/model3d" xmlns:o="urn:schemas-microsoft-com:office:office" xmlns:oel="http://schemas.microsoft.com/office/2019/extlst" xmlns:r="http://schemas.openxmlformats.org/officeDocument/2006/relationships" xmlns:m="http://schemas.openxmlformats.org/officeDocument/2006/math" xmlns:v="urn:schemas-microsoft-com:vml" xmlns:wp14="http://schemas.microsoft.com/office/word/2010/wordprocessingDrawing" xmlns:wp="http://schemas.openxmlformats.org/drawingml/2006/wordprocessingDrawing" xmlns:w10="urn:schemas-microsoft-com:office:word" xmlns:w="http://schemas.openxmlformats.org/wordprocessingml/2006/main" xmlns:w14="http://schemas.microsoft.com/office/word/2010/wordml" xmlns:w15="http://schemas.microsoft.com/office/word/2012/wordml" xmlns:w16cex="http://schemas.microsoft.com/office/word/2018/wordml/cex" xmlns:w16cid="http://schemas.microsoft.com/office/word/2016/wordml/cid" xmlns:w16="http://schemas.microsoft.com/office/word/2018/wordml" xmlns:w16du="http://schemas.microsoft.com/office/word/2023/wordml/word16du" xmlns:w16sdtdh="http://schemas.microsoft.com/office/word/2020/wordml/sdtdatahash" xmlns:w16sdtfl="http://schemas.microsoft.com/office/word/2024/wordml/sdtformatlock" xmlns:w16se="http://schemas.microsoft.com/office/word/2015/wordml/symex" xmlns:wpg="http://schemas.microsoft.com/office/word/2010/wordprocessingGroup" xmlns:wpi="http://schemas.microsoft.com/office/word/2010/wordprocessingInk" xmlns:wne="http://schemas.microsoft.com/office/word/2006/wordml" xmlns:wps="http://schemas.microsoft.com/office/word/2010/wordprocessingShape" mc:Ignorable="w14 w15 w16se w16cid w16 w16cex w16sdtdh w16sdtfl w16du wp14">
+<w:ftr xmlns:wpc="http://schemas.microsoft.com/office/word/2010/wordprocessingCanvas" xmlns:cx="http://schemas.microsoft.com/office/drawing/2014/chartex" xmlns:cx1="http://schemas.microsoft.com/office/drawing/2015/9/8/chartex" xmlns:cx2="http://schemas.microsoft.com/office/drawing/2015/10/21/chartex" xmlns:cx3="http://schemas.microsoft.com/office/drawing/2016/5/9/chartex" xmlns:cx4="http://schemas.microsoft.com/office/drawing/2016/5/10/chartex" xmlns:cx5="http://schemas.microsoft.com/office/drawing/2016/5/11/chartex" xmlns:cx6="http://schemas.microsoft.com/office/drawing/2016/5/12/chartex" xmlns:cx7="http://schemas.microsoft.com/office/drawing/2016/5/13/chartex" xmlns:cx8="http://schemas.microsoft.com/office/drawing/2016/5/14/chartex" xmlns:mc="http://schemas.openxmlformats.org/markup-compatibility/2006" xmlns:aink="http://schemas.microsoft.com/office/drawing/2016/ink" xmlns:am3d="http://schemas.microsoft.com/office/drawing/2017/model3d" xmlns:o="urn:schemas-microsoft-com:office:office" xmlns:oel="http://schemas.microsoft.com/office/2019/extlst" xmlns:r="http://schemas.openxmlformats.org/officeDocument/2006/relationships" xmlns:m="http://schemas.openxmlformats.org/officeDocument/2006/math" xmlns:v="urn:schemas-microsoft-com:vml" xmlns:wp14="http://schemas.microsoft.com/office/word/2010/wordprocessingDrawing" xmlns:wp="http://schemas.openxmlformats.org/drawingml/2006/wordprocessingDrawing" xmlns:w10="urn:schemas-microsoft-com:office:word" xmlns:w="http://schemas.openxmlformats.org/wordprocessingml/2006/main" xmlns:w14="http://schemas.microsoft.com/office/word/2010/wordml" xmlns:w15="http://schemas.microsoft.com/office/word/2012/wordml" xmlns:w16cei="http://schemas.microsoft.com/office/word/2026/wordml/cei" xmlns:w16cex="http://schemas.microsoft.com/office/word/2018/wordml/cex" xmlns:w16cid="http://schemas.microsoft.com/office/word/2016/wordml/cid" xmlns:w16="http://schemas.microsoft.com/office/word/2018/wordml" xmlns:w16du="http://schemas.microsoft.com/office/word/2023/wordml/word16du" xmlns:w16sdtdh="http://schemas.microsoft.com/office/word/2020/wordml/sdtdatahash" xmlns:w16sdtfl="http://schemas.microsoft.com/office/word/2024/wordml/sdtformatlock" xmlns:w16se="http://schemas.microsoft.com/office/word/2015/wordml/symex" xmlns:wpg="http://schemas.microsoft.com/office/word/2010/wordprocessingGroup" xmlns:wpi="http://schemas.microsoft.com/office/word/2010/wordprocessingInk" xmlns:wne="http://schemas.microsoft.com/office/word/2006/wordml" xmlns:wps="http://schemas.microsoft.com/office/word/2010/wordprocessingShape" mc:Ignorable="w14 w15 w16se w16cid w16 w16cex w16sdtdh w16sdtfl w16du wp14">
   <w:p>
     <w:pPr>
       <w:tabs>
@@ -4186,7 +3725,7 @@
 </file>
 
 <file path=word/footnotes.xml><?xml version="1.0" encoding="utf-8"?>
-<w:footnotes xmlns:wpc="http://schemas.microsoft.com/office/word/2010/wordprocessingCanvas" xmlns:cx="http://schemas.microsoft.com/office/drawing/2014/chartex" xmlns:cx1="http://schemas.microsoft.com/office/drawing/2015/9/8/chartex" xmlns:cx2="http://schemas.microsoft.com/office/drawing/2015/10/21/chartex" xmlns:cx3="http://schemas.microsoft.com/office/drawing/2016/5/9/chartex" xmlns:cx4="http://schemas.microsoft.com/office/drawing/2016/5/10/chartex" xmlns:cx5="http://schemas.microsoft.com/office/drawing/2016/5/11/chartex" xmlns:cx6="http://schemas.microsoft.com/office/drawing/2016/5/12/chartex" xmlns:cx7="http://schemas.microsoft.com/office/drawing/2016/5/13/chartex" xmlns:cx8="http://schemas.microsoft.com/office/drawing/2016/5/14/chartex" xmlns:mc="http://schemas.openxmlformats.org/markup-compatibility/2006" xmlns:aink="http://schemas.microsoft.com/office/drawing/2016/ink" xmlns:am3d="http://schemas.microsoft.com/office/drawing/2017/model3d" xmlns:o="urn:schemas-microsoft-com:office:office" xmlns:oel="http://schemas.microsoft.com/office/2019/extlst" xmlns:r="http://schemas.openxmlformats.org/officeDocument/2006/relationships" xmlns:m="http://schemas.openxmlformats.org/officeDocument/2006/math" xmlns:v="urn:schemas-microsoft-com:vml" xmlns:wp14="http://schemas.microsoft.com/office/word/2010/wordprocessingDrawing" xmlns:wp="http://schemas.openxmlformats.org/drawingml/2006/wordprocessingDrawing" xmlns:w10="urn:schemas-microsoft-com:office:word" xmlns:w="http://schemas.openxmlformats.org/wordprocessingml/2006/main" xmlns:w14="http://schemas.microsoft.com/office/word/2010/wordml" xmlns:w15="http://schemas.microsoft.com/office/word/2012/wordml" xmlns:w16cex="http://schemas.microsoft.com/office/word/2018/wordml/cex" xmlns:w16cid="http://schemas.microsoft.com/office/word/2016/wordml/cid" xmlns:w16="http://schemas.microsoft.com/office/word/2018/wordml" xmlns:w16du="http://schemas.microsoft.com/office/word/2023/wordml/word16du" xmlns:w16sdtdh="http://schemas.microsoft.com/office/word/2020/wordml/sdtdatahash" xmlns:w16sdtfl="http://schemas.microsoft.com/office/word/2024/wordml/sdtformatlock" xmlns:w16se="http://schemas.microsoft.com/office/word/2015/wordml/symex" xmlns:wpg="http://schemas.microsoft.com/office/word/2010/wordprocessingGroup" xmlns:wpi="http://schemas.microsoft.com/office/word/2010/wordprocessingInk" xmlns:wne="http://schemas.microsoft.com/office/word/2006/wordml" xmlns:wps="http://schemas.microsoft.com/office/word/2010/wordprocessingShape" mc:Ignorable="w14 w15 w16se w16cid w16 w16cex w16sdtdh w16sdtfl w16du wp14">
+<w:footnotes xmlns:wpc="http://schemas.microsoft.com/office/word/2010/wordprocessingCanvas" xmlns:cx="http://schemas.microsoft.com/office/drawing/2014/chartex" xmlns:cx1="http://schemas.microsoft.com/office/drawing/2015/9/8/chartex" xmlns:cx2="http://schemas.microsoft.com/office/drawing/2015/10/21/chartex" xmlns:cx3="http://schemas.microsoft.com/office/drawing/2016/5/9/chartex" xmlns:cx4="http://schemas.microsoft.com/office/drawing/2016/5/10/chartex" xmlns:cx5="http://schemas.microsoft.com/office/drawing/2016/5/11/chartex" xmlns:cx6="http://schemas.microsoft.com/office/drawing/2016/5/12/chartex" xmlns:cx7="http://schemas.microsoft.com/office/drawing/2016/5/13/chartex" xmlns:cx8="http://schemas.microsoft.com/office/drawing/2016/5/14/chartex" xmlns:mc="http://schemas.openxmlformats.org/markup-compatibility/2006" xmlns:aink="http://schemas.microsoft.com/office/drawing/2016/ink" xmlns:am3d="http://schemas.microsoft.com/office/drawing/2017/model3d" xmlns:o="urn:schemas-microsoft-com:office:office" xmlns:oel="http://schemas.microsoft.com/office/2019/extlst" xmlns:r="http://schemas.openxmlformats.org/officeDocument/2006/relationships" xmlns:m="http://schemas.openxmlformats.org/officeDocument/2006/math" xmlns:v="urn:schemas-microsoft-com:vml" xmlns:wp14="http://schemas.microsoft.com/office/word/2010/wordprocessingDrawing" xmlns:wp="http://schemas.openxmlformats.org/drawingml/2006/wordprocessingDrawing" xmlns:w10="urn:schemas-microsoft-com:office:word" xmlns:w="http://schemas.openxmlformats.org/wordprocessingml/2006/main" xmlns:w14="http://schemas.microsoft.com/office/word/2010/wordml" xmlns:w15="http://schemas.microsoft.com/office/word/2012/wordml" xmlns:w16cei="http://schemas.microsoft.com/office/word/2026/wordml/cei" xmlns:w16cex="http://schemas.microsoft.com/office/word/2018/wordml/cex" xmlns:w16cid="http://schemas.microsoft.com/office/word/2016/wordml/cid" xmlns:w16="http://schemas.microsoft.com/office/word/2018/wordml" xmlns:w16du="http://schemas.microsoft.com/office/word/2023/wordml/word16du" xmlns:w16sdtdh="http://schemas.microsoft.com/office/word/2020/wordml/sdtdatahash" xmlns:w16sdtfl="http://schemas.microsoft.com/office/word/2024/wordml/sdtformatlock" xmlns:w16se="http://schemas.microsoft.com/office/word/2015/wordml/symex" xmlns:wpg="http://schemas.microsoft.com/office/word/2010/wordprocessingGroup" xmlns:wpi="http://schemas.microsoft.com/office/word/2010/wordprocessingInk" xmlns:wne="http://schemas.microsoft.com/office/word/2006/wordml" xmlns:wps="http://schemas.microsoft.com/office/word/2010/wordprocessingShape" mc:Ignorable="w14 w15 w16se w16cid w16 w16cex w16sdtdh w16sdtfl w16du wp14">
   <w:footnote w:type="separator" w:id="-1">
     <w:p>
       <w:r>
@@ -4205,7 +3744,7 @@
 </file>
 
 <file path=word/header1.xml><?xml version="1.0" encoding="utf-8"?>
-<w:hdr xmlns:wpc="http://schemas.microsoft.com/office/word/2010/wordprocessingCanvas" xmlns:cx="http://schemas.microsoft.com/office/drawing/2014/chartex" xmlns:cx1="http://schemas.microsoft.com/office/drawing/2015/9/8/chartex" xmlns:cx2="http://schemas.microsoft.com/office/drawing/2015/10/21/chartex" xmlns:cx3="http://schemas.microsoft.com/office/drawing/2016/5/9/chartex" xmlns:cx4="http://schemas.microsoft.com/office/drawing/2016/5/10/chartex" xmlns:cx5="http://schemas.microsoft.com/office/drawing/2016/5/11/chartex" xmlns:cx6="http://schemas.microsoft.com/office/drawing/2016/5/12/chartex" xmlns:cx7="http://schemas.microsoft.com/office/drawing/2016/5/13/chartex" xmlns:cx8="http://schemas.microsoft.com/office/drawing/2016/5/14/chartex" xmlns:mc="http://schemas.openxmlformats.org/markup-compatibility/2006" xmlns:aink="http://schemas.microsoft.com/office/drawing/2016/ink" xmlns:am3d="http://schemas.microsoft.com/office/drawing/2017/model3d" xmlns:o="urn:schemas-microsoft-com:office:office" xmlns:oel="http://schemas.microsoft.com/office/2019/extlst" xmlns:r="http://schemas.openxmlformats.org/officeDocument/2006/relationships" xmlns:m="http://schemas.openxmlformats.org/officeDocument/2006/math" xmlns:v="urn:schemas-microsoft-com:vml" xmlns:wp14="http://schemas.microsoft.com/office/word/2010/wordprocessingDrawing" xmlns:wp="http://schemas.openxmlformats.org/drawingml/2006/wordprocessingDrawing" xmlns:w10="urn:schemas-microsoft-com:office:word" xmlns:w="http://schemas.openxmlformats.org/wordprocessingml/2006/main" xmlns:w14="http://schemas.microsoft.com/office/word/2010/wordml" xmlns:w15="http://schemas.microsoft.com/office/word/2012/wordml" xmlns:w16cex="http://schemas.microsoft.com/office/word/2018/wordml/cex" xmlns:w16cid="http://schemas.microsoft.com/office/word/2016/wordml/cid" xmlns:w16="http://schemas.microsoft.com/office/word/2018/wordml" xmlns:w16du="http://schemas.microsoft.com/office/word/2023/wordml/word16du" xmlns:w16sdtdh="http://schemas.microsoft.com/office/word/2020/wordml/sdtdatahash" xmlns:w16sdtfl="http://schemas.microsoft.com/office/word/2024/wordml/sdtformatlock" xmlns:w16se="http://schemas.microsoft.com/office/word/2015/wordml/symex" xmlns:wpg="http://schemas.microsoft.com/office/word/2010/wordprocessingGroup" xmlns:wpi="http://schemas.microsoft.com/office/word/2010/wordprocessingInk" xmlns:wne="http://schemas.microsoft.com/office/word/2006/wordml" xmlns:wps="http://schemas.microsoft.com/office/word/2010/wordprocessingShape" mc:Ignorable="w14 w15 w16se w16cid w16 w16cex w16sdtdh w16sdtfl w16du wp14">
+<w:hdr xmlns:wpc="http://schemas.microsoft.com/office/word/2010/wordprocessingCanvas" xmlns:cx="http://schemas.microsoft.com/office/drawing/2014/chartex" xmlns:cx1="http://schemas.microsoft.com/office/drawing/2015/9/8/chartex" xmlns:cx2="http://schemas.microsoft.com/office/drawing/2015/10/21/chartex" xmlns:cx3="http://schemas.microsoft.com/office/drawing/2016/5/9/chartex" xmlns:cx4="http://schemas.microsoft.com/office/drawing/2016/5/10/chartex" xmlns:cx5="http://schemas.microsoft.com/office/drawing/2016/5/11/chartex" xmlns:cx6="http://schemas.microsoft.com/office/drawing/2016/5/12/chartex" xmlns:cx7="http://schemas.microsoft.com/office/drawing/2016/5/13/chartex" xmlns:cx8="http://schemas.microsoft.com/office/drawing/2016/5/14/chartex" xmlns:mc="http://schemas.openxmlformats.org/markup-compatibility/2006" xmlns:aink="http://schemas.microsoft.com/office/drawing/2016/ink" xmlns:am3d="http://schemas.microsoft.com/office/drawing/2017/model3d" xmlns:o="urn:schemas-microsoft-com:office:office" xmlns:oel="http://schemas.microsoft.com/office/2019/extlst" xmlns:r="http://schemas.openxmlformats.org/officeDocument/2006/relationships" xmlns:m="http://schemas.openxmlformats.org/officeDocument/2006/math" xmlns:v="urn:schemas-microsoft-com:vml" xmlns:wp14="http://schemas.microsoft.com/office/word/2010/wordprocessingDrawing" xmlns:wp="http://schemas.openxmlformats.org/drawingml/2006/wordprocessingDrawing" xmlns:w10="urn:schemas-microsoft-com:office:word" xmlns:w="http://schemas.openxmlformats.org/wordprocessingml/2006/main" xmlns:w14="http://schemas.microsoft.com/office/word/2010/wordml" xmlns:w15="http://schemas.microsoft.com/office/word/2012/wordml" xmlns:w16cei="http://schemas.microsoft.com/office/word/2026/wordml/cei" xmlns:w16cex="http://schemas.microsoft.com/office/word/2018/wordml/cex" xmlns:w16cid="http://schemas.microsoft.com/office/word/2016/wordml/cid" xmlns:w16="http://schemas.microsoft.com/office/word/2018/wordml" xmlns:w16du="http://schemas.microsoft.com/office/word/2023/wordml/word16du" xmlns:w16sdtdh="http://schemas.microsoft.com/office/word/2020/wordml/sdtdatahash" xmlns:w16sdtfl="http://schemas.microsoft.com/office/word/2024/wordml/sdtformatlock" xmlns:w16se="http://schemas.microsoft.com/office/word/2015/wordml/symex" xmlns:wpg="http://schemas.microsoft.com/office/word/2010/wordprocessingGroup" xmlns:wpi="http://schemas.microsoft.com/office/word/2010/wordprocessingInk" xmlns:wne="http://schemas.microsoft.com/office/word/2006/wordml" xmlns:wps="http://schemas.microsoft.com/office/word/2010/wordprocessingShape" mc:Ignorable="w14 w15 w16se w16cid w16 w16cex w16sdtdh w16sdtfl w16du wp14">
   <w:sdt>
     <w:sdtPr>
       <w:rPr>
@@ -4217,6 +3756,11 @@
         <w:docPartUnique/>
       </w:docPartObj>
     </w:sdtPr>
+    <w:sdtEndPr>
+      <w:rPr>
+        <w:rStyle w:val="PageNumber"/>
+      </w:rPr>
+    </w:sdtEndPr>
     <w:sdtContent>
       <w:p>
         <w:pPr>
@@ -4257,7 +3801,7 @@
 </file>
 
 <file path=word/header2.xml><?xml version="1.0" encoding="utf-8"?>
-<w:hdr xmlns:wpc="http://schemas.microsoft.com/office/word/2010/wordprocessingCanvas" xmlns:cx="http://schemas.microsoft.com/office/drawing/2014/chartex" xmlns:cx1="http://schemas.microsoft.com/office/drawing/2015/9/8/chartex" xmlns:cx2="http://schemas.microsoft.com/office/drawing/2015/10/21/chartex" xmlns:cx3="http://schemas.microsoft.com/office/drawing/2016/5/9/chartex" xmlns:cx4="http://schemas.microsoft.com/office/drawing/2016/5/10/chartex" xmlns:cx5="http://schemas.microsoft.com/office/drawing/2016/5/11/chartex" xmlns:cx6="http://schemas.microsoft.com/office/drawing/2016/5/12/chartex" xmlns:cx7="http://schemas.microsoft.com/office/drawing/2016/5/13/chartex" xmlns:cx8="http://schemas.microsoft.com/office/drawing/2016/5/14/chartex" xmlns:mc="http://schemas.openxmlformats.org/markup-compatibility/2006" xmlns:aink="http://schemas.microsoft.com/office/drawing/2016/ink" xmlns:am3d="http://schemas.microsoft.com/office/drawing/2017/model3d" xmlns:o="urn:schemas-microsoft-com:office:office" xmlns:oel="http://schemas.microsoft.com/office/2019/extlst" xmlns:r="http://schemas.openxmlformats.org/officeDocument/2006/relationships" xmlns:m="http://schemas.openxmlformats.org/officeDocument/2006/math" xmlns:v="urn:schemas-microsoft-com:vml" xmlns:wp14="http://schemas.microsoft.com/office/word/2010/wordprocessingDrawing" xmlns:wp="http://schemas.openxmlformats.org/drawingml/2006/wordprocessingDrawing" xmlns:w10="urn:schemas-microsoft-com:office:word" xmlns:w="http://schemas.openxmlformats.org/wordprocessingml/2006/main" xmlns:w14="http://schemas.microsoft.com/office/word/2010/wordml" xmlns:w15="http://schemas.microsoft.com/office/word/2012/wordml" xmlns:w16cex="http://schemas.microsoft.com/office/word/2018/wordml/cex" xmlns:w16cid="http://schemas.microsoft.com/office/word/2016/wordml/cid" xmlns:w16="http://schemas.microsoft.com/office/word/2018/wordml" xmlns:w16du="http://schemas.microsoft.com/office/word/2023/wordml/word16du" xmlns:w16sdtdh="http://schemas.microsoft.com/office/word/2020/wordml/sdtdatahash" xmlns:w16sdtfl="http://schemas.microsoft.com/office/word/2024/wordml/sdtformatlock" xmlns:w16se="http://schemas.microsoft.com/office/word/2015/wordml/symex" xmlns:wpg="http://schemas.microsoft.com/office/word/2010/wordprocessingGroup" xmlns:wpi="http://schemas.microsoft.com/office/word/2010/wordprocessingInk" xmlns:wne="http://schemas.microsoft.com/office/word/2006/wordml" xmlns:wps="http://schemas.microsoft.com/office/word/2010/wordprocessingShape" mc:Ignorable="w14 w15 w16se w16cid w16 w16cex w16sdtdh w16sdtfl w16du wp14">
+<w:hdr xmlns:wpc="http://schemas.microsoft.com/office/word/2010/wordprocessingCanvas" xmlns:cx="http://schemas.microsoft.com/office/drawing/2014/chartex" xmlns:cx1="http://schemas.microsoft.com/office/drawing/2015/9/8/chartex" xmlns:cx2="http://schemas.microsoft.com/office/drawing/2015/10/21/chartex" xmlns:cx3="http://schemas.microsoft.com/office/drawing/2016/5/9/chartex" xmlns:cx4="http://schemas.microsoft.com/office/drawing/2016/5/10/chartex" xmlns:cx5="http://schemas.microsoft.com/office/drawing/2016/5/11/chartex" xmlns:cx6="http://schemas.microsoft.com/office/drawing/2016/5/12/chartex" xmlns:cx7="http://schemas.microsoft.com/office/drawing/2016/5/13/chartex" xmlns:cx8="http://schemas.microsoft.com/office/drawing/2016/5/14/chartex" xmlns:mc="http://schemas.openxmlformats.org/markup-compatibility/2006" xmlns:aink="http://schemas.microsoft.com/office/drawing/2016/ink" xmlns:am3d="http://schemas.microsoft.com/office/drawing/2017/model3d" xmlns:o="urn:schemas-microsoft-com:office:office" xmlns:oel="http://schemas.microsoft.com/office/2019/extlst" xmlns:r="http://schemas.openxmlformats.org/officeDocument/2006/relationships" xmlns:m="http://schemas.openxmlformats.org/officeDocument/2006/math" xmlns:v="urn:schemas-microsoft-com:vml" xmlns:wp14="http://schemas.microsoft.com/office/word/2010/wordprocessingDrawing" xmlns:wp="http://schemas.openxmlformats.org/drawingml/2006/wordprocessingDrawing" xmlns:w10="urn:schemas-microsoft-com:office:word" xmlns:w="http://schemas.openxmlformats.org/wordprocessingml/2006/main" xmlns:w14="http://schemas.microsoft.com/office/word/2010/wordml" xmlns:w15="http://schemas.microsoft.com/office/word/2012/wordml" xmlns:w16cei="http://schemas.microsoft.com/office/word/2026/wordml/cei" xmlns:w16cex="http://schemas.microsoft.com/office/word/2018/wordml/cex" xmlns:w16cid="http://schemas.microsoft.com/office/word/2016/wordml/cid" xmlns:w16="http://schemas.microsoft.com/office/word/2018/wordml" xmlns:w16du="http://schemas.microsoft.com/office/word/2023/wordml/word16du" xmlns:w16sdtdh="http://schemas.microsoft.com/office/word/2020/wordml/sdtdatahash" xmlns:w16sdtfl="http://schemas.microsoft.com/office/word/2024/wordml/sdtformatlock" xmlns:w16se="http://schemas.microsoft.com/office/word/2015/wordml/symex" xmlns:wpg="http://schemas.microsoft.com/office/word/2010/wordprocessingGroup" xmlns:wpi="http://schemas.microsoft.com/office/word/2010/wordprocessingInk" xmlns:wne="http://schemas.microsoft.com/office/word/2006/wordml" xmlns:wps="http://schemas.microsoft.com/office/word/2010/wordprocessingShape" mc:Ignorable="w14 w15 w16se w16cid w16 w16cex w16sdtdh w16sdtfl w16du wp14">
   <w:sdt>
     <w:sdtPr>
       <w:rPr>
@@ -4269,6 +3813,11 @@
         <w:docPartUnique/>
       </w:docPartObj>
     </w:sdtPr>
+    <w:sdtEndPr>
+      <w:rPr>
+        <w:rStyle w:val="PageNumber"/>
+      </w:rPr>
+    </w:sdtEndPr>
     <w:sdtContent>
       <w:p>
         <w:pPr>
@@ -4455,7 +4004,7 @@
 </file>
 
 <file path=word/numbering.xml><?xml version="1.0" encoding="utf-8"?>
-<w:numbering xmlns:wpc="http://schemas.microsoft.com/office/word/2010/wordprocessingCanvas" xmlns:cx="http://schemas.microsoft.com/office/drawing/2014/chartex" xmlns:cx1="http://schemas.microsoft.com/office/drawing/2015/9/8/chartex" xmlns:cx2="http://schemas.microsoft.com/office/drawing/2015/10/21/chartex" xmlns:cx3="http://schemas.microsoft.com/office/drawing/2016/5/9/chartex" xmlns:cx4="http://schemas.microsoft.com/office/drawing/2016/5/10/chartex" xmlns:cx5="http://schemas.microsoft.com/office/drawing/2016/5/11/chartex" xmlns:cx6="http://schemas.microsoft.com/office/drawing/2016/5/12/chartex" xmlns:cx7="http://schemas.microsoft.com/office/drawing/2016/5/13/chartex" xmlns:cx8="http://schemas.microsoft.com/office/drawing/2016/5/14/chartex" xmlns:mc="http://schemas.openxmlformats.org/markup-compatibility/2006" xmlns:aink="http://schemas.microsoft.com/office/drawing/2016/ink" xmlns:am3d="http://schemas.microsoft.com/office/drawing/2017/model3d" xmlns:o="urn:schemas-microsoft-com:office:office" xmlns:oel="http://schemas.microsoft.com/office/2019/extlst" xmlns:r="http://schemas.openxmlformats.org/officeDocument/2006/relationships" xmlns:m="http://schemas.openxmlformats.org/officeDocument/2006/math" xmlns:v="urn:schemas-microsoft-com:vml" xmlns:wp14="http://schemas.microsoft.com/office/word/2010/wordprocessingDrawing" xmlns:wp="http://schemas.openxmlformats.org/drawingml/2006/wordprocessingDrawing" xmlns:w10="urn:schemas-microsoft-com:office:word" xmlns:w="http://schemas.openxmlformats.org/wordprocessingml/2006/main" xmlns:w14="http://schemas.microsoft.com/office/word/2010/wordml" xmlns:w15="http://schemas.microsoft.com/office/word/2012/wordml" xmlns:w16cex="http://schemas.microsoft.com/office/word/2018/wordml/cex" xmlns:w16cid="http://schemas.microsoft.com/office/word/2016/wordml/cid" xmlns:w16="http://schemas.microsoft.com/office/word/2018/wordml" xmlns:w16du="http://schemas.microsoft.com/office/word/2023/wordml/word16du" xmlns:w16sdtdh="http://schemas.microsoft.com/office/word/2020/wordml/sdtdatahash" xmlns:w16sdtfl="http://schemas.microsoft.com/office/word/2024/wordml/sdtformatlock" xmlns:w16se="http://schemas.microsoft.com/office/word/2015/wordml/symex" xmlns:wpg="http://schemas.microsoft.com/office/word/2010/wordprocessingGroup" xmlns:wpi="http://schemas.microsoft.com/office/word/2010/wordprocessingInk" xmlns:wne="http://schemas.microsoft.com/office/word/2006/wordml" xmlns:wps="http://schemas.microsoft.com/office/word/2010/wordprocessingShape" mc:Ignorable="w14 w15 w16se w16cid w16 w16cex w16sdtdh w16sdtfl w16du wp14">
+<w:numbering xmlns:wpc="http://schemas.microsoft.com/office/word/2010/wordprocessingCanvas" xmlns:cx="http://schemas.microsoft.com/office/drawing/2014/chartex" xmlns:cx1="http://schemas.microsoft.com/office/drawing/2015/9/8/chartex" xmlns:cx2="http://schemas.microsoft.com/office/drawing/2015/10/21/chartex" xmlns:cx3="http://schemas.microsoft.com/office/drawing/2016/5/9/chartex" xmlns:cx4="http://schemas.microsoft.com/office/drawing/2016/5/10/chartex" xmlns:cx5="http://schemas.microsoft.com/office/drawing/2016/5/11/chartex" xmlns:cx6="http://schemas.microsoft.com/office/drawing/2016/5/12/chartex" xmlns:cx7="http://schemas.microsoft.com/office/drawing/2016/5/13/chartex" xmlns:cx8="http://schemas.microsoft.com/office/drawing/2016/5/14/chartex" xmlns:mc="http://schemas.openxmlformats.org/markup-compatibility/2006" xmlns:aink="http://schemas.microsoft.com/office/drawing/2016/ink" xmlns:am3d="http://schemas.microsoft.com/office/drawing/2017/model3d" xmlns:o="urn:schemas-microsoft-com:office:office" xmlns:oel="http://schemas.microsoft.com/office/2019/extlst" xmlns:r="http://schemas.openxmlformats.org/officeDocument/2006/relationships" xmlns:m="http://schemas.openxmlformats.org/officeDocument/2006/math" xmlns:v="urn:schemas-microsoft-com:vml" xmlns:wp14="http://schemas.microsoft.com/office/word/2010/wordprocessingDrawing" xmlns:wp="http://schemas.openxmlformats.org/drawingml/2006/wordprocessingDrawing" xmlns:w10="urn:schemas-microsoft-com:office:word" xmlns:w="http://schemas.openxmlformats.org/wordprocessingml/2006/main" xmlns:w14="http://schemas.microsoft.com/office/word/2010/wordml" xmlns:w15="http://schemas.microsoft.com/office/word/2012/wordml" xmlns:w16cei="http://schemas.microsoft.com/office/word/2026/wordml/cei" xmlns:w16cex="http://schemas.microsoft.com/office/word/2018/wordml/cex" xmlns:w16cid="http://schemas.microsoft.com/office/word/2016/wordml/cid" xmlns:w16="http://schemas.microsoft.com/office/word/2018/wordml" xmlns:w16du="http://schemas.microsoft.com/office/word/2023/wordml/word16du" xmlns:w16sdtdh="http://schemas.microsoft.com/office/word/2020/wordml/sdtdatahash" xmlns:w16sdtfl="http://schemas.microsoft.com/office/word/2024/wordml/sdtformatlock" xmlns:w16se="http://schemas.microsoft.com/office/word/2015/wordml/symex" xmlns:wpg="http://schemas.microsoft.com/office/word/2010/wordprocessingGroup" xmlns:wpi="http://schemas.microsoft.com/office/word/2010/wordprocessingInk" xmlns:wne="http://schemas.microsoft.com/office/word/2006/wordml" xmlns:wps="http://schemas.microsoft.com/office/word/2010/wordprocessingShape" mc:Ignorable="w14 w15 w16se w16cid w16 w16cex w16sdtdh w16sdtfl w16du wp14">
   <w:abstractNum w:abstractNumId="0" w15:restartNumberingAfterBreak="0">
     <w:nsid w:val="00000001"/>
     <w:multiLevelType w:val="hybridMultilevel"/>
@@ -5696,6 +5245,119 @@
     </w:lvl>
   </w:abstractNum>
   <w:abstractNum w:abstractNumId="9" w15:restartNumberingAfterBreak="0">
+    <w:nsid w:val="53B63615"/>
+    <w:multiLevelType w:val="hybridMultilevel"/>
+    <w:tmpl w:val="0ED8F200"/>
+    <w:lvl w:ilvl="0" w:tplc="08090001">
+      <w:start w:val="1"/>
+      <w:numFmt w:val="bullet"/>
+      <w:lvlText w:val=""/>
+      <w:lvlJc w:val="left"/>
+      <w:pPr>
+        <w:ind w:left="720" w:hanging="360"/>
+      </w:pPr>
+      <w:rPr>
+        <w:rFonts w:ascii="Symbol" w:hAnsi="Symbol" w:hint="default"/>
+      </w:rPr>
+    </w:lvl>
+    <w:lvl w:ilvl="1" w:tplc="08090003">
+      <w:start w:val="1"/>
+      <w:numFmt w:val="bullet"/>
+      <w:lvlText w:val="o"/>
+      <w:lvlJc w:val="left"/>
+      <w:pPr>
+        <w:ind w:left="1440" w:hanging="360"/>
+      </w:pPr>
+      <w:rPr>
+        <w:rFonts w:ascii="Courier New" w:hAnsi="Courier New" w:cs="Courier New" w:hint="default"/>
+      </w:rPr>
+    </w:lvl>
+    <w:lvl w:ilvl="2" w:tplc="08090005" w:tentative="1">
+      <w:start w:val="1"/>
+      <w:numFmt w:val="bullet"/>
+      <w:lvlText w:val=""/>
+      <w:lvlJc w:val="left"/>
+      <w:pPr>
+        <w:ind w:left="2160" w:hanging="360"/>
+      </w:pPr>
+      <w:rPr>
+        <w:rFonts w:ascii="Wingdings" w:hAnsi="Wingdings" w:hint="default"/>
+      </w:rPr>
+    </w:lvl>
+    <w:lvl w:ilvl="3" w:tplc="08090001" w:tentative="1">
+      <w:start w:val="1"/>
+      <w:numFmt w:val="bullet"/>
+      <w:lvlText w:val=""/>
+      <w:lvlJc w:val="left"/>
+      <w:pPr>
+        <w:ind w:left="2880" w:hanging="360"/>
+      </w:pPr>
+      <w:rPr>
+        <w:rFonts w:ascii="Symbol" w:hAnsi="Symbol" w:hint="default"/>
+      </w:rPr>
+    </w:lvl>
+    <w:lvl w:ilvl="4" w:tplc="08090003" w:tentative="1">
+      <w:start w:val="1"/>
+      <w:numFmt w:val="bullet"/>
+      <w:lvlText w:val="o"/>
+      <w:lvlJc w:val="left"/>
+      <w:pPr>
+        <w:ind w:left="3600" w:hanging="360"/>
+      </w:pPr>
+      <w:rPr>
+        <w:rFonts w:ascii="Courier New" w:hAnsi="Courier New" w:cs="Courier New" w:hint="default"/>
+      </w:rPr>
+    </w:lvl>
+    <w:lvl w:ilvl="5" w:tplc="08090005" w:tentative="1">
+      <w:start w:val="1"/>
+      <w:numFmt w:val="bullet"/>
+      <w:lvlText w:val=""/>
+      <w:lvlJc w:val="left"/>
+      <w:pPr>
+        <w:ind w:left="4320" w:hanging="360"/>
+      </w:pPr>
+      <w:rPr>
+        <w:rFonts w:ascii="Wingdings" w:hAnsi="Wingdings" w:hint="default"/>
+      </w:rPr>
+    </w:lvl>
+    <w:lvl w:ilvl="6" w:tplc="08090001" w:tentative="1">
+      <w:start w:val="1"/>
+      <w:numFmt w:val="bullet"/>
+      <w:lvlText w:val=""/>
+      <w:lvlJc w:val="left"/>
+      <w:pPr>
+        <w:ind w:left="5040" w:hanging="360"/>
+      </w:pPr>
+      <w:rPr>
+        <w:rFonts w:ascii="Symbol" w:hAnsi="Symbol" w:hint="default"/>
+      </w:rPr>
+    </w:lvl>
+    <w:lvl w:ilvl="7" w:tplc="08090003" w:tentative="1">
+      <w:start w:val="1"/>
+      <w:numFmt w:val="bullet"/>
+      <w:lvlText w:val="o"/>
+      <w:lvlJc w:val="left"/>
+      <w:pPr>
+        <w:ind w:left="5760" w:hanging="360"/>
+      </w:pPr>
+      <w:rPr>
+        <w:rFonts w:ascii="Courier New" w:hAnsi="Courier New" w:cs="Courier New" w:hint="default"/>
+      </w:rPr>
+    </w:lvl>
+    <w:lvl w:ilvl="8" w:tplc="08090005" w:tentative="1">
+      <w:start w:val="1"/>
+      <w:numFmt w:val="bullet"/>
+      <w:lvlText w:val=""/>
+      <w:lvlJc w:val="left"/>
+      <w:pPr>
+        <w:ind w:left="6480" w:hanging="360"/>
+      </w:pPr>
+      <w:rPr>
+        <w:rFonts w:ascii="Wingdings" w:hAnsi="Wingdings" w:hint="default"/>
+      </w:rPr>
+    </w:lvl>
+  </w:abstractNum>
+  <w:abstractNum w:abstractNumId="10" w15:restartNumberingAfterBreak="0">
     <w:nsid w:val="576F7962"/>
     <w:multiLevelType w:val="multilevel"/>
     <w:tmpl w:val="D9A891E0"/>
@@ -5844,7 +5506,7 @@
       </w:rPr>
     </w:lvl>
   </w:abstractNum>
-  <w:abstractNum w:abstractNumId="10" w15:restartNumberingAfterBreak="0">
+  <w:abstractNum w:abstractNumId="11" w15:restartNumberingAfterBreak="0">
     <w:nsid w:val="5B2D1991"/>
     <w:multiLevelType w:val="multilevel"/>
     <w:tmpl w:val="2D7C3996"/>
@@ -5993,7 +5655,120 @@
       </w:rPr>
     </w:lvl>
   </w:abstractNum>
-  <w:abstractNum w:abstractNumId="11" w15:restartNumberingAfterBreak="0">
+  <w:abstractNum w:abstractNumId="12" w15:restartNumberingAfterBreak="0">
+    <w:nsid w:val="5EBB0501"/>
+    <w:multiLevelType w:val="hybridMultilevel"/>
+    <w:tmpl w:val="77B60D18"/>
+    <w:lvl w:ilvl="0" w:tplc="08090001">
+      <w:start w:val="1"/>
+      <w:numFmt w:val="bullet"/>
+      <w:lvlText w:val=""/>
+      <w:lvlJc w:val="left"/>
+      <w:pPr>
+        <w:ind w:left="720" w:hanging="360"/>
+      </w:pPr>
+      <w:rPr>
+        <w:rFonts w:ascii="Symbol" w:hAnsi="Symbol" w:hint="default"/>
+      </w:rPr>
+    </w:lvl>
+    <w:lvl w:ilvl="1" w:tplc="08090003" w:tentative="1">
+      <w:start w:val="1"/>
+      <w:numFmt w:val="bullet"/>
+      <w:lvlText w:val="o"/>
+      <w:lvlJc w:val="left"/>
+      <w:pPr>
+        <w:ind w:left="1440" w:hanging="360"/>
+      </w:pPr>
+      <w:rPr>
+        <w:rFonts w:ascii="Courier New" w:hAnsi="Courier New" w:cs="Courier New" w:hint="default"/>
+      </w:rPr>
+    </w:lvl>
+    <w:lvl w:ilvl="2" w:tplc="08090005" w:tentative="1">
+      <w:start w:val="1"/>
+      <w:numFmt w:val="bullet"/>
+      <w:lvlText w:val=""/>
+      <w:lvlJc w:val="left"/>
+      <w:pPr>
+        <w:ind w:left="2160" w:hanging="360"/>
+      </w:pPr>
+      <w:rPr>
+        <w:rFonts w:ascii="Wingdings" w:hAnsi="Wingdings" w:hint="default"/>
+      </w:rPr>
+    </w:lvl>
+    <w:lvl w:ilvl="3" w:tplc="08090001" w:tentative="1">
+      <w:start w:val="1"/>
+      <w:numFmt w:val="bullet"/>
+      <w:lvlText w:val=""/>
+      <w:lvlJc w:val="left"/>
+      <w:pPr>
+        <w:ind w:left="2880" w:hanging="360"/>
+      </w:pPr>
+      <w:rPr>
+        <w:rFonts w:ascii="Symbol" w:hAnsi="Symbol" w:hint="default"/>
+      </w:rPr>
+    </w:lvl>
+    <w:lvl w:ilvl="4" w:tplc="08090003" w:tentative="1">
+      <w:start w:val="1"/>
+      <w:numFmt w:val="bullet"/>
+      <w:lvlText w:val="o"/>
+      <w:lvlJc w:val="left"/>
+      <w:pPr>
+        <w:ind w:left="3600" w:hanging="360"/>
+      </w:pPr>
+      <w:rPr>
+        <w:rFonts w:ascii="Courier New" w:hAnsi="Courier New" w:cs="Courier New" w:hint="default"/>
+      </w:rPr>
+    </w:lvl>
+    <w:lvl w:ilvl="5" w:tplc="08090005" w:tentative="1">
+      <w:start w:val="1"/>
+      <w:numFmt w:val="bullet"/>
+      <w:lvlText w:val=""/>
+      <w:lvlJc w:val="left"/>
+      <w:pPr>
+        <w:ind w:left="4320" w:hanging="360"/>
+      </w:pPr>
+      <w:rPr>
+        <w:rFonts w:ascii="Wingdings" w:hAnsi="Wingdings" w:hint="default"/>
+      </w:rPr>
+    </w:lvl>
+    <w:lvl w:ilvl="6" w:tplc="08090001" w:tentative="1">
+      <w:start w:val="1"/>
+      <w:numFmt w:val="bullet"/>
+      <w:lvlText w:val=""/>
+      <w:lvlJc w:val="left"/>
+      <w:pPr>
+        <w:ind w:left="5040" w:hanging="360"/>
+      </w:pPr>
+      <w:rPr>
+        <w:rFonts w:ascii="Symbol" w:hAnsi="Symbol" w:hint="default"/>
+      </w:rPr>
+    </w:lvl>
+    <w:lvl w:ilvl="7" w:tplc="08090003" w:tentative="1">
+      <w:start w:val="1"/>
+      <w:numFmt w:val="bullet"/>
+      <w:lvlText w:val="o"/>
+      <w:lvlJc w:val="left"/>
+      <w:pPr>
+        <w:ind w:left="5760" w:hanging="360"/>
+      </w:pPr>
+      <w:rPr>
+        <w:rFonts w:ascii="Courier New" w:hAnsi="Courier New" w:cs="Courier New" w:hint="default"/>
+      </w:rPr>
+    </w:lvl>
+    <w:lvl w:ilvl="8" w:tplc="08090005" w:tentative="1">
+      <w:start w:val="1"/>
+      <w:numFmt w:val="bullet"/>
+      <w:lvlText w:val=""/>
+      <w:lvlJc w:val="left"/>
+      <w:pPr>
+        <w:ind w:left="6480" w:hanging="360"/>
+      </w:pPr>
+      <w:rPr>
+        <w:rFonts w:ascii="Wingdings" w:hAnsi="Wingdings" w:hint="default"/>
+      </w:rPr>
+    </w:lvl>
+  </w:abstractNum>
+  <w:abstractNum w:abstractNumId="13" w15:restartNumberingAfterBreak="0">
     <w:nsid w:val="671E3E03"/>
     <w:multiLevelType w:val="multilevel"/>
     <w:tmpl w:val="7A044C7C"/>
@@ -6142,7 +5917,7 @@
       </w:rPr>
     </w:lvl>
   </w:abstractNum>
-  <w:abstractNum w:abstractNumId="12" w15:restartNumberingAfterBreak="0">
+  <w:abstractNum w:abstractNumId="14" w15:restartNumberingAfterBreak="0">
     <w:nsid w:val="6B782B20"/>
     <w:multiLevelType w:val="hybridMultilevel"/>
     <w:tmpl w:val="260E4FDC"/>
@@ -6277,22 +6052,28 @@
     <w:abstractNumId w:val="8"/>
   </w:num>
   <w:num w:numId="8" w16cid:durableId="1489517702">
-    <w:abstractNumId w:val="10"/>
+    <w:abstractNumId w:val="11"/>
   </w:num>
   <w:num w:numId="9" w16cid:durableId="151681328">
     <w:abstractNumId w:val="7"/>
   </w:num>
   <w:num w:numId="10" w16cid:durableId="1834956230">
-    <w:abstractNumId w:val="9"/>
+    <w:abstractNumId w:val="10"/>
   </w:num>
   <w:num w:numId="11" w16cid:durableId="1208955230">
-    <w:abstractNumId w:val="11"/>
+    <w:abstractNumId w:val="13"/>
   </w:num>
   <w:num w:numId="12" w16cid:durableId="1727950756">
     <w:abstractNumId w:val="6"/>
   </w:num>
   <w:num w:numId="13" w16cid:durableId="859394969">
+    <w:abstractNumId w:val="14"/>
+  </w:num>
+  <w:num w:numId="14" w16cid:durableId="1363746039">
     <w:abstractNumId w:val="12"/>
+  </w:num>
+  <w:num w:numId="15" w16cid:durableId="1940329291">
+    <w:abstractNumId w:val="9"/>
   </w:num>
 </w:numbering>
 </file>
@@ -6833,7 +6614,6 @@
   <w:style w:type="character" w:default="1" w:styleId="DefaultParagraphFont">
     <w:name w:val="Default Paragraph Font"/>
     <w:uiPriority w:val="1"/>
-    <w:semiHidden/>
     <w:unhideWhenUsed/>
   </w:style>
   <w:style w:type="table" w:default="1" w:styleId="TableNormal">
